--- a/docs/lectures/Chapter10_Lecture_Math_Compliant.docx
+++ b/docs/lectures/Chapter10_Lecture_Math_Compliant.docx
@@ -23,7 +23,7 @@
         <w:pStyle w:val="Date"/>
       </w:pPr>
       <w:r>
-        <w:t xml:space="preserve">2026-03-28</w:t>
+        <w:t xml:space="preserve">2026-03-29</w:t>
       </w:r>
     </w:p>
     <w:sdt>
@@ -52,7 +52,7 @@
         </w:p>
       </w:sdtContent>
     </w:sdt>
-    <w:bookmarkStart w:id="60" w:name="introduction"/>
+    <w:bookmarkStart w:id="62" w:name="introduction"/>
     <w:p>
       <w:pPr>
         <w:pStyle w:val="Heading1"/>
@@ -66,6 +66,24 @@
         <w:pStyle w:val="FirstParagraph"/>
       </w:pPr>
       <w:r>
+        <w:t xml:space="preserve">Random Quote (One of the most comforting things I have heard):</w:t>
+      </w:r>
+      <w:r>
+        <w:t xml:space="preserve"> </w:t>
+      </w:r>
+      <w:r>
+        <w:rPr>
+          <w:b/>
+          <w:bCs/>
+        </w:rPr>
+        <w:t xml:space="preserve">“When God put a calling on my life, He already factored in my stupidity.”</w:t>
+      </w:r>
+    </w:p>
+    <w:p>
+      <w:pPr>
+        <w:pStyle w:val="BodyText"/>
+      </w:pPr>
+      <w:r>
         <w:t xml:space="preserve">Bible Quote:</w:t>
       </w:r>
       <w:r>
@@ -97,30 +115,6 @@
           <w:bCs/>
         </w:rPr>
         <w:t xml:space="preserve">-Proverbs 21:5</w:t>
-      </w:r>
-    </w:p>
-    <w:p>
-      <w:pPr>
-        <w:pStyle w:val="BodyText"/>
-      </w:pPr>
-      <w:r>
-        <w:t xml:space="preserve">Textbook Quote:</w:t>
-      </w:r>
-      <w:r>
-        <w:t xml:space="preserve"> </w:t>
-      </w:r>
-      <w:r>
-        <w:rPr>
-          <w:b/>
-          <w:bCs/>
-        </w:rPr>
-        <w:t xml:space="preserve">“In theory there is no difference between theory and practice. In practice there is.”</w:t>
-      </w:r>
-      <w:r>
-        <w:t xml:space="preserve"> </w:t>
-      </w:r>
-      <w:r>
-        <w:t xml:space="preserve">- Yogi Berra</w:t>
       </w:r>
     </w:p>
     <w:p>
@@ -168,7 +162,7 @@
           <w:b/>
           <w:bCs/>
         </w:rPr>
-        <w:t xml:space="preserve">Quote from the first paragraph of the chapter:</w:t>
+        <w:t xml:space="preserve">From the first paragraph of the chapter:</w:t>
       </w:r>
       <w:r>
         <w:t xml:space="preserve"> </w:t>
@@ -182,39 +176,17 @@
         <w:pStyle w:val="BodyText"/>
       </w:pPr>
       <w:r>
-        <w:t xml:space="preserve">Chapter 10 turns from exchange-rate determination to a much more concrete managerial problem:</w:t>
-      </w:r>
-      <w:r>
-        <w:t xml:space="preserve"> </w:t>
-      </w:r>
-      <w:r>
-        <w:rPr>
-          <w:b/>
-          <w:bCs/>
-        </w:rPr>
+        <w:rPr>
+          <w:b/>
+          <w:bCs/>
+        </w:rPr>
+        <w:t xml:space="preserve">Central Problem of the chapter:</w:t>
+      </w:r>
+      <w:r>
+        <w:t xml:space="preserve"> </w:t>
+      </w:r>
+      <w:r>
         <w:t xml:space="preserve">once exchange rates move, how does that movement affect the firm’s actual contracts, cash flows, reported income, and treasury decisions?</w:t>
-      </w:r>
-      <w:r>
-        <w:t xml:space="preserve"> </w:t>
-      </w:r>
-      <w:r>
-        <w:t xml:space="preserve">This is where international finance becomes operational. A sale may already be booked. A payable may already be due. A loan may already be denominated in a foreign currency. Once that happens, management is no longer merely asking what exchange rates</w:t>
-      </w:r>
-      <w:r>
-        <w:t xml:space="preserve"> </w:t>
-      </w:r>
-      <w:r>
-        <w:rPr>
-          <w:i/>
-          <w:iCs/>
-        </w:rPr>
-        <w:t xml:space="preserve">should</w:t>
-      </w:r>
-      <w:r>
-        <w:t xml:space="preserve"> </w:t>
-      </w:r>
-      <w:r>
-        <w:t xml:space="preserve">be. Management is asking what exchange rates will do to the value of a real obligation.</w:t>
       </w:r>
     </w:p>
     <w:p>
@@ -429,7 +401,7 @@
       </w:r>
     </w:p>
     <w:bookmarkEnd w:id="20"/>
-    <w:bookmarkStart w:id="25" w:name="types-of-foreign-exchange-exposure"/>
+    <w:bookmarkStart w:id="24" w:name="types-of-foreign-exchange-exposure"/>
     <w:p>
       <w:pPr>
         <w:pStyle w:val="Heading2"/>
@@ -464,36 +436,16 @@
         <w:pStyle w:val="BodyText"/>
       </w:pPr>
       <w:r>
-        <w:t xml:space="preserve">The first distinction is between</w:t>
-      </w:r>
-      <w:r>
-        <w:t xml:space="preserve"> </w:t>
-      </w:r>
-      <w:r>
-        <w:rPr>
-          <w:b/>
-          <w:bCs/>
-        </w:rPr>
-        <w:t xml:space="preserve">accounting-based exposures</w:t>
-      </w:r>
-      <w:r>
-        <w:t xml:space="preserve"> </w:t>
-      </w:r>
-      <w:r>
-        <w:t xml:space="preserve">and</w:t>
-      </w:r>
-      <w:r>
-        <w:t xml:space="preserve"> </w:t>
-      </w:r>
-      <w:r>
-        <w:rPr>
-          <w:b/>
-          <w:bCs/>
-        </w:rPr>
-        <w:t xml:space="preserve">competitiveness-based exposure</w:t>
-      </w:r>
-      <w:r>
-        <w:t xml:space="preserve">.</w:t>
+        <w:t xml:space="preserve">From our textbook:</w:t>
+      </w:r>
+    </w:p>
+    <w:bookmarkStart w:id="21" w:name="transaction-exposure"/>
+    <w:p>
+      <w:pPr>
+        <w:pStyle w:val="Heading3"/>
+      </w:pPr>
+      <w:r>
+        <w:t xml:space="preserve">10.1.1 Transaction Exposure</w:t>
       </w:r>
     </w:p>
     <w:p>
@@ -505,17 +457,15 @@
         </w:numPr>
       </w:pPr>
       <w:r>
-        <w:rPr>
-          <w:b/>
-          <w:bCs/>
-        </w:rPr>
-        <w:t xml:space="preserve">Accounting exposures</w:t>
-      </w:r>
-      <w:r>
-        <w:t xml:space="preserve"> </w:t>
-      </w:r>
-      <w:r>
-        <w:t xml:space="preserve">arise because specific contracts, receivables, payables, assets, liabilities, or financial statements are denominated in foreign currency.</w:t>
+        <w:t xml:space="preserve">measures changes in the value of contractual obligations incurred between the time in which they are created and booked, and when they are settled due to a change in exchange rates.</w:t>
+      </w:r>
+    </w:p>
+    <w:p>
+      <w:pPr>
+        <w:pStyle w:val="FirstParagraph"/>
+      </w:pPr>
+      <w:r>
+        <w:t xml:space="preserve">Typical examples include:</w:t>
       </w:r>
     </w:p>
     <w:p>
@@ -523,21 +473,142 @@
         <w:pStyle w:val="Compact"/>
         <w:numPr>
           <w:ilvl w:val="0"/>
-          <w:numId w:val="1004"/>
+          <w:numId w:val="1005"/>
         </w:numPr>
       </w:pPr>
       <w:r>
-        <w:rPr>
-          <w:b/>
-          <w:bCs/>
-        </w:rPr>
-        <w:t xml:space="preserve">Competitiveness-based exposure</w:t>
-      </w:r>
-      <w:r>
-        <w:t xml:space="preserve"> </w:t>
-      </w:r>
-      <w:r>
-        <w:t xml:space="preserve">arises because exchange-rate changes alter the firm’s future sales volume, prices, costs, and market position relative to competitors.</w:t>
+        <w:t xml:space="preserve">a foreign-currency</w:t>
+      </w:r>
+      <w:r>
+        <w:t xml:space="preserve"> </w:t>
+      </w:r>
+      <w:r>
+        <w:rPr>
+          <w:b/>
+          <w:bCs/>
+        </w:rPr>
+        <w:t xml:space="preserve">account receivable</w:t>
+      </w:r>
+      <w:r>
+        <w:t xml:space="preserve"> </w:t>
+      </w:r>
+      <w:r>
+        <w:t xml:space="preserve">from an export sale,</w:t>
+      </w:r>
+    </w:p>
+    <w:p>
+      <w:pPr>
+        <w:pStyle w:val="Compact"/>
+        <w:numPr>
+          <w:ilvl w:val="0"/>
+          <w:numId w:val="1005"/>
+        </w:numPr>
+      </w:pPr>
+      <w:r>
+        <w:t xml:space="preserve">a foreign-currency</w:t>
+      </w:r>
+      <w:r>
+        <w:t xml:space="preserve"> </w:t>
+      </w:r>
+      <w:r>
+        <w:rPr>
+          <w:b/>
+          <w:bCs/>
+        </w:rPr>
+        <w:t xml:space="preserve">account payable</w:t>
+      </w:r>
+      <w:r>
+        <w:t xml:space="preserve"> </w:t>
+      </w:r>
+      <w:r>
+        <w:t xml:space="preserve">for an import purchase,</w:t>
+      </w:r>
+    </w:p>
+    <w:p>
+      <w:pPr>
+        <w:pStyle w:val="Compact"/>
+        <w:numPr>
+          <w:ilvl w:val="0"/>
+          <w:numId w:val="1005"/>
+        </w:numPr>
+      </w:pPr>
+      <w:r>
+        <w:t xml:space="preserve">a foreign-currency</w:t>
+      </w:r>
+      <w:r>
+        <w:t xml:space="preserve"> </w:t>
+      </w:r>
+      <w:r>
+        <w:rPr>
+          <w:b/>
+          <w:bCs/>
+        </w:rPr>
+        <w:t xml:space="preserve">loan payable</w:t>
+      </w:r>
+      <w:r>
+        <w:t xml:space="preserve">, or</w:t>
+      </w:r>
+    </w:p>
+    <w:p>
+      <w:pPr>
+        <w:pStyle w:val="Compact"/>
+        <w:numPr>
+          <w:ilvl w:val="0"/>
+          <w:numId w:val="1005"/>
+        </w:numPr>
+      </w:pPr>
+      <w:r>
+        <w:t xml:space="preserve">a</w:t>
+      </w:r>
+      <w:r>
+        <w:t xml:space="preserve"> </w:t>
+      </w:r>
+      <w:r>
+        <w:rPr>
+          <w:b/>
+          <w:bCs/>
+        </w:rPr>
+        <w:t xml:space="preserve">forward contract</w:t>
+      </w:r>
+      <w:r>
+        <w:t xml:space="preserve"> </w:t>
+      </w:r>
+      <w:r>
+        <w:t xml:space="preserve">itself, once it is signed.</w:t>
+      </w:r>
+    </w:p>
+    <w:bookmarkEnd w:id="21"/>
+    <w:bookmarkStart w:id="22" w:name="translation-exposure"/>
+    <w:p>
+      <w:pPr>
+        <w:pStyle w:val="Heading3"/>
+      </w:pPr>
+      <w:r>
+        <w:t xml:space="preserve">10.1.2 Translation Exposure</w:t>
+      </w:r>
+    </w:p>
+    <w:p>
+      <w:pPr>
+        <w:pStyle w:val="Compact"/>
+        <w:numPr>
+          <w:ilvl w:val="0"/>
+          <w:numId w:val="1006"/>
+        </w:numPr>
+      </w:pPr>
+      <w:r>
+        <w:t xml:space="preserve">the potential for accounting-derived changes in owner’s equity or consolidated income to occur because of the need to</w:t>
+      </w:r>
+      <w:r>
+        <w:t xml:space="preserve"> </w:t>
+      </w:r>
+      <w:r>
+        <w:t xml:space="preserve">“translate”</w:t>
+      </w:r>
+      <w:r>
+        <w:t xml:space="preserve"> </w:t>
+      </w:r>
+      <w:r>
+        <w:t xml:space="preserve">foreign currency to prepare worldwide consolidated financial statements.</w:t>
       </w:r>
     </w:p>
     <w:p>
@@ -545,7 +616,169 @@
         <w:pStyle w:val="FirstParagraph"/>
       </w:pPr>
       <w:r>
-        <w:t xml:space="preserve">A useful summary is provided below.</w:t>
+        <w:t xml:space="preserve">Such as:</w:t>
+      </w:r>
+    </w:p>
+    <w:p>
+      <w:pPr>
+        <w:pStyle w:val="Compact"/>
+        <w:numPr>
+          <w:ilvl w:val="0"/>
+          <w:numId w:val="1007"/>
+        </w:numPr>
+      </w:pPr>
+      <w:r>
+        <w:rPr>
+          <w:b/>
+          <w:bCs/>
+        </w:rPr>
+        <w:t xml:space="preserve">Transaction losses</w:t>
+      </w:r>
+      <w:r>
+        <w:t xml:space="preserve"> </w:t>
+      </w:r>
+      <w:r>
+        <w:t xml:space="preserve">are realized and typically affect taxable income in the year realized.</w:t>
+      </w:r>
+    </w:p>
+    <w:p>
+      <w:pPr>
+        <w:pStyle w:val="Compact"/>
+        <w:numPr>
+          <w:ilvl w:val="0"/>
+          <w:numId w:val="1007"/>
+        </w:numPr>
+      </w:pPr>
+      <w:r>
+        <w:rPr>
+          <w:b/>
+          <w:bCs/>
+        </w:rPr>
+        <w:t xml:space="preserve">Translation losses</w:t>
+      </w:r>
+      <w:r>
+        <w:t xml:space="preserve"> </w:t>
+      </w:r>
+      <w:r>
+        <w:t xml:space="preserve">are accounting losses and are generally not cash losses; therefore, they are usually not tax deductible as realized operating losses.</w:t>
+      </w:r>
+    </w:p>
+    <w:bookmarkEnd w:id="22"/>
+    <w:bookmarkStart w:id="23" w:name="operating-exposure"/>
+    <w:p>
+      <w:pPr>
+        <w:pStyle w:val="Heading3"/>
+      </w:pPr>
+      <w:r>
+        <w:t xml:space="preserve">10.1.3 Operating Exposure</w:t>
+      </w:r>
+    </w:p>
+    <w:p>
+      <w:pPr>
+        <w:pStyle w:val="Compact"/>
+        <w:numPr>
+          <w:ilvl w:val="0"/>
+          <w:numId w:val="1008"/>
+        </w:numPr>
+      </w:pPr>
+      <w:r>
+        <w:t xml:space="preserve">also commonly called</w:t>
+      </w:r>
+      <w:r>
+        <w:t xml:space="preserve"> </w:t>
+      </w:r>
+      <w:r>
+        <w:rPr>
+          <w:b/>
+          <w:bCs/>
+        </w:rPr>
+        <w:t xml:space="preserve">economic</w:t>
+      </w:r>
+      <w:r>
+        <w:t xml:space="preserve"> </w:t>
+      </w:r>
+      <w:r>
+        <w:t xml:space="preserve">or</w:t>
+      </w:r>
+      <w:r>
+        <w:t xml:space="preserve"> </w:t>
+      </w:r>
+      <w:r>
+        <w:rPr>
+          <w:b/>
+          <w:bCs/>
+        </w:rPr>
+        <w:t xml:space="preserve">competitive</w:t>
+      </w:r>
+      <w:r>
+        <w:t xml:space="preserve"> </w:t>
+      </w:r>
+      <w:r>
+        <w:t xml:space="preserve">exposure, measures the changes in the present value of the firm resulting from any change in future operating cash flows of the firm caused by an unexpected change in exchange rates. The change in value depends on the effect of the exchange rate change on future sales volume, prices, and costs.</w:t>
+      </w:r>
+    </w:p>
+    <w:p>
+      <w:pPr>
+        <w:pStyle w:val="FirstParagraph"/>
+      </w:pPr>
+      <w:r>
+        <w:t xml:space="preserve">Examples include:</w:t>
+      </w:r>
+    </w:p>
+    <w:p>
+      <w:pPr>
+        <w:pStyle w:val="Compact"/>
+        <w:numPr>
+          <w:ilvl w:val="0"/>
+          <w:numId w:val="1009"/>
+        </w:numPr>
+      </w:pPr>
+      <w:r>
+        <w:t xml:space="preserve">a stronger home currency making exports less competitive,</w:t>
+      </w:r>
+    </w:p>
+    <w:p>
+      <w:pPr>
+        <w:pStyle w:val="Compact"/>
+        <w:numPr>
+          <w:ilvl w:val="0"/>
+          <w:numId w:val="1009"/>
+        </w:numPr>
+      </w:pPr>
+      <w:r>
+        <w:t xml:space="preserve">a weaker foreign rival’s currency pressuring prices in third-country markets,</w:t>
+      </w:r>
+    </w:p>
+    <w:p>
+      <w:pPr>
+        <w:pStyle w:val="Compact"/>
+        <w:numPr>
+          <w:ilvl w:val="0"/>
+          <w:numId w:val="1009"/>
+        </w:numPr>
+      </w:pPr>
+      <w:r>
+        <w:t xml:space="preserve">imported inputs becoming cheaper after home-currency appreciation, or</w:t>
+      </w:r>
+    </w:p>
+    <w:p>
+      <w:pPr>
+        <w:pStyle w:val="Compact"/>
+        <w:numPr>
+          <w:ilvl w:val="0"/>
+          <w:numId w:val="1009"/>
+        </w:numPr>
+      </w:pPr>
+      <w:r>
+        <w:t xml:space="preserve">future foreign sales becoming more valuable in home-currency terms.</w:t>
+      </w:r>
+    </w:p>
+    <w:p>
+      <w:pPr>
+        <w:pStyle w:val="FirstParagraph"/>
+      </w:pPr>
+      <w:r>
+        <w:t xml:space="preserve">A useful summary is provided below:</w:t>
       </w:r>
     </w:p>
     <w:tbl>
@@ -556,11 +789,11 @@
         <w:tblLook w:firstRow="1" w:lastRow="0" w:firstColumn="0" w:lastColumn="0" w:noHBand="0" w:noVBand="0" w:val="0020"/>
       </w:tblPr>
       <w:tblGrid>
-        <w:gridCol w:w="1485"/>
-        <w:gridCol w:w="1485"/>
-        <w:gridCol w:w="1980"/>
-        <w:gridCol w:w="1485"/>
-        <w:gridCol w:w="1485"/>
+        <w:gridCol w:w="1584"/>
+        <w:gridCol w:w="1584"/>
+        <w:gridCol w:w="1584"/>
+        <w:gridCol w:w="1584"/>
+        <w:gridCol w:w="1584"/>
       </w:tblGrid>
       <w:tr>
         <w:trPr>
@@ -593,7 +826,6 @@
           <w:p>
             <w:pPr>
               <w:pStyle w:val="Compact"/>
-              <w:jc w:val="right"/>
             </w:pPr>
             <w:r>
               <w:t xml:space="preserve">Time Horizon</w:t>
@@ -607,7 +839,7 @@
               <w:pStyle w:val="Compact"/>
             </w:pPr>
             <w:r>
-              <w:t xml:space="preserve">Cash Flow Effect?</w:t>
+              <w:t xml:space="preserve">Financial Statement Effects</w:t>
             </w:r>
           </w:p>
         </w:tc>
@@ -617,9 +849,6 @@
             <w:pPr>
               <w:pStyle w:val="Compact"/>
             </w:pPr>
-            <w:r>
-              <w:t xml:space="preserve">Income Statement / Equity Effect?</w:t>
-            </w:r>
           </w:p>
         </w:tc>
       </w:tr>
@@ -655,7 +884,6 @@
           <w:p>
             <w:pPr>
               <w:pStyle w:val="Compact"/>
-              <w:jc w:val="right"/>
             </w:pPr>
             <w:r>
               <w:t xml:space="preserve">Short- to medium-term</w:t>
@@ -669,7 +897,7 @@
               <w:pStyle w:val="Compact"/>
             </w:pPr>
             <w:r>
-              <w:t xml:space="preserve">Yes</w:t>
+              <w:t xml:space="preserve">Cash Flows and Profitability</w:t>
             </w:r>
           </w:p>
         </w:tc>
@@ -679,9 +907,6 @@
             <w:pPr>
               <w:pStyle w:val="Compact"/>
             </w:pPr>
-            <w:r>
-              <w:t xml:space="preserve">Yes</w:t>
-            </w:r>
           </w:p>
         </w:tc>
       </w:tr>
@@ -717,7 +942,6 @@
           <w:p>
             <w:pPr>
               <w:pStyle w:val="Compact"/>
-              <w:jc w:val="right"/>
             </w:pPr>
             <w:r>
               <w:t xml:space="preserve">Accounting period by accounting period</w:t>
@@ -731,7 +955,7 @@
               <w:pStyle w:val="Compact"/>
             </w:pPr>
             <w:r>
-              <w:t xml:space="preserve">No direct cash-flow effect</w:t>
+              <w:t xml:space="preserve">Income and Equity, but not Cash Flows</w:t>
             </w:r>
           </w:p>
         </w:tc>
@@ -741,9 +965,6 @@
             <w:pPr>
               <w:pStyle w:val="Compact"/>
             </w:pPr>
-            <w:r>
-              <w:t xml:space="preserve">Yes</w:t>
-            </w:r>
           </w:p>
         </w:tc>
       </w:tr>
@@ -779,7 +1000,6 @@
           <w:p>
             <w:pPr>
               <w:pStyle w:val="Compact"/>
-              <w:jc w:val="right"/>
             </w:pPr>
             <w:r>
               <w:t xml:space="preserve">Medium- to long-term</w:t>
@@ -793,7 +1013,7 @@
               <w:pStyle w:val="Compact"/>
             </w:pPr>
             <w:r>
-              <w:t xml:space="preserve">Yes</w:t>
+              <w:t xml:space="preserve">Possibly everything, but not in the current period</w:t>
             </w:r>
           </w:p>
         </w:tc>
@@ -803,20 +1023,36 @@
             <w:pPr>
               <w:pStyle w:val="Compact"/>
             </w:pPr>
-            <w:r>
-              <w:t xml:space="preserve">Eventually yes, through operations</w:t>
-            </w:r>
           </w:p>
         </w:tc>
       </w:tr>
     </w:tbl>
-    <w:bookmarkStart w:id="21" w:name="transaction-exposure"/>
+    <w:bookmarkEnd w:id="23"/>
+    <w:bookmarkEnd w:id="24"/>
+    <w:bookmarkStart w:id="29" w:name="why-hedge"/>
+    <w:p>
+      <w:pPr>
+        <w:pStyle w:val="Heading2"/>
+      </w:pPr>
+      <w:r>
+        <w:t xml:space="preserve">10.2 Why Hedge?</w:t>
+      </w:r>
+    </w:p>
+    <w:p>
+      <w:pPr>
+        <w:pStyle w:val="FirstParagraph"/>
+      </w:pPr>
+      <w:r>
+        <w:t xml:space="preserve">“Multinational firms consist of a multitude of cash flows that are sensitive to changes in exchange rates, interest rates, and commodity prices. These outstanding obligations and contracts are altered by changes in exchange rates.</w:t>
+      </w:r>
+    </w:p>
+    <w:bookmarkStart w:id="25" w:name="hedging-defined"/>
     <w:p>
       <w:pPr>
         <w:pStyle w:val="Heading3"/>
       </w:pPr>
       <w:r>
-        <w:t xml:space="preserve">10.1.1 Transaction exposure</w:t>
+        <w:t xml:space="preserve">10.2.1 Hedging Defined</w:t>
       </w:r>
     </w:p>
     <w:p>
@@ -824,30 +1060,23 @@
         <w:pStyle w:val="FirstParagraph"/>
       </w:pPr>
       <w:r>
-        <w:rPr>
-          <w:b/>
-          <w:bCs/>
-        </w:rPr>
-        <w:t xml:space="preserve">Transaction exposure</w:t>
-      </w:r>
-      <w:r>
-        <w:t xml:space="preserve"> </w:t>
-      </w:r>
-      <w:r>
-        <w:t xml:space="preserve">measures changes in the value of contractual obligations already incurred but not yet settled. It therefore concerns</w:t>
-      </w:r>
-      <w:r>
-        <w:t xml:space="preserve"> </w:t>
-      </w:r>
-      <w:r>
-        <w:rPr>
-          <w:b/>
-          <w:bCs/>
-        </w:rPr>
-        <w:t xml:space="preserve">cash flows already contracted for</w:t>
-      </w:r>
-      <w:r>
-        <w:t xml:space="preserve">. If the contract is denominated in a foreign currency and settlement occurs in the future, the domestic-currency value of that settlement is uncertain.</w:t>
+        <w:t xml:space="preserve">A</w:t>
+      </w:r>
+      <w:r>
+        <w:t xml:space="preserve"> </w:t>
+      </w:r>
+      <w:r>
+        <w:rPr>
+          <w:b/>
+          <w:bCs/>
+        </w:rPr>
+        <w:t xml:space="preserve">hedge</w:t>
+      </w:r>
+      <w:r>
+        <w:t xml:space="preserve"> </w:t>
+      </w:r>
+      <w:r>
+        <w:t xml:space="preserve">can help to manage this risk. Hedging requires a firm to take a position—an asset, contract, or derivative—the value of which will rise or fall in a manner that counter the fall or rise in value of an existing position - the exposure. Hedging protects against the possible loss, but also eliminates any gain from an increase in value as well. So what is gained from hedging?</w:t>
       </w:r>
     </w:p>
     <w:p>
@@ -855,20 +1084,7 @@
         <w:pStyle w:val="BodyText"/>
       </w:pPr>
       <w:r>
-        <w:t xml:space="preserve">This is why transaction exposure is often described as an</w:t>
-      </w:r>
-      <w:r>
-        <w:t xml:space="preserve"> </w:t>
-      </w:r>
-      <w:r>
-        <w:rPr>
-          <w:b/>
-          <w:bCs/>
-        </w:rPr>
-        <w:t xml:space="preserve">on-balance-sheet exposure</w:t>
-      </w:r>
-      <w:r>
-        <w:t xml:space="preserve">. The obligation is identifiable. It has a stated amount. It has a maturity date. What remains uncertain is the home-currency value at settlement.</w:t>
+        <w:t xml:space="preserve">According to finance theory, the value of the firm is the present value of all expected future cash flows.</w:t>
       </w:r>
     </w:p>
     <w:p>
@@ -876,7 +1092,31 @@
         <w:pStyle w:val="BodyText"/>
       </w:pPr>
       <w:r>
-        <w:t xml:space="preserve">Typical examples include:</w:t>
+        <w:t xml:space="preserve">Hedging does not normally increase the expected cash flow itself. Instead, it reduces the</w:t>
+      </w:r>
+      <w:r>
+        <w:t xml:space="preserve"> </w:t>
+      </w:r>
+      <w:r>
+        <w:rPr>
+          <w:b/>
+          <w:bCs/>
+        </w:rPr>
+        <w:t xml:space="preserve">variance</w:t>
+      </w:r>
+      <w:r>
+        <w:t xml:space="preserve"> </w:t>
+      </w:r>
+      <w:r>
+        <w:t xml:space="preserve">around that expectation.</w:t>
+      </w:r>
+    </w:p>
+    <w:p>
+      <w:pPr>
+        <w:pStyle w:val="BodyText"/>
+      </w:pPr>
+      <w:r>
+        <w:t xml:space="preserve">A useful conceptual picture is this:</w:t>
       </w:r>
     </w:p>
     <w:p>
@@ -884,27 +1124,21 @@
         <w:pStyle w:val="Compact"/>
         <w:numPr>
           <w:ilvl w:val="0"/>
-          <w:numId w:val="1005"/>
+          <w:numId w:val="1010"/>
         </w:numPr>
       </w:pPr>
       <w:r>
-        <w:t xml:space="preserve">a foreign-currency</w:t>
-      </w:r>
-      <w:r>
-        <w:t xml:space="preserve"> </w:t>
-      </w:r>
-      <w:r>
-        <w:rPr>
-          <w:b/>
-          <w:bCs/>
-        </w:rPr>
-        <w:t xml:space="preserve">account receivable</w:t>
-      </w:r>
-      <w:r>
-        <w:t xml:space="preserve"> </w:t>
-      </w:r>
-      <w:r>
-        <w:t xml:space="preserve">from an export sale,</w:t>
+        <w:rPr>
+          <w:b/>
+          <w:bCs/>
+        </w:rPr>
+        <w:t xml:space="preserve">Unhedged firm:</w:t>
+      </w:r>
+      <w:r>
+        <w:t xml:space="preserve"> </w:t>
+      </w:r>
+      <w:r>
+        <w:t xml:space="preserve">wider distribution of possible cash flows.</w:t>
       </w:r>
     </w:p>
     <w:p>
@@ -912,27 +1146,356 @@
         <w:pStyle w:val="Compact"/>
         <w:numPr>
           <w:ilvl w:val="0"/>
-          <w:numId w:val="1005"/>
+          <w:numId w:val="1010"/>
         </w:numPr>
       </w:pPr>
       <w:r>
-        <w:t xml:space="preserve">a foreign-currency</w:t>
-      </w:r>
-      <w:r>
-        <w:t xml:space="preserve"> </w:t>
-      </w:r>
-      <w:r>
-        <w:rPr>
-          <w:b/>
-          <w:bCs/>
-        </w:rPr>
-        <w:t xml:space="preserve">account payable</w:t>
-      </w:r>
-      <w:r>
-        <w:t xml:space="preserve"> </w:t>
-      </w:r>
-      <w:r>
-        <w:t xml:space="preserve">for an import purchase,</w:t>
+        <w:rPr>
+          <w:b/>
+          <w:bCs/>
+        </w:rPr>
+        <w:t xml:space="preserve">Hedged firm:</w:t>
+      </w:r>
+      <w:r>
+        <w:t xml:space="preserve"> </w:t>
+      </w:r>
+      <w:r>
+        <w:t xml:space="preserve">narrower distribution around the mean.</w:t>
+      </w:r>
+    </w:p>
+    <w:p>
+      <w:pPr>
+        <w:pStyle w:val="FirstParagraph"/>
+      </w:pPr>
+      <w:r>
+        <w:t xml:space="preserve">That narrower distribution means</w:t>
+      </w:r>
+      <w:r>
+        <w:t xml:space="preserve"> </w:t>
+      </w:r>
+      <w:r>
+        <w:rPr>
+          <w:b/>
+          <w:bCs/>
+        </w:rPr>
+        <w:t xml:space="preserve">less risk</w:t>
+      </w:r>
+      <w:r>
+        <w:t xml:space="preserve">. It does</w:t>
+      </w:r>
+      <w:r>
+        <w:t xml:space="preserve"> </w:t>
+      </w:r>
+      <w:r>
+        <w:rPr>
+          <w:b/>
+          <w:bCs/>
+        </w:rPr>
+        <w:t xml:space="preserve">not automatically mean higher expected value</w:t>
+      </w:r>
+      <w:r>
+        <w:t xml:space="preserve">.</w:t>
+      </w:r>
+    </w:p>
+    <w:p>
+      <w:pPr>
+        <w:pStyle w:val="BodyText"/>
+      </w:pPr>
+      <w:r>
+        <w:t xml:space="preserve">Graphically, the distribution of possible cash flows becomes narrower (think of a normal distribution, and then a second distribution more tightly centered around the mean).</w:t>
+      </w:r>
+    </w:p>
+    <w:p>
+      <w:pPr>
+        <w:pStyle w:val="BodyText"/>
+      </w:pPr>
+      <w:r>
+        <w:t xml:space="preserve">Hedging reduces the variability of expected cash flows about the mean of the distribution. This reduction in distribution variance is a reduction of risk.</w:t>
+      </w:r>
+    </w:p>
+    <w:p>
+      <w:pPr>
+        <w:pStyle w:val="BodyText"/>
+      </w:pPr>
+      <w:r>
+        <w:rPr>
+          <w:b/>
+          <w:bCs/>
+        </w:rPr>
+        <w:t xml:space="preserve">Important point</w:t>
+      </w:r>
+      <w:r>
+        <w:t xml:space="preserve"> </w:t>
+      </w:r>
+      <w:r>
+        <w:t xml:space="preserve">Hedging does not increase or decrease profitability by itself, it is only reducing the risk. If the normal distribution moved to the right, then the hedge would be increasing the profitability of the firm (or vice versa).</w:t>
+      </w:r>
+    </w:p>
+    <w:bookmarkEnd w:id="25"/>
+    <w:bookmarkStart w:id="26" w:name="the-pros-and-cons-of-hedging"/>
+    <w:p>
+      <w:pPr>
+        <w:pStyle w:val="Heading3"/>
+      </w:pPr>
+      <w:r>
+        <w:t xml:space="preserve">10.2.2 The Pros and Cons of Hedging</w:t>
+      </w:r>
+    </w:p>
+    <w:p>
+      <w:pPr>
+        <w:pStyle w:val="FirstParagraph"/>
+      </w:pPr>
+      <w:r>
+        <w:t xml:space="preserve">There is substantial debate in finance over whether firms should hedge currency risk. This is not a trivial disagreement. It reflects different views about market efficiency, managerial incentives, financial distress, and shareholder diversification.</w:t>
+      </w:r>
+    </w:p>
+    <w:bookmarkEnd w:id="26"/>
+    <w:bookmarkStart w:id="27" w:name="pros"/>
+    <w:p>
+      <w:pPr>
+        <w:pStyle w:val="Heading3"/>
+      </w:pPr>
+      <w:r>
+        <w:t xml:space="preserve">10.2.3 Pros</w:t>
+      </w:r>
+    </w:p>
+    <w:p>
+      <w:pPr>
+        <w:pStyle w:val="FirstParagraph"/>
+      </w:pPr>
+      <w:r>
+        <w:rPr>
+          <w:b/>
+          <w:bCs/>
+        </w:rPr>
+        <w:t xml:space="preserve">1. Hedging improves planning.</w:t>
+      </w:r>
+      <w:r>
+        <w:br/>
+      </w:r>
+      <w:r>
+        <w:t xml:space="preserve">If future cash flows are more predictable, management can budget, invest, and finance the firm more confidently. A reduction in uncertainty may make otherwise desirable projects feasible.</w:t>
+      </w:r>
+    </w:p>
+    <w:p>
+      <w:pPr>
+        <w:pStyle w:val="BodyText"/>
+      </w:pPr>
+      <w:r>
+        <w:rPr>
+          <w:b/>
+          <w:bCs/>
+        </w:rPr>
+        <w:t xml:space="preserve">2. Hedging reduces the probability of financial distress.</w:t>
+      </w:r>
+      <w:r>
+        <w:br/>
+      </w:r>
+      <w:r>
+        <w:t xml:space="preserve">If exchange-rate movements can push cash flows below a critical minimum needed for debt service or operations, hedging lowers the chance that the firm crosses that dangerous threshold.</w:t>
+      </w:r>
+    </w:p>
+    <w:p>
+      <w:pPr>
+        <w:pStyle w:val="BodyText"/>
+      </w:pPr>
+      <w:r>
+        <w:rPr>
+          <w:b/>
+          <w:bCs/>
+        </w:rPr>
+        <w:t xml:space="preserve">3. Management may understand the firm’s actual currency exposures better than outside shareholders.</w:t>
+      </w:r>
+      <w:r>
+        <w:br/>
+      </w:r>
+      <w:r>
+        <w:t xml:space="preserve">Managers know invoice currency, supplier practices, pricing terms, and internal exposures in a way investors generally do not.</w:t>
+      </w:r>
+    </w:p>
+    <w:p>
+      <w:pPr>
+        <w:pStyle w:val="BodyText"/>
+      </w:pPr>
+      <w:r>
+        <w:rPr>
+          <w:b/>
+          <w:bCs/>
+        </w:rPr>
+        <w:t xml:space="preserve">4. Management may identify disequilibrium conditions.</w:t>
+      </w:r>
+      <w:r>
+        <w:br/>
+      </w:r>
+      <w:r>
+        <w:t xml:space="preserve">If markets are not always in perfect equilibrium, management may selectively hedge when conditions are especially favorable or dangerous.</w:t>
+      </w:r>
+    </w:p>
+    <w:bookmarkEnd w:id="27"/>
+    <w:bookmarkStart w:id="28" w:name="cons"/>
+    <w:p>
+      <w:pPr>
+        <w:pStyle w:val="Heading3"/>
+      </w:pPr>
+      <w:r>
+        <w:t xml:space="preserve">10.2.4 Cons</w:t>
+      </w:r>
+    </w:p>
+    <w:p>
+      <w:pPr>
+        <w:pStyle w:val="FirstParagraph"/>
+      </w:pPr>
+      <w:r>
+        <w:rPr>
+          <w:b/>
+          <w:bCs/>
+        </w:rPr>
+        <w:t xml:space="preserve">1. Shareholders can diversify on their own.</w:t>
+      </w:r>
+      <w:r>
+        <w:br/>
+      </w:r>
+      <w:r>
+        <w:t xml:space="preserve">Investors may prefer to manage currency risk through portfolio diversification rather than have the corporation do it for them.</w:t>
+      </w:r>
+    </w:p>
+    <w:p>
+      <w:pPr>
+        <w:pStyle w:val="BodyText"/>
+      </w:pPr>
+      <w:r>
+        <w:rPr>
+          <w:b/>
+          <w:bCs/>
+        </w:rPr>
+        <w:t xml:space="preserve">2. Hedging does not increase expected cash flows.</w:t>
+      </w:r>
+      <w:r>
+        <w:br/>
+      </w:r>
+      <w:r>
+        <w:t xml:space="preserve">A hedge typically reduces variance, not expected value. Since hedging often has explicit or implicit cost, it may even reduce expected net cash flow.</w:t>
+      </w:r>
+    </w:p>
+    <w:p>
+      <w:pPr>
+        <w:pStyle w:val="BodyText"/>
+      </w:pPr>
+      <w:r>
+        <w:rPr>
+          <w:b/>
+          <w:bCs/>
+        </w:rPr>
+        <w:t xml:space="preserve">3. Agency problems may distort hedging decisions.</w:t>
+      </w:r>
+      <w:r>
+        <w:br/>
+      </w:r>
+      <w:r>
+        <w:t xml:space="preserve">Managers are often more risk-averse than shareholders. They may hedge to protect their own careers or accounting outcomes rather than to maximize shareholder value.</w:t>
+      </w:r>
+    </w:p>
+    <w:p>
+      <w:pPr>
+        <w:pStyle w:val="BodyText"/>
+      </w:pPr>
+      <w:r>
+        <w:rPr>
+          <w:b/>
+          <w:bCs/>
+        </w:rPr>
+        <w:t xml:space="preserve">4. Managers cannot systematically outguess the market.</w:t>
+      </w:r>
+      <w:r>
+        <w:br/>
+      </w:r>
+      <w:r>
+        <w:t xml:space="preserve">If parity conditions and market efficiency broadly hold, the expected net present value of hedging should be near zero before costs.</w:t>
+      </w:r>
+    </w:p>
+    <w:p>
+      <w:pPr>
+        <w:pStyle w:val="BodyText"/>
+      </w:pPr>
+      <w:r>
+        <w:rPr>
+          <w:b/>
+          <w:bCs/>
+        </w:rPr>
+        <w:t xml:space="preserve">5. Hedging may be motivated by optics rather than value.</w:t>
+      </w:r>
+      <w:r>
+        <w:br/>
+      </w:r>
+      <w:r>
+        <w:t xml:space="preserve">Foreign exchange losses show up visibly in financial statements. Hedging costs may be buried elsewhere. This can bias managerial decision-making.</w:t>
+      </w:r>
+    </w:p>
+    <w:p>
+      <w:pPr>
+        <w:pStyle w:val="BodyText"/>
+      </w:pPr>
+      <w:r>
+        <w:rPr>
+          <w:b/>
+          <w:bCs/>
+        </w:rPr>
+        <w:t xml:space="preserve">6. Efficient market theorists believe that investors see through the</w:t>
+      </w:r>
+      <w:r>
+        <w:rPr>
+          <w:b/>
+          <w:bCs/>
+        </w:rPr>
+        <w:t xml:space="preserve"> </w:t>
+      </w:r>
+      <w:r>
+        <w:rPr>
+          <w:b/>
+          <w:bCs/>
+        </w:rPr>
+        <w:t xml:space="preserve">“accounting veil.”</w:t>
+      </w:r>
+      <w:r>
+        <w:t xml:space="preserve"> </w:t>
+      </w:r>
+      <w:r>
+        <w:t xml:space="preserve">Therefore, they understand what management is doing and only see hedging as an added cost of doing business.</w:t>
+      </w:r>
+    </w:p>
+    <w:p>
+      <w:pPr>
+        <w:pStyle w:val="BodyText"/>
+      </w:pPr>
+      <w:r>
+        <w:t xml:space="preserve">A hedge adds value only if the benefits of lower volatility, lower distress cost, better planning, or better market access are large enough to exceed the cost of the hedge. Hedging does not add return.</w:t>
+      </w:r>
+    </w:p>
+    <w:bookmarkEnd w:id="28"/>
+    <w:bookmarkEnd w:id="29"/>
+    <w:bookmarkStart w:id="37" w:name="transaction-exposure-1"/>
+    <w:p>
+      <w:pPr>
+        <w:pStyle w:val="Heading2"/>
+      </w:pPr>
+      <w:r>
+        <w:t xml:space="preserve">10.3 Transaction Exposure</w:t>
+      </w:r>
+    </w:p>
+    <w:p>
+      <w:pPr>
+        <w:pStyle w:val="FirstParagraph"/>
+      </w:pPr>
+      <w:r>
+        <w:t xml:space="preserve">Transaction exposure measures gains or losses that arise from the settlement of existing financial obligations whose terms are stated in a foreign currency. In plain language, the contract already exists, but the exchange rate at settlement is still unknown.</w:t>
+      </w:r>
+    </w:p>
+    <w:p>
+      <w:pPr>
+        <w:pStyle w:val="BodyText"/>
+      </w:pPr>
+      <w:r>
+        <w:t xml:space="preserve">This exposure arises most often from three classes of activity:</w:t>
       </w:r>
     </w:p>
     <w:p>
@@ -940,24 +1503,21 @@
         <w:pStyle w:val="Compact"/>
         <w:numPr>
           <w:ilvl w:val="0"/>
-          <w:numId w:val="1005"/>
+          <w:numId w:val="1011"/>
         </w:numPr>
       </w:pPr>
       <w:r>
-        <w:t xml:space="preserve">a foreign-currency</w:t>
-      </w:r>
-      <w:r>
-        <w:t xml:space="preserve"> </w:t>
-      </w:r>
-      <w:r>
-        <w:rPr>
-          <w:b/>
-          <w:bCs/>
-        </w:rPr>
-        <w:t xml:space="preserve">loan payable</w:t>
-      </w:r>
-      <w:r>
-        <w:t xml:space="preserve">, or</w:t>
+        <w:rPr>
+          <w:b/>
+          <w:bCs/>
+        </w:rPr>
+        <w:t xml:space="preserve">Purchasing or selling goods or services</w:t>
+      </w:r>
+      <w:r>
+        <w:t xml:space="preserve"> </w:t>
+      </w:r>
+      <w:r>
+        <w:t xml:space="preserve">in foreign currency,</w:t>
       </w:r>
     </w:p>
     <w:p>
@@ -965,100 +1525,21 @@
         <w:pStyle w:val="Compact"/>
         <w:numPr>
           <w:ilvl w:val="0"/>
-          <w:numId w:val="1005"/>
+          <w:numId w:val="1011"/>
         </w:numPr>
       </w:pPr>
       <w:r>
-        <w:t xml:space="preserve">a</w:t>
-      </w:r>
-      <w:r>
-        <w:t xml:space="preserve"> </w:t>
-      </w:r>
-      <w:r>
-        <w:rPr>
-          <w:b/>
-          <w:bCs/>
-        </w:rPr>
-        <w:t xml:space="preserve">forward contract</w:t>
-      </w:r>
-      <w:r>
-        <w:t xml:space="preserve"> </w:t>
-      </w:r>
-      <w:r>
-        <w:t xml:space="preserve">itself, once it is signed.</w:t>
-      </w:r>
-    </w:p>
-    <w:bookmarkEnd w:id="21"/>
-    <w:bookmarkStart w:id="22" w:name="translation-exposure"/>
-    <w:p>
-      <w:pPr>
-        <w:pStyle w:val="Heading3"/>
-      </w:pPr>
-      <w:r>
-        <w:t xml:space="preserve">10.1.2 Translation exposure</w:t>
-      </w:r>
-    </w:p>
-    <w:p>
-      <w:pPr>
-        <w:pStyle w:val="FirstParagraph"/>
-      </w:pPr>
-      <w:r>
-        <w:rPr>
-          <w:b/>
-          <w:bCs/>
-        </w:rPr>
-        <w:t xml:space="preserve">Translation exposure</w:t>
-      </w:r>
-      <w:r>
-        <w:t xml:space="preserve"> </w:t>
-      </w:r>
-      <w:r>
-        <w:t xml:space="preserve">is the potential for accounting-based changes in owner’s equity or consolidated income because foreign-currency-denominated financial statements must be translated into a single reporting currency for consolidated reporting.</w:t>
-      </w:r>
-    </w:p>
-    <w:p>
-      <w:pPr>
-        <w:pStyle w:val="BodyText"/>
-      </w:pPr>
-      <w:r>
-        <w:t xml:space="preserve">This exposure is important, but it differs fundamentally from transaction exposure. Translation exposure is generally</w:t>
-      </w:r>
-      <w:r>
-        <w:t xml:space="preserve"> </w:t>
-      </w:r>
-      <w:r>
-        <w:rPr>
-          <w:b/>
-          <w:bCs/>
-        </w:rPr>
-        <w:t xml:space="preserve">unrealized</w:t>
-      </w:r>
-      <w:r>
-        <w:t xml:space="preserve">. It does</w:t>
-      </w:r>
-      <w:r>
-        <w:t xml:space="preserve"> </w:t>
-      </w:r>
-      <w:r>
-        <w:rPr>
-          <w:b/>
-          <w:bCs/>
-        </w:rPr>
-        <w:t xml:space="preserve">not</w:t>
-      </w:r>
-      <w:r>
-        <w:t xml:space="preserve"> </w:t>
-      </w:r>
-      <w:r>
-        <w:t xml:space="preserve">by itself create or destroy operating cash flow. It changes reported accounting numbers, not the actual operating cash received or paid.</w:t>
-      </w:r>
-    </w:p>
-    <w:p>
-      <w:pPr>
-        <w:pStyle w:val="BodyText"/>
-      </w:pPr>
-      <w:r>
-        <w:t xml:space="preserve">That difference matters in practice:</w:t>
+        <w:rPr>
+          <w:b/>
+          <w:bCs/>
+        </w:rPr>
+        <w:t xml:space="preserve">Borrowing or lending funds</w:t>
+      </w:r>
+      <w:r>
+        <w:t xml:space="preserve"> </w:t>
+      </w:r>
+      <w:r>
+        <w:t xml:space="preserve">in foreign currency, and</w:t>
       </w:r>
     </w:p>
     <w:p>
@@ -1066,7 +1547,7 @@
         <w:pStyle w:val="Compact"/>
         <w:numPr>
           <w:ilvl w:val="0"/>
-          <w:numId w:val="1006"/>
+          <w:numId w:val="1011"/>
         </w:numPr>
       </w:pPr>
       <w:r>
@@ -1074,45 +1555,19 @@
           <w:b/>
           <w:bCs/>
         </w:rPr>
-        <w:t xml:space="preserve">Transaction losses</w:t>
-      </w:r>
-      <w:r>
-        <w:t xml:space="preserve"> </w:t>
-      </w:r>
-      <w:r>
-        <w:t xml:space="preserve">are realized and typically affect taxable income in the year realized.</w:t>
-      </w:r>
-    </w:p>
-    <w:p>
-      <w:pPr>
-        <w:pStyle w:val="Compact"/>
-        <w:numPr>
-          <w:ilvl w:val="0"/>
-          <w:numId w:val="1006"/>
-        </w:numPr>
-      </w:pPr>
-      <w:r>
-        <w:rPr>
-          <w:b/>
-          <w:bCs/>
-        </w:rPr>
-        <w:t xml:space="preserve">Translation losses</w:t>
-      </w:r>
-      <w:r>
-        <w:t xml:space="preserve"> </w:t>
-      </w:r>
-      <w:r>
-        <w:t xml:space="preserve">are accounting losses and are generally not cash losses; therefore, they are usually not tax deductible as realized operating losses.</w:t>
-      </w:r>
-    </w:p>
-    <w:bookmarkEnd w:id="22"/>
-    <w:bookmarkStart w:id="23" w:name="operating-exposure"/>
+        <w:t xml:space="preserve">Entering other foreign-currency-denominated obligations</w:t>
+      </w:r>
+      <w:r>
+        <w:t xml:space="preserve">, including some derivative contracts.</w:t>
+      </w:r>
+    </w:p>
+    <w:bookmarkStart w:id="34" w:name="purchasing-and-selling"/>
     <w:p>
       <w:pPr>
         <w:pStyle w:val="Heading3"/>
       </w:pPr>
       <w:r>
-        <w:t xml:space="preserve">10.1.3 Operating exposure</w:t>
+        <w:t xml:space="preserve">10.3.1 Purchasing and Selling</w:t>
       </w:r>
     </w:p>
     <w:p>
@@ -1120,53 +1575,7 @@
         <w:pStyle w:val="FirstParagraph"/>
       </w:pPr>
       <w:r>
-        <w:rPr>
-          <w:b/>
-          <w:bCs/>
-        </w:rPr>
-        <w:t xml:space="preserve">Operating exposure</w:t>
-      </w:r>
-      <w:r>
-        <w:t xml:space="preserve">—also called</w:t>
-      </w:r>
-      <w:r>
-        <w:t xml:space="preserve"> </w:t>
-      </w:r>
-      <w:r>
-        <w:rPr>
-          <w:b/>
-          <w:bCs/>
-        </w:rPr>
-        <w:t xml:space="preserve">economic exposure</w:t>
-      </w:r>
-      <w:r>
-        <w:t xml:space="preserve">,</w:t>
-      </w:r>
-      <w:r>
-        <w:t xml:space="preserve"> </w:t>
-      </w:r>
-      <w:r>
-        <w:rPr>
-          <w:b/>
-          <w:bCs/>
-        </w:rPr>
-        <w:t xml:space="preserve">competitive exposure</w:t>
-      </w:r>
-      <w:r>
-        <w:t xml:space="preserve">, or</w:t>
-      </w:r>
-      <w:r>
-        <w:t xml:space="preserve"> </w:t>
-      </w:r>
-      <w:r>
-        <w:rPr>
-          <w:b/>
-          <w:bCs/>
-        </w:rPr>
-        <w:t xml:space="preserve">strategic exposure</w:t>
-      </w:r>
-      <w:r>
-        <w:t xml:space="preserve">—measures the change in the present value of the firm resulting from unexpected exchange-rate changes that alter future operating cash flows.</w:t>
+        <w:t xml:space="preserve">The most common source of transaction exposure is trade.</w:t>
       </w:r>
     </w:p>
     <w:p>
@@ -1174,107 +1583,20 @@
         <w:pStyle w:val="BodyText"/>
       </w:pPr>
       <w:r>
-        <w:t xml:space="preserve">This is broader than transaction exposure. Transaction exposure asks,</w:t>
-      </w:r>
-      <w:r>
-        <w:t xml:space="preserve"> </w:t>
-      </w:r>
-      <w:r>
-        <w:rPr>
-          <w:i/>
-          <w:iCs/>
-        </w:rPr>
-        <w:t xml:space="preserve">What happens to a known contractual cash flow?</w:t>
-      </w:r>
-      <w:r>
-        <w:t xml:space="preserve"> </w:t>
-      </w:r>
-      <w:r>
-        <w:t xml:space="preserve">Operating exposure asks,</w:t>
-      </w:r>
-      <w:r>
-        <w:t xml:space="preserve"> </w:t>
-      </w:r>
-      <w:r>
-        <w:rPr>
-          <w:i/>
-          <w:iCs/>
-        </w:rPr>
-        <w:t xml:space="preserve">What happens to the firm’s future pricing power, demand, input costs, margins, and competitive position?</w:t>
-      </w:r>
-    </w:p>
-    <w:p>
-      <w:pPr>
-        <w:pStyle w:val="BodyText"/>
-      </w:pPr>
-      <w:r>
-        <w:t xml:space="preserve">Examples include:</w:t>
-      </w:r>
-    </w:p>
-    <w:p>
-      <w:pPr>
-        <w:pStyle w:val="Compact"/>
-        <w:numPr>
-          <w:ilvl w:val="0"/>
-          <w:numId w:val="1007"/>
-        </w:numPr>
-      </w:pPr>
-      <w:r>
-        <w:t xml:space="preserve">a stronger home currency making exports less competitive,</w:t>
-      </w:r>
-    </w:p>
-    <w:p>
-      <w:pPr>
-        <w:pStyle w:val="Compact"/>
-        <w:numPr>
-          <w:ilvl w:val="0"/>
-          <w:numId w:val="1007"/>
-        </w:numPr>
-      </w:pPr>
-      <w:r>
-        <w:t xml:space="preserve">a weaker foreign rival’s currency pressuring prices in third-country markets,</w:t>
-      </w:r>
-    </w:p>
-    <w:p>
-      <w:pPr>
-        <w:pStyle w:val="Compact"/>
-        <w:numPr>
-          <w:ilvl w:val="0"/>
-          <w:numId w:val="1007"/>
-        </w:numPr>
-      </w:pPr>
-      <w:r>
-        <w:t xml:space="preserve">imported inputs becoming cheaper after home-currency appreciation, or</w:t>
-      </w:r>
-    </w:p>
-    <w:p>
-      <w:pPr>
-        <w:pStyle w:val="Compact"/>
-        <w:numPr>
-          <w:ilvl w:val="0"/>
-          <w:numId w:val="1007"/>
-        </w:numPr>
-      </w:pPr>
-      <w:r>
-        <w:t xml:space="preserve">future foreign sales becoming more valuable in home-currency terms.</w:t>
-      </w:r>
-    </w:p>
-    <w:bookmarkEnd w:id="23"/>
-    <w:bookmarkStart w:id="24" w:name="why-the-distinction-matters"/>
-    <w:p>
-      <w:pPr>
-        <w:pStyle w:val="Heading3"/>
-      </w:pPr>
-      <w:r>
-        <w:t xml:space="preserve">10.1.4 Why the distinction matters</w:t>
-      </w:r>
-    </w:p>
-    <w:p>
-      <w:pPr>
-        <w:pStyle w:val="FirstParagraph"/>
-      </w:pPr>
-      <w:r>
-        <w:t xml:space="preserve">Students often confuse transaction and operating exposure because both involve future cash flows. The key difference is this:</w:t>
+        <w:t xml:space="preserve">Suppose a U.S. exporter sells merchandise to a Belgian buyer for</w:t>
+      </w:r>
+      <w:r>
+        <w:t xml:space="preserve"> </w:t>
+      </w:r>
+      <w:r>
+        <w:rPr>
+          <w:b/>
+          <w:bCs/>
+        </w:rPr>
+        <w:t xml:space="preserve">EUR 1,800,000</w:t>
+      </w:r>
+      <w:r>
+        <w:t xml:space="preserve">, payable in 60 days. On the date of sale, the spot rate is:</w:t>
       </w:r>
     </w:p>
     <w:p>
@@ -1291,7 +1613,10 @@
               <m:nor/>
               <m:sty m:val="p"/>
             </m:rPr>
-            <m:t>Transaction exposure</m:t>
+            <m:t>USD </m:t>
+          </m:r>
+          <m:r>
+            <m:t>1.1200</m:t>
           </m:r>
           <m:r>
             <m:rPr>
@@ -1304,7 +1629,10 @@
               <m:nor/>
               <m:sty m:val="p"/>
             </m:rPr>
-            <m:t>contracted future cash flows</m:t>
+            <m:t>EUR </m:t>
+          </m:r>
+          <m:r>
+            <m:t>1.00</m:t>
           </m:r>
         </m:oMath>
       </m:oMathPara>
@@ -1312,6 +1640,14 @@
     <w:p>
       <w:pPr>
         <w:pStyle w:val="FirstParagraph"/>
+      </w:pPr>
+      <w:r>
+        <w:t xml:space="preserve">So the receivable is booked at:</w:t>
+      </w:r>
+    </w:p>
+    <w:p>
+      <w:pPr>
+        <w:pStyle w:val="BodyText"/>
       </w:pPr>
       <m:oMathPara>
         <m:oMathParaPr>
@@ -1323,7 +1659,44 @@
               <m:nor/>
               <m:sty m:val="p"/>
             </m:rPr>
-            <m:t>Operating exposure</m:t>
+            <m:t>EUR </m:t>
+          </m:r>
+          <m:r>
+            <m:t>1</m:t>
+          </m:r>
+          <m:r>
+            <m:rPr>
+              <m:sty m:val="p"/>
+            </m:rPr>
+            <m:t>,</m:t>
+          </m:r>
+          <m:r>
+            <m:t>800</m:t>
+          </m:r>
+          <m:r>
+            <m:rPr>
+              <m:sty m:val="p"/>
+            </m:rPr>
+            <m:t>,</m:t>
+          </m:r>
+          <m:r>
+            <m:t>000</m:t>
+          </m:r>
+          <m:r>
+            <m:rPr>
+              <m:sty m:val="p"/>
+            </m:rPr>
+            <m:t>×</m:t>
+          </m:r>
+          <m:r>
+            <m:rPr>
+              <m:nor/>
+              <m:sty m:val="p"/>
+            </m:rPr>
+            <m:t>USD </m:t>
+          </m:r>
+          <m:r>
+            <m:t>1.1200</m:t>
           </m:r>
           <m:r>
             <m:rPr>
@@ -1336,7 +1709,28 @@
               <m:nor/>
               <m:sty m:val="p"/>
             </m:rPr>
-            <m:t>expected but not yet contracted future cash flows</m:t>
+            <m:t>USD </m:t>
+          </m:r>
+          <m:r>
+            <m:t>2</m:t>
+          </m:r>
+          <m:r>
+            <m:rPr>
+              <m:sty m:val="p"/>
+            </m:rPr>
+            <m:t>,</m:t>
+          </m:r>
+          <m:r>
+            <m:t>016</m:t>
+          </m:r>
+          <m:r>
+            <m:rPr>
+              <m:sty m:val="p"/>
+            </m:rPr>
+            <m:t>,</m:t>
+          </m:r>
+          <m:r>
+            <m:t>000</m:t>
           </m:r>
         </m:oMath>
       </m:oMathPara>
@@ -1346,146 +1740,7 @@
         <w:pStyle w:val="FirstParagraph"/>
       </w:pPr>
       <w:r>
-        <w:t xml:space="preserve">That distinction appears repeatedly in both the chapter and the test bank. If a cash flow is already contractually fixed in foreign currency, we are normally discussing</w:t>
-      </w:r>
-      <w:r>
-        <w:t xml:space="preserve"> </w:t>
-      </w:r>
-      <w:r>
-        <w:rPr>
-          <w:b/>
-          <w:bCs/>
-        </w:rPr>
-        <w:t xml:space="preserve">transaction exposure</w:t>
-      </w:r>
-      <w:r>
-        <w:t xml:space="preserve">. If the issue is future competitiveness and future sales/cost structure, we are discussing</w:t>
-      </w:r>
-      <w:r>
-        <w:t xml:space="preserve"> </w:t>
-      </w:r>
-      <w:r>
-        <w:rPr>
-          <w:b/>
-          <w:bCs/>
-        </w:rPr>
-        <w:t xml:space="preserve">operating exposure</w:t>
-      </w:r>
-      <w:r>
-        <w:t xml:space="preserve">.</w:t>
-      </w:r>
-    </w:p>
-    <w:bookmarkEnd w:id="24"/>
-    <w:bookmarkEnd w:id="25"/>
-    <w:bookmarkStart w:id="30" w:name="why-hedge"/>
-    <w:p>
-      <w:pPr>
-        <w:pStyle w:val="Heading2"/>
-      </w:pPr>
-      <w:r>
-        <w:t xml:space="preserve">10.2 Why Hedge?</w:t>
-      </w:r>
-    </w:p>
-    <w:p>
-      <w:pPr>
-        <w:pStyle w:val="FirstParagraph"/>
-      </w:pPr>
-      <w:r>
-        <w:t xml:space="preserve">Firms that operate internationally confront a wide variety of financial price risks. Exchange rates move. Interest rates move. Commodity prices move. Because of these changes, expected cash flows become more uncertain.</w:t>
-      </w:r>
-    </w:p>
-    <w:p>
-      <w:pPr>
-        <w:pStyle w:val="BodyText"/>
-      </w:pPr>
-      <w:r>
-        <w:t xml:space="preserve">The essential argument for hedging is not that hedging magically creates wealth. The essential argument is that hedging may</w:t>
-      </w:r>
-      <w:r>
-        <w:t xml:space="preserve"> </w:t>
-      </w:r>
-      <w:r>
-        <w:rPr>
-          <w:b/>
-          <w:bCs/>
-        </w:rPr>
-        <w:t xml:space="preserve">reduce the variability of cash flows and earnings</w:t>
-      </w:r>
-      <w:r>
-        <w:t xml:space="preserve">, thereby making the firm easier to plan, finance, and manage.</w:t>
-      </w:r>
-    </w:p>
-    <w:bookmarkStart w:id="26" w:name="hedging-defined"/>
-    <w:p>
-      <w:pPr>
-        <w:pStyle w:val="Heading3"/>
-      </w:pPr>
-      <w:r>
-        <w:t xml:space="preserve">10.2.1 Hedging Defined</w:t>
-      </w:r>
-    </w:p>
-    <w:p>
-      <w:pPr>
-        <w:pStyle w:val="FirstParagraph"/>
-      </w:pPr>
-      <w:r>
-        <w:t xml:space="preserve">A</w:t>
-      </w:r>
-      <w:r>
-        <w:t xml:space="preserve"> </w:t>
-      </w:r>
-      <w:r>
-        <w:rPr>
-          <w:b/>
-          <w:bCs/>
-        </w:rPr>
-        <w:t xml:space="preserve">hedge</w:t>
-      </w:r>
-      <w:r>
-        <w:t xml:space="preserve"> </w:t>
-      </w:r>
-      <w:r>
-        <w:t xml:space="preserve">is a position—an asset, liability, contract, or derivative—whose value moves in the opposite direction of an existing exposure.</w:t>
-      </w:r>
-    </w:p>
-    <w:p>
-      <w:pPr>
-        <w:pStyle w:val="BodyText"/>
-      </w:pPr>
-      <w:r>
-        <w:t xml:space="preserve">If a firm already owns an exposed position, the hedge is designed so that:</w:t>
-      </w:r>
-    </w:p>
-    <w:p>
-      <w:pPr>
-        <w:pStyle w:val="Compact"/>
-        <w:numPr>
-          <w:ilvl w:val="0"/>
-          <w:numId w:val="1008"/>
-        </w:numPr>
-      </w:pPr>
-      <w:r>
-        <w:t xml:space="preserve">when the exposure loses value, the hedge gains value; and</w:t>
-      </w:r>
-    </w:p>
-    <w:p>
-      <w:pPr>
-        <w:pStyle w:val="Compact"/>
-        <w:numPr>
-          <w:ilvl w:val="0"/>
-          <w:numId w:val="1008"/>
-        </w:numPr>
-      </w:pPr>
-      <w:r>
-        <w:t xml:space="preserve">when the exposure gains value, the hedge loses value or limits additional gains.</w:t>
-      </w:r>
-    </w:p>
-    <w:p>
-      <w:pPr>
-        <w:pStyle w:val="FirstParagraph"/>
-      </w:pPr>
-      <w:r>
-        <w:t xml:space="preserve">In symbolic form,</w:t>
+        <w:t xml:space="preserve">That booked amount is not the final dollar amount actually received. If, by the settlement date, the euro weakens to:</w:t>
       </w:r>
     </w:p>
     <w:p>
@@ -1498,57 +1753,30 @@
         </m:oMathParaPr>
         <m:oMath>
           <m:r>
-            <m:t>Δ</m:t>
-          </m:r>
-          <m:sSub>
-            <m:e>
-              <m:r>
-                <m:t>V</m:t>
-              </m:r>
-            </m:e>
-            <m:sub>
-              <m:r>
-                <m:rPr>
-                  <m:nor/>
-                  <m:sty m:val="p"/>
-                </m:rPr>
-                <m:t>exposure</m:t>
-              </m:r>
-            </m:sub>
-          </m:sSub>
-          <m:r>
-            <m:rPr>
-              <m:sty m:val="p"/>
-            </m:rPr>
-            <m:t>+</m:t>
-          </m:r>
-          <m:r>
-            <m:t>Δ</m:t>
-          </m:r>
-          <m:sSub>
-            <m:e>
-              <m:r>
-                <m:t>V</m:t>
-              </m:r>
-            </m:e>
-            <m:sub>
-              <m:r>
-                <m:rPr>
-                  <m:nor/>
-                  <m:sty m:val="p"/>
-                </m:rPr>
-                <m:t>hedge</m:t>
-              </m:r>
-            </m:sub>
-          </m:sSub>
-          <m:r>
-            <m:rPr>
-              <m:sty m:val="p"/>
-            </m:rPr>
-            <m:t>≈</m:t>
-          </m:r>
-          <m:r>
-            <m:t>0</m:t>
+            <m:rPr>
+              <m:nor/>
+              <m:sty m:val="p"/>
+            </m:rPr>
+            <m:t>USD </m:t>
+          </m:r>
+          <m:r>
+            <m:t>1.1000</m:t>
+          </m:r>
+          <m:r>
+            <m:rPr>
+              <m:sty m:val="p"/>
+            </m:rPr>
+            <m:t>=</m:t>
+          </m:r>
+          <m:r>
+            <m:rPr>
+              <m:nor/>
+              <m:sty m:val="p"/>
+            </m:rPr>
+            <m:t>EUR </m:t>
+          </m:r>
+          <m:r>
+            <m:t>1.00</m:t>
           </m:r>
         </m:oMath>
       </m:oMathPara>
@@ -1558,80 +1786,7 @@
         <w:pStyle w:val="FirstParagraph"/>
       </w:pPr>
       <w:r>
-        <w:t xml:space="preserve">A hedge therefore protects against loss, but it also limits upside gain. That is why hedging must be distinguished from</w:t>
-      </w:r>
-      <w:r>
-        <w:t xml:space="preserve"> </w:t>
-      </w:r>
-      <w:r>
-        <w:rPr>
-          <w:b/>
-          <w:bCs/>
-        </w:rPr>
-        <w:t xml:space="preserve">speculation</w:t>
-      </w:r>
-      <w:r>
-        <w:t xml:space="preserve">.</w:t>
-      </w:r>
-    </w:p>
-    <w:p>
-      <w:pPr>
-        <w:pStyle w:val="Compact"/>
-        <w:numPr>
-          <w:ilvl w:val="0"/>
-          <w:numId w:val="1009"/>
-        </w:numPr>
-      </w:pPr>
-      <w:r>
-        <w:rPr>
-          <w:b/>
-          <w:bCs/>
-        </w:rPr>
-        <w:t xml:space="preserve">Hedging</w:t>
-      </w:r>
-      <w:r>
-        <w:t xml:space="preserve"> </w:t>
-      </w:r>
-      <w:r>
-        <w:t xml:space="preserve">offsets an existing exposure.</w:t>
-      </w:r>
-    </w:p>
-    <w:p>
-      <w:pPr>
-        <w:pStyle w:val="Compact"/>
-        <w:numPr>
-          <w:ilvl w:val="0"/>
-          <w:numId w:val="1009"/>
-        </w:numPr>
-      </w:pPr>
-      <w:r>
-        <w:rPr>
-          <w:b/>
-          <w:bCs/>
-        </w:rPr>
-        <w:t xml:space="preserve">Speculation</w:t>
-      </w:r>
-      <w:r>
-        <w:t xml:space="preserve"> </w:t>
-      </w:r>
-      <w:r>
-        <w:t xml:space="preserve">creates or enlarges an exposure in order to profit from a view on market direction.</w:t>
-      </w:r>
-    </w:p>
-    <w:p>
-      <w:pPr>
-        <w:pStyle w:val="FirstParagraph"/>
-      </w:pPr>
-      <w:r>
-        <w:t xml:space="preserve">If a U.S. exporter will receive pounds in 90 days and sells pounds forward today, that is hedging. If the same exporter has no GBP receivable but still sells pounds forward because management thinks the pound will fall, that is speculation.</w:t>
-      </w:r>
-    </w:p>
-    <w:p>
-      <w:pPr>
-        <w:pStyle w:val="BodyText"/>
-      </w:pPr>
-      <w:r>
-        <w:t xml:space="preserve">According to finance theory, the value of the firm is the present value of all expected future cash flows:</w:t>
+        <w:t xml:space="preserve">then the actual dollars received become:</w:t>
       </w:r>
     </w:p>
     <w:p>
@@ -1643,128 +1798,84 @@
           <m:jc m:val="center"/>
         </m:oMathParaPr>
         <m:oMath>
-          <m:sSub>
-            <m:e>
-              <m:r>
-                <m:t>V</m:t>
-              </m:r>
-            </m:e>
-            <m:sub>
-              <m:r>
-                <m:rPr>
-                  <m:nor/>
-                  <m:sty m:val="p"/>
-                </m:rPr>
-                <m:t>firm</m:t>
-              </m:r>
-            </m:sub>
-          </m:sSub>
+          <m:r>
+            <m:rPr>
+              <m:nor/>
+              <m:sty m:val="p"/>
+            </m:rPr>
+            <m:t>EUR </m:t>
+          </m:r>
+          <m:r>
+            <m:t>1</m:t>
+          </m:r>
+          <m:r>
+            <m:rPr>
+              <m:sty m:val="p"/>
+            </m:rPr>
+            <m:t>,</m:t>
+          </m:r>
+          <m:r>
+            <m:t>800</m:t>
+          </m:r>
+          <m:r>
+            <m:rPr>
+              <m:sty m:val="p"/>
+            </m:rPr>
+            <m:t>,</m:t>
+          </m:r>
+          <m:r>
+            <m:t>000</m:t>
+          </m:r>
+          <m:r>
+            <m:rPr>
+              <m:sty m:val="p"/>
+            </m:rPr>
+            <m:t>×</m:t>
+          </m:r>
+          <m:r>
+            <m:rPr>
+              <m:nor/>
+              <m:sty m:val="p"/>
+            </m:rPr>
+            <m:t>USD </m:t>
+          </m:r>
+          <m:r>
+            <m:t>1.1000</m:t>
+          </m:r>
           <m:r>
             <m:rPr>
               <m:sty m:val="p"/>
             </m:rPr>
             <m:t>=</m:t>
           </m:r>
-          <m:nary>
-            <m:naryPr>
-              <m:chr m:val="∑"/>
-              <m:limLoc m:val="undOvr"/>
-              <m:subHide m:val="off"/>
-              <m:supHide m:val="off"/>
-            </m:naryPr>
-            <m:sub>
-              <m:r>
-                <m:t>t</m:t>
-              </m:r>
-              <m:r>
-                <m:rPr>
-                  <m:sty m:val="p"/>
-                </m:rPr>
-                <m:t>=</m:t>
-              </m:r>
-              <m:r>
-                <m:t>1</m:t>
-              </m:r>
-            </m:sub>
-            <m:sup>
-              <m:r>
-                <m:rPr>
-                  <m:sty m:val="p"/>
-                </m:rPr>
-                <m:t>∞</m:t>
-              </m:r>
-            </m:sup>
-            <m:e>
-              <m:f>
-                <m:fPr>
-                  <m:type m:val="bar"/>
-                </m:fPr>
-                <m:num>
-                  <m:r>
-                    <m:t>E</m:t>
-                  </m:r>
-                  <m:d>
-                    <m:dPr>
-                      <m:begChr m:val="("/>
-                      <m:sepChr m:val=""/>
-                      <m:endChr m:val=")"/>
-                      <m:grow/>
-                    </m:dPr>
-                    <m:e>
-                      <m:r>
-                        <m:t>C</m:t>
-                      </m:r>
-                      <m:sSub>
-                        <m:e>
-                          <m:r>
-                            <m:t>F</m:t>
-                          </m:r>
-                        </m:e>
-                        <m:sub>
-                          <m:r>
-                            <m:t>t</m:t>
-                          </m:r>
-                        </m:sub>
-                      </m:sSub>
-                    </m:e>
-                  </m:d>
-                </m:num>
-                <m:den>
-                  <m:sSup>
-                    <m:e>
-                      <m:d>
-                        <m:dPr>
-                          <m:begChr m:val="("/>
-                          <m:sepChr m:val=""/>
-                          <m:endChr m:val=")"/>
-                          <m:grow/>
-                        </m:dPr>
-                        <m:e>
-                          <m:r>
-                            <m:t>1</m:t>
-                          </m:r>
-                          <m:r>
-                            <m:rPr>
-                              <m:sty m:val="p"/>
-                            </m:rPr>
-                            <m:t>+</m:t>
-                          </m:r>
-                          <m:r>
-                            <m:t>k</m:t>
-                          </m:r>
-                        </m:e>
-                      </m:d>
-                    </m:e>
-                    <m:sup>
-                      <m:r>
-                        <m:t>t</m:t>
-                      </m:r>
-                    </m:sup>
-                  </m:sSup>
-                </m:den>
-              </m:f>
-            </m:e>
-          </m:nary>
+          <m:r>
+            <m:rPr>
+              <m:nor/>
+              <m:sty m:val="p"/>
+            </m:rPr>
+            <m:t>USD </m:t>
+          </m:r>
+          <m:r>
+            <m:t>1</m:t>
+          </m:r>
+          <m:r>
+            <m:rPr>
+              <m:sty m:val="p"/>
+            </m:rPr>
+            <m:t>,</m:t>
+          </m:r>
+          <m:r>
+            <m:t>980</m:t>
+          </m:r>
+          <m:r>
+            <m:rPr>
+              <m:sty m:val="p"/>
+            </m:rPr>
+            <m:t>,</m:t>
+          </m:r>
+          <m:r>
+            <m:t>000</m:t>
+          </m:r>
         </m:oMath>
       </m:oMathPara>
     </w:p>
@@ -1773,335 +1884,7 @@
         <w:pStyle w:val="FirstParagraph"/>
       </w:pPr>
       <w:r>
-        <w:t xml:space="preserve">Hedging does not normally increase the expected cash flow itself. Instead, it reduces the</w:t>
-      </w:r>
-      <w:r>
-        <w:t xml:space="preserve"> </w:t>
-      </w:r>
-      <w:r>
-        <w:rPr>
-          <w:b/>
-          <w:bCs/>
-        </w:rPr>
-        <w:t xml:space="preserve">variance</w:t>
-      </w:r>
-      <w:r>
-        <w:t xml:space="preserve"> </w:t>
-      </w:r>
-      <w:r>
-        <w:t xml:space="preserve">around that expectation. Graphically, the distribution of possible cash flows becomes narrower.</w:t>
-      </w:r>
-    </w:p>
-    <w:p>
-      <w:pPr>
-        <w:pStyle w:val="BodyText"/>
-      </w:pPr>
-      <w:r>
-        <w:t xml:space="preserve">A useful conceptual picture is this:</w:t>
-      </w:r>
-    </w:p>
-    <w:p>
-      <w:pPr>
-        <w:pStyle w:val="Compact"/>
-        <w:numPr>
-          <w:ilvl w:val="0"/>
-          <w:numId w:val="1010"/>
-        </w:numPr>
-      </w:pPr>
-      <w:r>
-        <w:rPr>
-          <w:b/>
-          <w:bCs/>
-        </w:rPr>
-        <w:t xml:space="preserve">Unhedged firm:</w:t>
-      </w:r>
-      <w:r>
-        <w:t xml:space="preserve"> </w:t>
-      </w:r>
-      <w:r>
-        <w:t xml:space="preserve">wider distribution of possible cash flows.</w:t>
-      </w:r>
-    </w:p>
-    <w:p>
-      <w:pPr>
-        <w:pStyle w:val="Compact"/>
-        <w:numPr>
-          <w:ilvl w:val="0"/>
-          <w:numId w:val="1010"/>
-        </w:numPr>
-      </w:pPr>
-      <w:r>
-        <w:rPr>
-          <w:b/>
-          <w:bCs/>
-        </w:rPr>
-        <w:t xml:space="preserve">Hedged firm:</w:t>
-      </w:r>
-      <w:r>
-        <w:t xml:space="preserve"> </w:t>
-      </w:r>
-      <w:r>
-        <w:t xml:space="preserve">narrower distribution around the mean.</w:t>
-      </w:r>
-    </w:p>
-    <w:p>
-      <w:pPr>
-        <w:pStyle w:val="FirstParagraph"/>
-      </w:pPr>
-      <w:r>
-        <w:t xml:space="preserve">That narrower distribution means</w:t>
-      </w:r>
-      <w:r>
-        <w:t xml:space="preserve"> </w:t>
-      </w:r>
-      <w:r>
-        <w:rPr>
-          <w:b/>
-          <w:bCs/>
-        </w:rPr>
-        <w:t xml:space="preserve">less risk</w:t>
-      </w:r>
-      <w:r>
-        <w:t xml:space="preserve">. It does</w:t>
-      </w:r>
-      <w:r>
-        <w:t xml:space="preserve"> </w:t>
-      </w:r>
-      <w:r>
-        <w:rPr>
-          <w:b/>
-          <w:bCs/>
-        </w:rPr>
-        <w:t xml:space="preserve">not automatically mean higher expected value</w:t>
-      </w:r>
-      <w:r>
-        <w:t xml:space="preserve">.</w:t>
-      </w:r>
-    </w:p>
-    <w:bookmarkEnd w:id="26"/>
-    <w:bookmarkStart w:id="27" w:name="the-pros-and-cons-of-hedging"/>
-    <w:p>
-      <w:pPr>
-        <w:pStyle w:val="Heading3"/>
-      </w:pPr>
-      <w:r>
-        <w:t xml:space="preserve">10.2.2 The Pros and Cons of Hedging</w:t>
-      </w:r>
-    </w:p>
-    <w:p>
-      <w:pPr>
-        <w:pStyle w:val="FirstParagraph"/>
-      </w:pPr>
-      <w:r>
-        <w:t xml:space="preserve">There is substantial debate in finance over whether firms should hedge currency risk. This is not a trivial disagreement. It reflects different views about market efficiency, managerial incentives, financial distress, and shareholder diversification.</w:t>
-      </w:r>
-    </w:p>
-    <w:bookmarkEnd w:id="27"/>
-    <w:bookmarkStart w:id="28" w:name="pros"/>
-    <w:p>
-      <w:pPr>
-        <w:pStyle w:val="Heading3"/>
-      </w:pPr>
-      <w:r>
-        <w:t xml:space="preserve">10.2.3 Pros</w:t>
-      </w:r>
-    </w:p>
-    <w:p>
-      <w:pPr>
-        <w:pStyle w:val="FirstParagraph"/>
-      </w:pPr>
-      <w:r>
-        <w:rPr>
-          <w:b/>
-          <w:bCs/>
-        </w:rPr>
-        <w:t xml:space="preserve">1. Hedging improves planning.</w:t>
-      </w:r>
-      <w:r>
-        <w:br/>
-      </w:r>
-      <w:r>
-        <w:t xml:space="preserve">If future cash flows are more predictable, management can budget, invest, and finance the firm more confidently. A reduction in uncertainty may make otherwise desirable projects feasible.</w:t>
-      </w:r>
-    </w:p>
-    <w:p>
-      <w:pPr>
-        <w:pStyle w:val="BodyText"/>
-      </w:pPr>
-      <w:r>
-        <w:rPr>
-          <w:b/>
-          <w:bCs/>
-        </w:rPr>
-        <w:t xml:space="preserve">2. Hedging reduces the probability of financial distress.</w:t>
-      </w:r>
-      <w:r>
-        <w:br/>
-      </w:r>
-      <w:r>
-        <w:t xml:space="preserve">If exchange-rate movements can push cash flows below a critical minimum needed for debt service or operations, hedging lowers the chance that the firm crosses that dangerous threshold.</w:t>
-      </w:r>
-    </w:p>
-    <w:p>
-      <w:pPr>
-        <w:pStyle w:val="BodyText"/>
-      </w:pPr>
-      <w:r>
-        <w:rPr>
-          <w:b/>
-          <w:bCs/>
-        </w:rPr>
-        <w:t xml:space="preserve">3. Management may understand the firm’s actual currency exposures better than outside shareholders.</w:t>
-      </w:r>
-      <w:r>
-        <w:br/>
-      </w:r>
-      <w:r>
-        <w:t xml:space="preserve">Managers know invoice currency, supplier practices, pricing terms, and internal exposures in a way investors generally do not.</w:t>
-      </w:r>
-    </w:p>
-    <w:p>
-      <w:pPr>
-        <w:pStyle w:val="BodyText"/>
-      </w:pPr>
-      <w:r>
-        <w:rPr>
-          <w:b/>
-          <w:bCs/>
-        </w:rPr>
-        <w:t xml:space="preserve">4. Management may identify disequilibrium conditions.</w:t>
-      </w:r>
-      <w:r>
-        <w:br/>
-      </w:r>
-      <w:r>
-        <w:t xml:space="preserve">If markets are not always in perfect equilibrium, management may selectively hedge when conditions are especially favorable or dangerous.</w:t>
-      </w:r>
-    </w:p>
-    <w:p>
-      <w:pPr>
-        <w:pStyle w:val="BodyText"/>
-      </w:pPr>
-      <w:r>
-        <w:rPr>
-          <w:b/>
-          <w:bCs/>
-        </w:rPr>
-        <w:t xml:space="preserve">5. Hedging can support earnings stability.</w:t>
-      </w:r>
-      <w:r>
-        <w:br/>
-      </w:r>
-      <w:r>
-        <w:t xml:space="preserve">Public firms in particular often value smoother, more predictable earnings. This can matter for investor relations, budgeting, and debt covenants.</w:t>
-      </w:r>
-    </w:p>
-    <w:bookmarkEnd w:id="28"/>
-    <w:bookmarkStart w:id="29" w:name="cons"/>
-    <w:p>
-      <w:pPr>
-        <w:pStyle w:val="Heading3"/>
-      </w:pPr>
-      <w:r>
-        <w:t xml:space="preserve">10.2.4 Cons</w:t>
-      </w:r>
-    </w:p>
-    <w:p>
-      <w:pPr>
-        <w:pStyle w:val="FirstParagraph"/>
-      </w:pPr>
-      <w:r>
-        <w:rPr>
-          <w:b/>
-          <w:bCs/>
-        </w:rPr>
-        <w:t xml:space="preserve">1. Shareholders can diversify on their own.</w:t>
-      </w:r>
-      <w:r>
-        <w:br/>
-      </w:r>
-      <w:r>
-        <w:t xml:space="preserve">Investors may prefer to manage currency risk through portfolio diversification rather than have the corporation do it for them.</w:t>
-      </w:r>
-    </w:p>
-    <w:p>
-      <w:pPr>
-        <w:pStyle w:val="BodyText"/>
-      </w:pPr>
-      <w:r>
-        <w:rPr>
-          <w:b/>
-          <w:bCs/>
-        </w:rPr>
-        <w:t xml:space="preserve">2. Hedging does not increase expected cash flows.</w:t>
-      </w:r>
-      <w:r>
-        <w:br/>
-      </w:r>
-      <w:r>
-        <w:t xml:space="preserve">A hedge typically reduces variance, not expected value. Since hedging often has explicit or implicit cost, it may even reduce expected net cash flow.</w:t>
-      </w:r>
-    </w:p>
-    <w:p>
-      <w:pPr>
-        <w:pStyle w:val="BodyText"/>
-      </w:pPr>
-      <w:r>
-        <w:rPr>
-          <w:b/>
-          <w:bCs/>
-        </w:rPr>
-        <w:t xml:space="preserve">3. Agency problems may distort hedging decisions.</w:t>
-      </w:r>
-      <w:r>
-        <w:br/>
-      </w:r>
-      <w:r>
-        <w:t xml:space="preserve">Managers are often more risk-averse than shareholders. They may hedge to protect their own careers or accounting outcomes rather than to maximize shareholder value.</w:t>
-      </w:r>
-    </w:p>
-    <w:p>
-      <w:pPr>
-        <w:pStyle w:val="BodyText"/>
-      </w:pPr>
-      <w:r>
-        <w:rPr>
-          <w:b/>
-          <w:bCs/>
-        </w:rPr>
-        <w:t xml:space="preserve">4. Managers cannot systematically outguess the market.</w:t>
-      </w:r>
-      <w:r>
-        <w:br/>
-      </w:r>
-      <w:r>
-        <w:t xml:space="preserve">If parity conditions and market efficiency broadly hold, the expected net present value of hedging should be near zero before costs.</w:t>
-      </w:r>
-    </w:p>
-    <w:p>
-      <w:pPr>
-        <w:pStyle w:val="BodyText"/>
-      </w:pPr>
-      <w:r>
-        <w:rPr>
-          <w:b/>
-          <w:bCs/>
-        </w:rPr>
-        <w:t xml:space="preserve">5. Hedging may be motivated by optics rather than value.</w:t>
-      </w:r>
-      <w:r>
-        <w:br/>
-      </w:r>
-      <w:r>
-        <w:t xml:space="preserve">Foreign exchange losses show up visibly in financial statements. Hedging costs may be buried elsewhere. This can bias managerial decision-making.</w:t>
-      </w:r>
-    </w:p>
-    <w:p>
-      <w:pPr>
-        <w:pStyle w:val="BodyText"/>
-      </w:pPr>
-      <w:r>
-        <w:t xml:space="preserve">The main theoretical takeaway is important:</w:t>
+        <w:t xml:space="preserve">So the foreign exchange gain or loss is:</w:t>
       </w:r>
     </w:p>
     <w:p>
@@ -2118,7 +1901,106 @@
               <m:nor/>
               <m:sty m:val="p"/>
             </m:rPr>
-            <m:t>Hedging reduces risk, but reducing risk is not the same thing as adding return.</m:t>
+            <m:t>FX gain (loss)</m:t>
+          </m:r>
+          <m:r>
+            <m:rPr>
+              <m:sty m:val="p"/>
+            </m:rPr>
+            <m:t>=</m:t>
+          </m:r>
+          <m:r>
+            <m:rPr>
+              <m:nor/>
+              <m:sty m:val="p"/>
+            </m:rPr>
+            <m:t>USD </m:t>
+          </m:r>
+          <m:r>
+            <m:t>1</m:t>
+          </m:r>
+          <m:r>
+            <m:rPr>
+              <m:sty m:val="p"/>
+            </m:rPr>
+            <m:t>,</m:t>
+          </m:r>
+          <m:r>
+            <m:t>980</m:t>
+          </m:r>
+          <m:r>
+            <m:rPr>
+              <m:sty m:val="p"/>
+            </m:rPr>
+            <m:t>,</m:t>
+          </m:r>
+          <m:r>
+            <m:t>000</m:t>
+          </m:r>
+          <m:r>
+            <m:rPr>
+              <m:sty m:val="p"/>
+            </m:rPr>
+            <m:t>−</m:t>
+          </m:r>
+          <m:r>
+            <m:rPr>
+              <m:nor/>
+              <m:sty m:val="p"/>
+            </m:rPr>
+            <m:t>USD </m:t>
+          </m:r>
+          <m:r>
+            <m:t>2</m:t>
+          </m:r>
+          <m:r>
+            <m:rPr>
+              <m:sty m:val="p"/>
+            </m:rPr>
+            <m:t>,</m:t>
+          </m:r>
+          <m:r>
+            <m:t>016</m:t>
+          </m:r>
+          <m:r>
+            <m:rPr>
+              <m:sty m:val="p"/>
+            </m:rPr>
+            <m:t>,</m:t>
+          </m:r>
+          <m:r>
+            <m:t>000</m:t>
+          </m:r>
+          <m:r>
+            <m:rPr>
+              <m:sty m:val="p"/>
+            </m:rPr>
+            <m:t>=</m:t>
+          </m:r>
+          <m:r>
+            <m:rPr>
+              <m:sty m:val="p"/>
+            </m:rPr>
+            <m:t>−</m:t>
+          </m:r>
+          <m:r>
+            <m:rPr>
+              <m:nor/>
+              <m:sty m:val="p"/>
+            </m:rPr>
+            <m:t>USD </m:t>
+          </m:r>
+          <m:r>
+            <m:t>36</m:t>
+          </m:r>
+          <m:r>
+            <m:rPr>
+              <m:sty m:val="p"/>
+            </m:rPr>
+            <m:t>,</m:t>
+          </m:r>
+          <m:r>
+            <m:t>000</m:t>
           </m:r>
         </m:oMath>
       </m:oMathPara>
@@ -2128,135 +2010,7 @@
         <w:pStyle w:val="FirstParagraph"/>
       </w:pPr>
       <w:r>
-        <w:t xml:space="preserve">A hedge adds value only if the benefits of lower volatility, lower distress cost, better planning, or better market access are large enough to exceed the cost of the hedge.</w:t>
-      </w:r>
-    </w:p>
-    <w:bookmarkEnd w:id="29"/>
-    <w:bookmarkEnd w:id="30"/>
-    <w:bookmarkStart w:id="35" w:name="transaction-exposure-1"/>
-    <w:p>
-      <w:pPr>
-        <w:pStyle w:val="Heading2"/>
-      </w:pPr>
-      <w:r>
-        <w:t xml:space="preserve">10.3 Transaction Exposure</w:t>
-      </w:r>
-    </w:p>
-    <w:p>
-      <w:pPr>
-        <w:pStyle w:val="FirstParagraph"/>
-      </w:pPr>
-      <w:r>
-        <w:t xml:space="preserve">Transaction exposure measures gains or losses that arise from the settlement of existing financial obligations whose terms are stated in a foreign currency. In plain language, the contract already exists, but the exchange rate at settlement is still unknown.</w:t>
-      </w:r>
-    </w:p>
-    <w:p>
-      <w:pPr>
-        <w:pStyle w:val="BodyText"/>
-      </w:pPr>
-      <w:r>
-        <w:t xml:space="preserve">This exposure arises most often from three classes of activity:</w:t>
-      </w:r>
-    </w:p>
-    <w:p>
-      <w:pPr>
-        <w:pStyle w:val="Compact"/>
-        <w:numPr>
-          <w:ilvl w:val="0"/>
-          <w:numId w:val="1011"/>
-        </w:numPr>
-      </w:pPr>
-      <w:r>
-        <w:rPr>
-          <w:b/>
-          <w:bCs/>
-        </w:rPr>
-        <w:t xml:space="preserve">Purchasing or selling goods or services</w:t>
-      </w:r>
-      <w:r>
-        <w:t xml:space="preserve"> </w:t>
-      </w:r>
-      <w:r>
-        <w:t xml:space="preserve">in foreign currency,</w:t>
-      </w:r>
-    </w:p>
-    <w:p>
-      <w:pPr>
-        <w:pStyle w:val="Compact"/>
-        <w:numPr>
-          <w:ilvl w:val="0"/>
-          <w:numId w:val="1011"/>
-        </w:numPr>
-      </w:pPr>
-      <w:r>
-        <w:rPr>
-          <w:b/>
-          <w:bCs/>
-        </w:rPr>
-        <w:t xml:space="preserve">Borrowing or lending funds</w:t>
-      </w:r>
-      <w:r>
-        <w:t xml:space="preserve"> </w:t>
-      </w:r>
-      <w:r>
-        <w:t xml:space="preserve">in foreign currency, and</w:t>
-      </w:r>
-    </w:p>
-    <w:p>
-      <w:pPr>
-        <w:pStyle w:val="Compact"/>
-        <w:numPr>
-          <w:ilvl w:val="0"/>
-          <w:numId w:val="1011"/>
-        </w:numPr>
-      </w:pPr>
-      <w:r>
-        <w:rPr>
-          <w:b/>
-          <w:bCs/>
-        </w:rPr>
-        <w:t xml:space="preserve">Entering other foreign-currency-denominated obligations</w:t>
-      </w:r>
-      <w:r>
-        <w:t xml:space="preserve">, including some derivative contracts.</w:t>
-      </w:r>
-    </w:p>
-    <w:bookmarkStart w:id="32" w:name="purchasing-and-selling"/>
-    <w:p>
-      <w:pPr>
-        <w:pStyle w:val="Heading3"/>
-      </w:pPr>
-      <w:r>
-        <w:t xml:space="preserve">10.3.1 Purchasing and Selling</w:t>
-      </w:r>
-    </w:p>
-    <w:p>
-      <w:pPr>
-        <w:pStyle w:val="FirstParagraph"/>
-      </w:pPr>
-      <w:r>
-        <w:t xml:space="preserve">The most common source of transaction exposure is trade.</w:t>
-      </w:r>
-    </w:p>
-    <w:p>
-      <w:pPr>
-        <w:pStyle w:val="BodyText"/>
-      </w:pPr>
-      <w:r>
-        <w:t xml:space="preserve">Suppose a U.S. exporter sells merchandise to a Belgian buyer for</w:t>
-      </w:r>
-      <w:r>
-        <w:t xml:space="preserve"> </w:t>
-      </w:r>
-      <w:r>
-        <w:rPr>
-          <w:b/>
-          <w:bCs/>
-        </w:rPr>
-        <w:t xml:space="preserve">EUR 1,800,000</w:t>
-      </w:r>
-      <w:r>
-        <w:t xml:space="preserve">, payable in 60 days. On the date of sale, the spot rate is:</w:t>
+        <w:t xml:space="preserve">If instead the euro strengthens to:</w:t>
       </w:r>
     </w:p>
     <w:p>
@@ -2276,7 +2030,7 @@
             <m:t>USD </m:t>
           </m:r>
           <m:r>
-            <m:t>1.1200</m:t>
+            <m:t>1.3000</m:t>
           </m:r>
           <m:r>
             <m:rPr>
@@ -2302,7 +2056,7 @@
         <w:pStyle w:val="FirstParagraph"/>
       </w:pPr>
       <w:r>
-        <w:t xml:space="preserve">So the receivable is booked at:</w:t>
+        <w:t xml:space="preserve">then settlement becomes:</w:t>
       </w:r>
     </w:p>
     <w:p>
@@ -2356,7 +2110,7 @@
             <m:t>USD </m:t>
           </m:r>
           <m:r>
-            <m:t>1.1200</m:t>
+            <m:t>1.3000</m:t>
           </m:r>
           <m:r>
             <m:rPr>
@@ -2381,7 +2135,7 @@
             <m:t>,</m:t>
           </m:r>
           <m:r>
-            <m:t>016</m:t>
+            <m:t>340</m:t>
           </m:r>
           <m:r>
             <m:rPr>
@@ -2400,7 +2154,7 @@
         <w:pStyle w:val="FirstParagraph"/>
       </w:pPr>
       <w:r>
-        <w:t xml:space="preserve">That booked amount is not the final dollar amount actually received. If, by the settlement date, the euro weakens to:</w:t>
+        <w:t xml:space="preserve">and the exporter realizes a gain of:</w:t>
       </w:r>
     </w:p>
     <w:p>
@@ -2420,7 +2174,59 @@
             <m:t>USD </m:t>
           </m:r>
           <m:r>
-            <m:t>1.1000</m:t>
+            <m:t>2</m:t>
+          </m:r>
+          <m:r>
+            <m:rPr>
+              <m:sty m:val="p"/>
+            </m:rPr>
+            <m:t>,</m:t>
+          </m:r>
+          <m:r>
+            <m:t>340</m:t>
+          </m:r>
+          <m:r>
+            <m:rPr>
+              <m:sty m:val="p"/>
+            </m:rPr>
+            <m:t>,</m:t>
+          </m:r>
+          <m:r>
+            <m:t>000</m:t>
+          </m:r>
+          <m:r>
+            <m:rPr>
+              <m:sty m:val="p"/>
+            </m:rPr>
+            <m:t>−</m:t>
+          </m:r>
+          <m:r>
+            <m:rPr>
+              <m:nor/>
+              <m:sty m:val="p"/>
+            </m:rPr>
+            <m:t>USD </m:t>
+          </m:r>
+          <m:r>
+            <m:t>2</m:t>
+          </m:r>
+          <m:r>
+            <m:rPr>
+              <m:sty m:val="p"/>
+            </m:rPr>
+            <m:t>,</m:t>
+          </m:r>
+          <m:r>
+            <m:t>016</m:t>
+          </m:r>
+          <m:r>
+            <m:rPr>
+              <m:sty m:val="p"/>
+            </m:rPr>
+            <m:t>,</m:t>
+          </m:r>
+          <m:r>
+            <m:t>000</m:t>
           </m:r>
           <m:r>
             <m:rPr>
@@ -2433,10 +2239,19 @@
               <m:nor/>
               <m:sty m:val="p"/>
             </m:rPr>
-            <m:t>EUR </m:t>
-          </m:r>
-          <m:r>
-            <m:t>1.00</m:t>
+            <m:t>USD </m:t>
+          </m:r>
+          <m:r>
+            <m:t>324</m:t>
+          </m:r>
+          <m:r>
+            <m:rPr>
+              <m:sty m:val="p"/>
+            </m:rPr>
+            <m:t>,</m:t>
+          </m:r>
+          <m:r>
+            <m:t>000</m:t>
           </m:r>
         </m:oMath>
       </m:oMathPara>
@@ -2446,7 +2261,142 @@
         <w:pStyle w:val="FirstParagraph"/>
       </w:pPr>
       <w:r>
-        <w:t xml:space="preserve">then the actual dollars received become:</w:t>
+        <w:t xml:space="preserve">So a foreign-currency receivable contains both downside risk and upside potential.</w:t>
+      </w:r>
+    </w:p>
+    <w:bookmarkStart w:id="33" w:name="the-life-span-of-transaction-exposure"/>
+    <w:p>
+      <w:pPr>
+        <w:pStyle w:val="Heading4"/>
+      </w:pPr>
+      <w:r>
+        <w:t xml:space="preserve">10.3.1.1</w:t>
+      </w:r>
+      <w:r>
+        <w:t xml:space="preserve"> </w:t>
+      </w:r>
+      <w:r>
+        <w:rPr>
+          <w:b/>
+          <w:bCs/>
+        </w:rPr>
+        <w:t xml:space="preserve">The life span of transaction exposure</w:t>
+      </w:r>
+    </w:p>
+    <w:p>
+      <w:pPr>
+        <w:pStyle w:val="CaptionedFigure"/>
+      </w:pPr>
+      <w:r>
+        <w:drawing>
+          <wp:inline>
+            <wp:extent cx="5334000" cy="2244747"/>
+            <wp:effectExtent b="0" l="0" r="0" t="0"/>
+            <wp:docPr descr="The Life Span of a Transaction Exposure" title="" id="31" name="Picture"/>
+            <a:graphic>
+              <a:graphicData uri="http://schemas.openxmlformats.org/drawingml/2006/picture">
+                <pic:pic>
+                  <pic:nvPicPr>
+                    <pic:cNvPr descr="../assets/images/Ch10/Transaction_Exposure.jpg" id="32" name="Picture"/>
+                    <pic:cNvPicPr>
+                      <a:picLocks noChangeArrowheads="1" noChangeAspect="1"/>
+                    </pic:cNvPicPr>
+                  </pic:nvPicPr>
+                  <pic:blipFill>
+                    <a:blip r:embed="rId30"/>
+                    <a:stretch>
+                      <a:fillRect/>
+                    </a:stretch>
+                  </pic:blipFill>
+                  <pic:spPr bwMode="auto">
+                    <a:xfrm>
+                      <a:off x="0" y="0"/>
+                      <a:ext cx="5334000" cy="2244747"/>
+                    </a:xfrm>
+                    <a:prstGeom prst="rect">
+                      <a:avLst/>
+                    </a:prstGeom>
+                    <a:noFill/>
+                    <a:ln w="9525">
+                      <a:noFill/>
+                      <a:headEnd/>
+                      <a:tailEnd/>
+                    </a:ln>
+                  </pic:spPr>
+                </pic:pic>
+              </a:graphicData>
+            </a:graphic>
+          </wp:inline>
+        </w:drawing>
+      </w:r>
+    </w:p>
+    <w:p>
+      <w:pPr>
+        <w:pStyle w:val="ImageCaption"/>
+      </w:pPr>
+      <w:r>
+        <w:t xml:space="preserve">The Life Span of a Transaction Exposure</w:t>
+      </w:r>
+    </w:p>
+    <w:p>
+      <w:pPr>
+        <w:pStyle w:val="BodyText"/>
+      </w:pPr>
+      <w:r>
+        <w:t xml:space="preserve">Some firms do not formally treat quotation exposure or backlog exposure as hedgeable transaction exposure because the contract may still change or be cancelled. Other firms, especially those with predictable business patterns, do hedge some of these earlier stages.</w:t>
+      </w:r>
+    </w:p>
+    <w:bookmarkEnd w:id="33"/>
+    <w:bookmarkEnd w:id="34"/>
+    <w:bookmarkStart w:id="35" w:name="borrowing-and-lending"/>
+    <w:p>
+      <w:pPr>
+        <w:pStyle w:val="Heading3"/>
+      </w:pPr>
+      <w:r>
+        <w:t xml:space="preserve">10.3.2 Borrowing and Lending</w:t>
+      </w:r>
+    </w:p>
+    <w:p>
+      <w:pPr>
+        <w:pStyle w:val="FirstParagraph"/>
+      </w:pPr>
+      <w:r>
+        <w:t xml:space="preserve">A second source of transaction exposure arises when firms borrow or lend in foreign currency.</w:t>
+      </w:r>
+    </w:p>
+    <w:p>
+      <w:pPr>
+        <w:pStyle w:val="BodyText"/>
+      </w:pPr>
+      <w:r>
+        <w:t xml:space="preserve">The chapter uses the example of</w:t>
+      </w:r>
+      <w:r>
+        <w:t xml:space="preserve"> </w:t>
+      </w:r>
+      <w:r>
+        <w:rPr>
+          <w:b/>
+          <w:bCs/>
+        </w:rPr>
+        <w:t xml:space="preserve">Gemex</w:t>
+      </w:r>
+      <w:r>
+        <w:t xml:space="preserve">, PepsiCo’s large Mexican bottler in the mid-1990s. Gemex had U.S. dollar debt of</w:t>
+      </w:r>
+      <w:r>
+        <w:t xml:space="preserve"> </w:t>
+      </w:r>
+      <w:r>
+        <w:rPr>
+          <w:b/>
+          <w:bCs/>
+        </w:rPr>
+        <w:t xml:space="preserve">USD 264 million</w:t>
+      </w:r>
+      <w:r>
+        <w:t xml:space="preserve">. When the Mexican peso was around:</w:t>
       </w:r>
     </w:p>
     <w:p>
@@ -2463,34 +2413,16 @@
               <m:nor/>
               <m:sty m:val="p"/>
             </m:rPr>
-            <m:t>EUR </m:t>
-          </m:r>
-          <m:r>
-            <m:t>1</m:t>
-          </m:r>
-          <m:r>
-            <m:rPr>
-              <m:sty m:val="p"/>
-            </m:rPr>
-            <m:t>,</m:t>
-          </m:r>
-          <m:r>
-            <m:t>800</m:t>
-          </m:r>
-          <m:r>
-            <m:rPr>
-              <m:sty m:val="p"/>
-            </m:rPr>
-            <m:t>,</m:t>
-          </m:r>
-          <m:r>
-            <m:t>000</m:t>
-          </m:r>
-          <m:r>
-            <m:rPr>
-              <m:sty m:val="p"/>
-            </m:rPr>
-            <m:t>×</m:t>
+            <m:t>MXN </m:t>
+          </m:r>
+          <m:r>
+            <m:t>3.45</m:t>
+          </m:r>
+          <m:r>
+            <m:rPr>
+              <m:sty m:val="p"/>
+            </m:rPr>
+            <m:t>=</m:t>
           </m:r>
           <m:r>
             <m:rPr>
@@ -2500,41 +2432,7 @@
             <m:t>USD </m:t>
           </m:r>
           <m:r>
-            <m:t>1.1000</m:t>
-          </m:r>
-          <m:r>
-            <m:rPr>
-              <m:sty m:val="p"/>
-            </m:rPr>
-            <m:t>=</m:t>
-          </m:r>
-          <m:r>
-            <m:rPr>
-              <m:nor/>
-              <m:sty m:val="p"/>
-            </m:rPr>
-            <m:t>USD </m:t>
-          </m:r>
-          <m:r>
-            <m:t>1</m:t>
-          </m:r>
-          <m:r>
-            <m:rPr>
-              <m:sty m:val="p"/>
-            </m:rPr>
-            <m:t>,</m:t>
-          </m:r>
-          <m:r>
-            <m:t>980</m:t>
-          </m:r>
-          <m:r>
-            <m:rPr>
-              <m:sty m:val="p"/>
-            </m:rPr>
-            <m:t>,</m:t>
-          </m:r>
-          <m:r>
-            <m:t>000</m:t>
+            <m:t>1.00</m:t>
           </m:r>
         </m:oMath>
       </m:oMathPara>
@@ -2544,7 +2442,7 @@
         <w:pStyle w:val="FirstParagraph"/>
       </w:pPr>
       <w:r>
-        <w:t xml:space="preserve">So the foreign exchange gain or loss is:</w:t>
+        <w:t xml:space="preserve">the peso value of that debt was:</w:t>
       </w:r>
     </w:p>
     <w:p>
@@ -2561,7 +2459,44 @@
               <m:nor/>
               <m:sty m:val="p"/>
             </m:rPr>
-            <m:t>FX gain (loss)</m:t>
+            <m:t>USD </m:t>
+          </m:r>
+          <m:r>
+            <m:t>264</m:t>
+          </m:r>
+          <m:r>
+            <m:rPr>
+              <m:sty m:val="p"/>
+            </m:rPr>
+            <m:t>,</m:t>
+          </m:r>
+          <m:r>
+            <m:t>000</m:t>
+          </m:r>
+          <m:r>
+            <m:rPr>
+              <m:sty m:val="p"/>
+            </m:rPr>
+            <m:t>,</m:t>
+          </m:r>
+          <m:r>
+            <m:t>000</m:t>
+          </m:r>
+          <m:r>
+            <m:rPr>
+              <m:sty m:val="p"/>
+            </m:rPr>
+            <m:t>×</m:t>
+          </m:r>
+          <m:r>
+            <m:rPr>
+              <m:nor/>
+              <m:sty m:val="p"/>
+            </m:rPr>
+            <m:t>MXN </m:t>
+          </m:r>
+          <m:r>
+            <m:t>3.45</m:t>
           </m:r>
           <m:r>
             <m:rPr>
@@ -2574,84 +2509,19 @@
               <m:nor/>
               <m:sty m:val="p"/>
             </m:rPr>
-            <m:t>USD </m:t>
-          </m:r>
-          <m:r>
-            <m:t>1</m:t>
-          </m:r>
-          <m:r>
-            <m:rPr>
-              <m:sty m:val="p"/>
-            </m:rPr>
-            <m:t>,</m:t>
-          </m:r>
-          <m:r>
-            <m:t>980</m:t>
-          </m:r>
-          <m:r>
-            <m:rPr>
-              <m:sty m:val="p"/>
-            </m:rPr>
-            <m:t>,</m:t>
-          </m:r>
-          <m:r>
-            <m:t>000</m:t>
-          </m:r>
-          <m:r>
-            <m:rPr>
-              <m:sty m:val="p"/>
-            </m:rPr>
-            <m:t>−</m:t>
-          </m:r>
-          <m:r>
-            <m:rPr>
-              <m:nor/>
-              <m:sty m:val="p"/>
-            </m:rPr>
-            <m:t>USD </m:t>
-          </m:r>
-          <m:r>
-            <m:t>2</m:t>
-          </m:r>
-          <m:r>
-            <m:rPr>
-              <m:sty m:val="p"/>
-            </m:rPr>
-            <m:t>,</m:t>
-          </m:r>
-          <m:r>
-            <m:t>016</m:t>
-          </m:r>
-          <m:r>
-            <m:rPr>
-              <m:sty m:val="p"/>
-            </m:rPr>
-            <m:t>,</m:t>
-          </m:r>
-          <m:r>
-            <m:t>000</m:t>
-          </m:r>
-          <m:r>
-            <m:rPr>
-              <m:sty m:val="p"/>
-            </m:rPr>
-            <m:t>=</m:t>
-          </m:r>
-          <m:r>
-            <m:rPr>
-              <m:sty m:val="p"/>
-            </m:rPr>
-            <m:t>−</m:t>
-          </m:r>
-          <m:r>
-            <m:rPr>
-              <m:nor/>
-              <m:sty m:val="p"/>
-            </m:rPr>
-            <m:t>USD </m:t>
-          </m:r>
-          <m:r>
-            <m:t>36</m:t>
+            <m:t>MXN </m:t>
+          </m:r>
+          <m:r>
+            <m:t>910</m:t>
+          </m:r>
+          <m:r>
+            <m:rPr>
+              <m:sty m:val="p"/>
+            </m:rPr>
+            <m:t>,</m:t>
+          </m:r>
+          <m:r>
+            <m:t>800</m:t>
           </m:r>
           <m:r>
             <m:rPr>
@@ -2670,7 +2540,7 @@
         <w:pStyle w:val="FirstParagraph"/>
       </w:pPr>
       <w:r>
-        <w:t xml:space="preserve">If instead the euro strengthens to:</w:t>
+        <w:t xml:space="preserve">After the peso weakened sharply to about:</w:t>
       </w:r>
     </w:p>
     <w:p>
@@ -2687,23 +2557,23 @@
               <m:nor/>
               <m:sty m:val="p"/>
             </m:rPr>
+            <m:t>MXN </m:t>
+          </m:r>
+          <m:r>
+            <m:t>5.50</m:t>
+          </m:r>
+          <m:r>
+            <m:rPr>
+              <m:sty m:val="p"/>
+            </m:rPr>
+            <m:t>=</m:t>
+          </m:r>
+          <m:r>
+            <m:rPr>
+              <m:nor/>
+              <m:sty m:val="p"/>
+            </m:rPr>
             <m:t>USD </m:t>
-          </m:r>
-          <m:r>
-            <m:t>1.3000</m:t>
-          </m:r>
-          <m:r>
-            <m:rPr>
-              <m:sty m:val="p"/>
-            </m:rPr>
-            <m:t>=</m:t>
-          </m:r>
-          <m:r>
-            <m:rPr>
-              <m:nor/>
-              <m:sty m:val="p"/>
-            </m:rPr>
-            <m:t>EUR </m:t>
           </m:r>
           <m:r>
             <m:t>1.00</m:t>
@@ -2716,7 +2586,7 @@
         <w:pStyle w:val="FirstParagraph"/>
       </w:pPr>
       <w:r>
-        <w:t xml:space="preserve">then settlement becomes:</w:t>
+        <w:t xml:space="preserve">the peso value of the same dollar debt became:</w:t>
       </w:r>
     </w:p>
     <w:p>
@@ -2733,7 +2603,57 @@
               <m:nor/>
               <m:sty m:val="p"/>
             </m:rPr>
-            <m:t>EUR </m:t>
+            <m:t>USD </m:t>
+          </m:r>
+          <m:r>
+            <m:t>264</m:t>
+          </m:r>
+          <m:r>
+            <m:rPr>
+              <m:sty m:val="p"/>
+            </m:rPr>
+            <m:t>,</m:t>
+          </m:r>
+          <m:r>
+            <m:t>000</m:t>
+          </m:r>
+          <m:r>
+            <m:rPr>
+              <m:sty m:val="p"/>
+            </m:rPr>
+            <m:t>,</m:t>
+          </m:r>
+          <m:r>
+            <m:t>000</m:t>
+          </m:r>
+          <m:r>
+            <m:rPr>
+              <m:sty m:val="p"/>
+            </m:rPr>
+            <m:t>×</m:t>
+          </m:r>
+          <m:r>
+            <m:rPr>
+              <m:nor/>
+              <m:sty m:val="p"/>
+            </m:rPr>
+            <m:t>MXN </m:t>
+          </m:r>
+          <m:r>
+            <m:t>5.50</m:t>
+          </m:r>
+          <m:r>
+            <m:rPr>
+              <m:sty m:val="p"/>
+            </m:rPr>
+            <m:t>=</m:t>
+          </m:r>
+          <m:r>
+            <m:rPr>
+              <m:nor/>
+              <m:sty m:val="p"/>
+            </m:rPr>
+            <m:t>MXN </m:t>
           </m:r>
           <m:r>
             <m:t>1</m:t>
@@ -2745,7 +2665,7 @@
             <m:t>,</m:t>
           </m:r>
           <m:r>
-            <m:t>800</m:t>
+            <m:t>452</m:t>
           </m:r>
           <m:r>
             <m:rPr>
@@ -2755,47 +2675,6 @@
           </m:r>
           <m:r>
             <m:t>000</m:t>
-          </m:r>
-          <m:r>
-            <m:rPr>
-              <m:sty m:val="p"/>
-            </m:rPr>
-            <m:t>×</m:t>
-          </m:r>
-          <m:r>
-            <m:rPr>
-              <m:nor/>
-              <m:sty m:val="p"/>
-            </m:rPr>
-            <m:t>USD </m:t>
-          </m:r>
-          <m:r>
-            <m:t>1.3000</m:t>
-          </m:r>
-          <m:r>
-            <m:rPr>
-              <m:sty m:val="p"/>
-            </m:rPr>
-            <m:t>=</m:t>
-          </m:r>
-          <m:r>
-            <m:rPr>
-              <m:nor/>
-              <m:sty m:val="p"/>
-            </m:rPr>
-            <m:t>USD </m:t>
-          </m:r>
-          <m:r>
-            <m:t>2</m:t>
-          </m:r>
-          <m:r>
-            <m:rPr>
-              <m:sty m:val="p"/>
-            </m:rPr>
-            <m:t>,</m:t>
-          </m:r>
-          <m:r>
-            <m:t>340</m:t>
           </m:r>
           <m:r>
             <m:rPr>
@@ -2814,7 +2693,7 @@
         <w:pStyle w:val="FirstParagraph"/>
       </w:pPr>
       <w:r>
-        <w:t xml:space="preserve">and the exporter realizes a gain of:</w:t>
+        <w:t xml:space="preserve">So the peso burden of the debt increased by:</w:t>
       </w:r>
     </w:p>
     <w:p>
@@ -2831,19 +2710,19 @@
               <m:nor/>
               <m:sty m:val="p"/>
             </m:rPr>
-            <m:t>USD </m:t>
-          </m:r>
-          <m:r>
-            <m:t>2</m:t>
-          </m:r>
-          <m:r>
-            <m:rPr>
-              <m:sty m:val="p"/>
-            </m:rPr>
-            <m:t>,</m:t>
-          </m:r>
-          <m:r>
-            <m:t>340</m:t>
+            <m:t>MXN </m:t>
+          </m:r>
+          <m:r>
+            <m:t>1</m:t>
+          </m:r>
+          <m:r>
+            <m:rPr>
+              <m:sty m:val="p"/>
+            </m:rPr>
+            <m:t>,</m:t>
+          </m:r>
+          <m:r>
+            <m:t>452</m:t>
           </m:r>
           <m:r>
             <m:rPr>
@@ -2858,6 +2737,15 @@
             <m:rPr>
               <m:sty m:val="p"/>
             </m:rPr>
+            <m:t>,</m:t>
+          </m:r>
+          <m:r>
+            <m:t>000</m:t>
+          </m:r>
+          <m:r>
+            <m:rPr>
+              <m:sty m:val="p"/>
+            </m:rPr>
             <m:t>−</m:t>
           </m:r>
           <m:r>
@@ -2865,19 +2753,19 @@
               <m:nor/>
               <m:sty m:val="p"/>
             </m:rPr>
-            <m:t>USD </m:t>
-          </m:r>
-          <m:r>
-            <m:t>2</m:t>
-          </m:r>
-          <m:r>
-            <m:rPr>
-              <m:sty m:val="p"/>
-            </m:rPr>
-            <m:t>,</m:t>
-          </m:r>
-          <m:r>
-            <m:t>016</m:t>
+            <m:t>MXN </m:t>
+          </m:r>
+          <m:r>
+            <m:t>910</m:t>
+          </m:r>
+          <m:r>
+            <m:rPr>
+              <m:sty m:val="p"/>
+            </m:rPr>
+            <m:t>,</m:t>
+          </m:r>
+          <m:r>
+            <m:t>800</m:t>
           </m:r>
           <m:r>
             <m:rPr>
@@ -2899,10 +2787,19 @@
               <m:nor/>
               <m:sty m:val="p"/>
             </m:rPr>
-            <m:t>USD </m:t>
-          </m:r>
-          <m:r>
-            <m:t>324</m:t>
+            <m:t>MXN </m:t>
+          </m:r>
+          <m:r>
+            <m:t>541</m:t>
+          </m:r>
+          <m:r>
+            <m:rPr>
+              <m:sty m:val="p"/>
+            </m:rPr>
+            <m:t>,</m:t>
+          </m:r>
+          <m:r>
+            <m:t>200</m:t>
           </m:r>
           <m:r>
             <m:rPr>
@@ -2921,16 +2818,41 @@
         <w:pStyle w:val="FirstParagraph"/>
       </w:pPr>
       <w:r>
-        <w:t xml:space="preserve">So a foreign-currency receivable contains both downside risk and upside potential.</w:t>
-      </w:r>
-    </w:p>
-    <w:bookmarkStart w:id="31" w:name="the-life-span-of-transaction-exposure"/>
-    <w:p>
-      <w:pPr>
-        <w:pStyle w:val="Heading4"/>
-      </w:pPr>
-      <w:r>
-        <w:t xml:space="preserve">10.3.1.1 The life span of transaction exposure</w:t>
+        <w:t xml:space="preserve">This illustrates a critical point: even when the debt amount in foreign currency is fixed, the</w:t>
+      </w:r>
+      <w:r>
+        <w:t xml:space="preserve"> </w:t>
+      </w:r>
+      <w:r>
+        <w:rPr>
+          <w:b/>
+          <w:bCs/>
+        </w:rPr>
+        <w:t xml:space="preserve">home-currency burden</w:t>
+      </w:r>
+      <w:r>
+        <w:t xml:space="preserve"> </w:t>
+      </w:r>
+      <w:r>
+        <w:t xml:space="preserve">can change dramatically.</w:t>
+      </w:r>
+    </w:p>
+    <w:p>
+      <w:pPr>
+        <w:pStyle w:val="BodyText"/>
+      </w:pPr>
+      <w:r>
+        <w:t xml:space="preserve">For a borrower with domestic-currency cash flows, this can create severe financial stress.</w:t>
+      </w:r>
+    </w:p>
+    <w:bookmarkEnd w:id="35"/>
+    <w:bookmarkStart w:id="36" w:name="other-causes-of-transaction-exposure"/>
+    <w:p>
+      <w:pPr>
+        <w:pStyle w:val="Heading3"/>
+      </w:pPr>
+      <w:r>
+        <w:t xml:space="preserve">10.3.3 Other Causes of Transaction Exposure</w:t>
       </w:r>
     </w:p>
     <w:p>
@@ -2938,199 +2860,63 @@
         <w:pStyle w:val="FirstParagraph"/>
       </w:pPr>
       <w:r>
-        <w:t xml:space="preserve">The textbook carefully decomposes the life of a trade transaction into three stages:</w:t>
-      </w:r>
-    </w:p>
-    <w:tbl>
-      <w:tblPr>
-        <w:tblStyle w:val="Table"/>
-        <w:tblW w:type="pct" w:w="5000"/>
-        <w:tblLayout w:type="fixed"/>
-        <w:tblLook w:firstRow="1" w:lastRow="0" w:firstColumn="0" w:lastColumn="0" w:noHBand="0" w:noVBand="0" w:val="0020"/>
-      </w:tblPr>
-      <w:tblGrid>
-        <w:gridCol w:w="2640"/>
-        <w:gridCol w:w="2640"/>
-        <w:gridCol w:w="2640"/>
-      </w:tblGrid>
-      <w:tr>
-        <w:trPr>
-          <w:tblHeader w:val="on"/>
-        </w:trPr>
-        <w:tc>
-          <w:tcPr/>
-          <w:p>
-            <w:pPr>
-              <w:pStyle w:val="Compact"/>
-            </w:pPr>
-            <w:r>
-              <w:t xml:space="preserve">Stage</w:t>
-            </w:r>
-          </w:p>
-        </w:tc>
-        <w:tc>
-          <w:tcPr/>
-          <w:p>
-            <w:pPr>
-              <w:pStyle w:val="Compact"/>
-            </w:pPr>
-            <w:r>
-              <w:t xml:space="preserve">Meaning</w:t>
-            </w:r>
-          </w:p>
-        </w:tc>
-        <w:tc>
-          <w:tcPr/>
-          <w:p>
-            <w:pPr>
-              <w:pStyle w:val="Compact"/>
-            </w:pPr>
-            <w:r>
-              <w:t xml:space="preserve">Exposure Name</w:t>
-            </w:r>
-          </w:p>
-        </w:tc>
-      </w:tr>
-      <w:tr>
-        <w:tc>
-          <w:tcPr/>
-          <w:p>
-            <w:pPr>
-              <w:pStyle w:val="Compact"/>
-            </w:pPr>
-            <w:r>
-              <w:t xml:space="preserve">Seller quotes price</w:t>
-            </w:r>
-          </w:p>
-        </w:tc>
-        <w:tc>
-          <w:tcPr/>
-          <w:p>
-            <w:pPr>
-              <w:pStyle w:val="Compact"/>
-            </w:pPr>
-            <w:r>
-              <w:t xml:space="preserve">Time between quoting and actual order</w:t>
-            </w:r>
-          </w:p>
-        </w:tc>
-        <w:tc>
-          <w:tcPr/>
-          <w:p>
-            <w:pPr>
-              <w:pStyle w:val="Compact"/>
-            </w:pPr>
-            <w:r>
-              <w:rPr>
-                <w:b/>
-                <w:bCs/>
-              </w:rPr>
-              <w:t xml:space="preserve">Quotation exposure</w:t>
-            </w:r>
-          </w:p>
-        </w:tc>
-      </w:tr>
-      <w:tr>
-        <w:tc>
-          <w:tcPr/>
-          <w:p>
-            <w:pPr>
-              <w:pStyle w:val="Compact"/>
-            </w:pPr>
-            <w:r>
-              <w:t xml:space="preserve">Buyer places order; seller has not yet shipped</w:t>
-            </w:r>
-          </w:p>
-        </w:tc>
-        <w:tc>
-          <w:tcPr/>
-          <w:p>
-            <w:pPr>
-              <w:pStyle w:val="Compact"/>
-            </w:pPr>
-            <w:r>
-              <w:t xml:space="preserve">Time between order and delivery/billing</w:t>
-            </w:r>
-          </w:p>
-        </w:tc>
-        <w:tc>
-          <w:tcPr/>
-          <w:p>
-            <w:pPr>
-              <w:pStyle w:val="Compact"/>
-            </w:pPr>
-            <w:r>
-              <w:rPr>
-                <w:b/>
-                <w:bCs/>
-              </w:rPr>
-              <w:t xml:space="preserve">Backlog exposure</w:t>
-            </w:r>
-          </w:p>
-        </w:tc>
-      </w:tr>
-      <w:tr>
-        <w:tc>
-          <w:tcPr/>
-          <w:p>
-            <w:pPr>
-              <w:pStyle w:val="Compact"/>
-            </w:pPr>
-            <w:r>
-              <w:t xml:space="preserve">Goods shipped and receivable created</w:t>
-            </w:r>
-          </w:p>
-        </w:tc>
-        <w:tc>
-          <w:tcPr/>
-          <w:p>
-            <w:pPr>
-              <w:pStyle w:val="Compact"/>
-            </w:pPr>
-            <w:r>
-              <w:t xml:space="preserve">Time between billing and cash settlement</w:t>
-            </w:r>
-          </w:p>
-        </w:tc>
-        <w:tc>
-          <w:tcPr/>
-          <w:p>
-            <w:pPr>
-              <w:pStyle w:val="Compact"/>
-            </w:pPr>
-            <w:r>
-              <w:rPr>
-                <w:b/>
-                <w:bCs/>
-              </w:rPr>
-              <w:t xml:space="preserve">Billing exposure</w:t>
-            </w:r>
-          </w:p>
-        </w:tc>
-      </w:tr>
-    </w:tbl>
+        <w:t xml:space="preserve">Transaction exposure also arises from</w:t>
+      </w:r>
+      <w:r>
+        <w:t xml:space="preserve"> </w:t>
+      </w:r>
+      <w:r>
+        <w:rPr>
+          <w:b/>
+          <w:bCs/>
+        </w:rPr>
+        <w:t xml:space="preserve">forward exchange contracts</w:t>
+      </w:r>
+      <w:r>
+        <w:t xml:space="preserve"> </w:t>
+      </w:r>
+      <w:r>
+        <w:t xml:space="preserve">and other contractual positions entered into to hedge or finance the firm.</w:t>
+      </w:r>
+    </w:p>
     <w:p>
       <w:pPr>
         <w:pStyle w:val="BodyText"/>
       </w:pPr>
       <w:r>
-        <w:t xml:space="preserve">This is an excellent exam concept because it reinforces that exposure may begin</w:t>
-      </w:r>
-      <w:r>
-        <w:t xml:space="preserve"> </w:t>
-      </w:r>
-      <w:r>
-        <w:rPr>
-          <w:b/>
-          <w:bCs/>
-        </w:rPr>
-        <w:t xml:space="preserve">before</w:t>
-      </w:r>
-      <w:r>
-        <w:t xml:space="preserve"> </w:t>
-      </w:r>
-      <w:r>
-        <w:t xml:space="preserve">formal settlement and may, in a broader managerial sense, begin even before the receivable is booked.</w:t>
+        <w:t xml:space="preserve">For example, suppose a U.S. importer owes</w:t>
+      </w:r>
+      <w:r>
+        <w:t xml:space="preserve"> </w:t>
+      </w:r>
+      <w:r>
+        <w:rPr>
+          <w:b/>
+          <w:bCs/>
+        </w:rPr>
+        <w:t xml:space="preserve">JPY 100 million</w:t>
+      </w:r>
+      <w:r>
+        <w:t xml:space="preserve"> </w:t>
+      </w:r>
+      <w:r>
+        <w:t xml:space="preserve">in 90 days for an import purchase. It may hedge that payable by buying</w:t>
+      </w:r>
+      <w:r>
+        <w:t xml:space="preserve"> </w:t>
+      </w:r>
+      <w:r>
+        <w:rPr>
+          <w:b/>
+          <w:bCs/>
+        </w:rPr>
+        <w:t xml:space="preserve">JPY 100 million forward</w:t>
+      </w:r>
+      <w:r>
+        <w:t xml:space="preserve"> </w:t>
+      </w:r>
+      <w:r>
+        <w:t xml:space="preserve">today for delivery in 90 days. That forward contract itself is now a contractual obligation. Even though it was created as a hedge, it is also a transaction exposure because the firm is committed to settle the contract.</w:t>
       </w:r>
     </w:p>
     <w:p>
@@ -3138,93 +2924,39 @@
         <w:pStyle w:val="BodyText"/>
       </w:pPr>
       <w:r>
-        <w:t xml:space="preserve">A practical timeline is:</w:t>
-      </w:r>
-    </w:p>
-    <w:p>
-      <w:pPr>
-        <w:pStyle w:val="BodyText"/>
-      </w:pPr>
-      <m:oMathPara>
-        <m:oMathParaPr>
-          <m:jc m:val="center"/>
-        </m:oMathParaPr>
-        <m:oMath>
-          <m:sSub>
-            <m:e>
-              <m:r>
-                <m:t>t</m:t>
-              </m:r>
-            </m:e>
-            <m:sub>
-              <m:r>
-                <m:t>1</m:t>
-              </m:r>
-            </m:sub>
-          </m:sSub>
-          <m:r>
-            <m:rPr>
-              <m:sty m:val="p"/>
-            </m:rPr>
-            <m:t>→</m:t>
-          </m:r>
-          <m:sSub>
-            <m:e>
-              <m:r>
-                <m:t>t</m:t>
-              </m:r>
-            </m:e>
-            <m:sub>
-              <m:r>
-                <m:t>2</m:t>
-              </m:r>
-            </m:sub>
-          </m:sSub>
-          <m:r>
-            <m:rPr>
-              <m:sty m:val="p"/>
-            </m:rPr>
-            <m:t>→</m:t>
-          </m:r>
-          <m:sSub>
-            <m:e>
-              <m:r>
-                <m:t>t</m:t>
-              </m:r>
-            </m:e>
-            <m:sub>
-              <m:r>
-                <m:t>3</m:t>
-              </m:r>
-            </m:sub>
-          </m:sSub>
-          <m:r>
-            <m:rPr>
-              <m:sty m:val="p"/>
-            </m:rPr>
-            <m:t>→</m:t>
-          </m:r>
-          <m:sSub>
-            <m:e>
-              <m:r>
-                <m:t>t</m:t>
-              </m:r>
-            </m:e>
-            <m:sub>
-              <m:r>
-                <m:t>4</m:t>
-              </m:r>
-            </m:sub>
-          </m:sSub>
-        </m:oMath>
-      </m:oMathPara>
+        <w:t xml:space="preserve">This is conceptually important: a hedge is still a contract. If the underlying commercial exposure disappears</w:t>
+      </w:r>
+      <w:r>
+        <w:t xml:space="preserve"> </w:t>
+      </w:r>
+      <w:r>
+        <w:rPr>
+          <w:b/>
+          <w:bCs/>
+        </w:rPr>
+        <w:t xml:space="preserve">(a cancelled order)</w:t>
+      </w:r>
+      <w:r>
+        <w:t xml:space="preserve">, the hedge may remain and become its own problem unless it is offset, reversed, or restructured.</w:t>
+      </w:r>
+    </w:p>
+    <w:bookmarkEnd w:id="36"/>
+    <w:bookmarkEnd w:id="37"/>
+    <w:bookmarkStart w:id="54" w:name="transaction-exposure-management"/>
+    <w:p>
+      <w:pPr>
+        <w:pStyle w:val="Heading2"/>
+      </w:pPr>
+      <w:r>
+        <w:t xml:space="preserve">10.4 Transaction Exposure Management</w:t>
+      </w:r>
     </w:p>
     <w:p>
       <w:pPr>
         <w:pStyle w:val="FirstParagraph"/>
       </w:pPr>
       <w:r>
-        <w:t xml:space="preserve">where:</w:t>
+        <w:t xml:space="preserve">Once a transaction exposure exists, management must decide how to respond. The broad menu includes:</w:t>
       </w:r>
     </w:p>
     <w:p>
@@ -3236,43 +2968,20 @@
         </w:numPr>
       </w:pPr>
       <w:r>
-        <w:t xml:space="preserve">at</w:t>
-      </w:r>
-    </w:p>
-    <w:p>
-      <w:pPr>
-        <w:pStyle w:val="Compact"/>
-      </w:pPr>
-      <m:oMathPara>
-        <m:oMathParaPr>
-          <m:jc m:val="center"/>
-        </m:oMathParaPr>
-        <m:oMath>
-          <m:sSub>
-            <m:e>
-              <m:r>
-                <m:t>t</m:t>
-              </m:r>
-            </m:e>
-            <m:sub>
-              <m:r>
-                <m:t>1</m:t>
-              </m:r>
-            </m:sub>
-          </m:sSub>
-        </m:oMath>
-      </m:oMathPara>
-    </w:p>
-    <w:p>
-      <w:pPr>
-        <w:pStyle w:val="Compact"/>
-        <w:numPr>
-          <w:ilvl w:val="0"/>
-          <w:numId w:val="1000"/>
-        </w:numPr>
-      </w:pPr>
-      <w:r>
-        <w:t xml:space="preserve">the seller quotes a foreign-currency price,</w:t>
+        <w:t xml:space="preserve">leaving the exposure</w:t>
+      </w:r>
+      <w:r>
+        <w:t xml:space="preserve"> </w:t>
+      </w:r>
+      <w:r>
+        <w:rPr>
+          <w:b/>
+          <w:bCs/>
+        </w:rPr>
+        <w:t xml:space="preserve">unhedged</w:t>
+      </w:r>
+      <w:r>
+        <w:t xml:space="preserve">,</w:t>
       </w:r>
     </w:p>
     <w:p>
@@ -3284,43 +2993,20 @@
         </w:numPr>
       </w:pPr>
       <w:r>
-        <w:t xml:space="preserve">at</w:t>
-      </w:r>
-    </w:p>
-    <w:p>
-      <w:pPr>
-        <w:pStyle w:val="Compact"/>
-      </w:pPr>
-      <m:oMathPara>
-        <m:oMathParaPr>
-          <m:jc m:val="center"/>
-        </m:oMathParaPr>
-        <m:oMath>
-          <m:sSub>
-            <m:e>
-              <m:r>
-                <m:t>t</m:t>
-              </m:r>
-            </m:e>
-            <m:sub>
-              <m:r>
-                <m:t>2</m:t>
-              </m:r>
-            </m:sub>
-          </m:sSub>
-        </m:oMath>
-      </m:oMathPara>
-    </w:p>
-    <w:p>
-      <w:pPr>
-        <w:pStyle w:val="Compact"/>
-        <w:numPr>
-          <w:ilvl w:val="0"/>
-          <w:numId w:val="1000"/>
-        </w:numPr>
-      </w:pPr>
-      <w:r>
-        <w:t xml:space="preserve">the buyer places the order,</w:t>
+        <w:t xml:space="preserve">using a</w:t>
+      </w:r>
+      <w:r>
+        <w:t xml:space="preserve"> </w:t>
+      </w:r>
+      <w:r>
+        <w:rPr>
+          <w:b/>
+          <w:bCs/>
+        </w:rPr>
+        <w:t xml:space="preserve">forward hedge</w:t>
+      </w:r>
+      <w:r>
+        <w:t xml:space="preserve">,</w:t>
       </w:r>
     </w:p>
     <w:p>
@@ -3332,43 +3018,36 @@
         </w:numPr>
       </w:pPr>
       <w:r>
-        <w:t xml:space="preserve">at</w:t>
-      </w:r>
-    </w:p>
-    <w:p>
-      <w:pPr>
-        <w:pStyle w:val="Compact"/>
-      </w:pPr>
-      <m:oMathPara>
-        <m:oMathParaPr>
-          <m:jc m:val="center"/>
-        </m:oMathParaPr>
-        <m:oMath>
-          <m:sSub>
-            <m:e>
-              <m:r>
-                <m:t>t</m:t>
-              </m:r>
-            </m:e>
-            <m:sub>
-              <m:r>
-                <m:t>3</m:t>
-              </m:r>
-            </m:sub>
-          </m:sSub>
-        </m:oMath>
-      </m:oMathPara>
-    </w:p>
-    <w:p>
-      <w:pPr>
-        <w:pStyle w:val="Compact"/>
-        <w:numPr>
-          <w:ilvl w:val="0"/>
-          <w:numId w:val="1000"/>
-        </w:numPr>
-      </w:pPr>
-      <w:r>
-        <w:t xml:space="preserve">the seller ships and bills the buyer, and</w:t>
+        <w:t xml:space="preserve">using a</w:t>
+      </w:r>
+      <w:r>
+        <w:t xml:space="preserve"> </w:t>
+      </w:r>
+      <w:r>
+        <w:rPr>
+          <w:b/>
+          <w:bCs/>
+        </w:rPr>
+        <w:t xml:space="preserve">money market hedge</w:t>
+      </w:r>
+      <w:r>
+        <w:t xml:space="preserve"> </w:t>
+      </w:r>
+      <w:r>
+        <w:t xml:space="preserve">(also called a</w:t>
+      </w:r>
+      <w:r>
+        <w:t xml:space="preserve"> </w:t>
+      </w:r>
+      <w:r>
+        <w:rPr>
+          <w:b/>
+          <w:bCs/>
+        </w:rPr>
+        <w:t xml:space="preserve">balance sheet hedge</w:t>
+      </w:r>
+      <w:r>
+        <w:t xml:space="preserve">),</w:t>
       </w:r>
     </w:p>
     <w:p>
@@ -3380,43 +3059,32 @@
         </w:numPr>
       </w:pPr>
       <w:r>
-        <w:t xml:space="preserve">at</w:t>
-      </w:r>
-    </w:p>
-    <w:p>
-      <w:pPr>
-        <w:pStyle w:val="Compact"/>
-      </w:pPr>
-      <m:oMathPara>
-        <m:oMathParaPr>
-          <m:jc m:val="center"/>
-        </m:oMathParaPr>
-        <m:oMath>
-          <m:sSub>
-            <m:e>
-              <m:r>
-                <m:t>t</m:t>
-              </m:r>
-            </m:e>
-            <m:sub>
-              <m:r>
-                <m:t>4</m:t>
-              </m:r>
-            </m:sub>
-          </m:sSub>
-        </m:oMath>
-      </m:oMathPara>
+        <w:t xml:space="preserve">using an</w:t>
+      </w:r>
+      <w:r>
+        <w:t xml:space="preserve"> </w:t>
+      </w:r>
+      <w:r>
+        <w:rPr>
+          <w:b/>
+          <w:bCs/>
+        </w:rPr>
+        <w:t xml:space="preserve">options market hedge</w:t>
+      </w:r>
+      <w:r>
+        <w:t xml:space="preserve">, or</w:t>
+      </w:r>
     </w:p>
     <w:p>
       <w:pPr>
         <w:pStyle w:val="Compact"/>
         <w:numPr>
           <w:ilvl w:val="0"/>
-          <w:numId w:val="1000"/>
+          <w:numId w:val="1012"/>
         </w:numPr>
       </w:pPr>
       <w:r>
-        <w:t xml:space="preserve">the buyer pays.</w:t>
+        <w:t xml:space="preserve">using operating policies such as natural hedges, risk-sharing, or timing adjustments.</w:t>
       </w:r>
     </w:p>
     <w:p>
@@ -3424,742 +3092,6 @@
         <w:pStyle w:val="FirstParagraph"/>
       </w:pPr>
       <w:r>
-        <w:t xml:space="preserve">Some firms do not formally treat quotation exposure or backlog exposure as hedgeable transaction exposure because the contract may still change or be cancelled. Other firms, especially those with predictable business patterns, do hedge some of these earlier stages.</w:t>
-      </w:r>
-    </w:p>
-    <w:bookmarkEnd w:id="31"/>
-    <w:bookmarkEnd w:id="32"/>
-    <w:bookmarkStart w:id="33" w:name="borrowing-and-lending"/>
-    <w:p>
-      <w:pPr>
-        <w:pStyle w:val="Heading3"/>
-      </w:pPr>
-      <w:r>
-        <w:t xml:space="preserve">10.3.2 Borrowing and Lending</w:t>
-      </w:r>
-    </w:p>
-    <w:p>
-      <w:pPr>
-        <w:pStyle w:val="FirstParagraph"/>
-      </w:pPr>
-      <w:r>
-        <w:t xml:space="preserve">A second source of transaction exposure arises when firms borrow or lend in foreign currency.</w:t>
-      </w:r>
-    </w:p>
-    <w:p>
-      <w:pPr>
-        <w:pStyle w:val="BodyText"/>
-      </w:pPr>
-      <w:r>
-        <w:t xml:space="preserve">The chapter uses the example of</w:t>
-      </w:r>
-      <w:r>
-        <w:t xml:space="preserve"> </w:t>
-      </w:r>
-      <w:r>
-        <w:rPr>
-          <w:b/>
-          <w:bCs/>
-        </w:rPr>
-        <w:t xml:space="preserve">Gemex</w:t>
-      </w:r>
-      <w:r>
-        <w:t xml:space="preserve">, PepsiCo’s large Mexican bottler in the mid-1990s. Gemex had U.S. dollar debt of</w:t>
-      </w:r>
-      <w:r>
-        <w:t xml:space="preserve"> </w:t>
-      </w:r>
-      <w:r>
-        <w:rPr>
-          <w:b/>
-          <w:bCs/>
-        </w:rPr>
-        <w:t xml:space="preserve">USD 264 million</w:t>
-      </w:r>
-      <w:r>
-        <w:t xml:space="preserve">. When the Mexican peso was around:</w:t>
-      </w:r>
-    </w:p>
-    <w:p>
-      <w:pPr>
-        <w:pStyle w:val="BodyText"/>
-      </w:pPr>
-      <m:oMathPara>
-        <m:oMathParaPr>
-          <m:jc m:val="center"/>
-        </m:oMathParaPr>
-        <m:oMath>
-          <m:r>
-            <m:rPr>
-              <m:nor/>
-              <m:sty m:val="p"/>
-            </m:rPr>
-            <m:t>MXN </m:t>
-          </m:r>
-          <m:r>
-            <m:t>3.45</m:t>
-          </m:r>
-          <m:r>
-            <m:rPr>
-              <m:sty m:val="p"/>
-            </m:rPr>
-            <m:t>=</m:t>
-          </m:r>
-          <m:r>
-            <m:rPr>
-              <m:nor/>
-              <m:sty m:val="p"/>
-            </m:rPr>
-            <m:t>USD </m:t>
-          </m:r>
-          <m:r>
-            <m:t>1.00</m:t>
-          </m:r>
-        </m:oMath>
-      </m:oMathPara>
-    </w:p>
-    <w:p>
-      <w:pPr>
-        <w:pStyle w:val="FirstParagraph"/>
-      </w:pPr>
-      <w:r>
-        <w:t xml:space="preserve">the peso value of that debt was:</w:t>
-      </w:r>
-    </w:p>
-    <w:p>
-      <w:pPr>
-        <w:pStyle w:val="BodyText"/>
-      </w:pPr>
-      <m:oMathPara>
-        <m:oMathParaPr>
-          <m:jc m:val="center"/>
-        </m:oMathParaPr>
-        <m:oMath>
-          <m:r>
-            <m:rPr>
-              <m:nor/>
-              <m:sty m:val="p"/>
-            </m:rPr>
-            <m:t>USD </m:t>
-          </m:r>
-          <m:r>
-            <m:t>264</m:t>
-          </m:r>
-          <m:r>
-            <m:rPr>
-              <m:sty m:val="p"/>
-            </m:rPr>
-            <m:t>,</m:t>
-          </m:r>
-          <m:r>
-            <m:t>000</m:t>
-          </m:r>
-          <m:r>
-            <m:rPr>
-              <m:sty m:val="p"/>
-            </m:rPr>
-            <m:t>,</m:t>
-          </m:r>
-          <m:r>
-            <m:t>000</m:t>
-          </m:r>
-          <m:r>
-            <m:rPr>
-              <m:sty m:val="p"/>
-            </m:rPr>
-            <m:t>×</m:t>
-          </m:r>
-          <m:r>
-            <m:rPr>
-              <m:nor/>
-              <m:sty m:val="p"/>
-            </m:rPr>
-            <m:t>MXN </m:t>
-          </m:r>
-          <m:r>
-            <m:t>3.45</m:t>
-          </m:r>
-          <m:r>
-            <m:rPr>
-              <m:sty m:val="p"/>
-            </m:rPr>
-            <m:t>=</m:t>
-          </m:r>
-          <m:r>
-            <m:rPr>
-              <m:nor/>
-              <m:sty m:val="p"/>
-            </m:rPr>
-            <m:t>MXN </m:t>
-          </m:r>
-          <m:r>
-            <m:t>910</m:t>
-          </m:r>
-          <m:r>
-            <m:rPr>
-              <m:sty m:val="p"/>
-            </m:rPr>
-            <m:t>,</m:t>
-          </m:r>
-          <m:r>
-            <m:t>800</m:t>
-          </m:r>
-          <m:r>
-            <m:rPr>
-              <m:sty m:val="p"/>
-            </m:rPr>
-            <m:t>,</m:t>
-          </m:r>
-          <m:r>
-            <m:t>000</m:t>
-          </m:r>
-        </m:oMath>
-      </m:oMathPara>
-    </w:p>
-    <w:p>
-      <w:pPr>
-        <w:pStyle w:val="FirstParagraph"/>
-      </w:pPr>
-      <w:r>
-        <w:t xml:space="preserve">After the peso weakened sharply to about:</w:t>
-      </w:r>
-    </w:p>
-    <w:p>
-      <w:pPr>
-        <w:pStyle w:val="BodyText"/>
-      </w:pPr>
-      <m:oMathPara>
-        <m:oMathParaPr>
-          <m:jc m:val="center"/>
-        </m:oMathParaPr>
-        <m:oMath>
-          <m:r>
-            <m:rPr>
-              <m:nor/>
-              <m:sty m:val="p"/>
-            </m:rPr>
-            <m:t>MXN </m:t>
-          </m:r>
-          <m:r>
-            <m:t>5.50</m:t>
-          </m:r>
-          <m:r>
-            <m:rPr>
-              <m:sty m:val="p"/>
-            </m:rPr>
-            <m:t>=</m:t>
-          </m:r>
-          <m:r>
-            <m:rPr>
-              <m:nor/>
-              <m:sty m:val="p"/>
-            </m:rPr>
-            <m:t>USD </m:t>
-          </m:r>
-          <m:r>
-            <m:t>1.00</m:t>
-          </m:r>
-        </m:oMath>
-      </m:oMathPara>
-    </w:p>
-    <w:p>
-      <w:pPr>
-        <w:pStyle w:val="FirstParagraph"/>
-      </w:pPr>
-      <w:r>
-        <w:t xml:space="preserve">the peso value of the same dollar debt became:</w:t>
-      </w:r>
-    </w:p>
-    <w:p>
-      <w:pPr>
-        <w:pStyle w:val="BodyText"/>
-      </w:pPr>
-      <m:oMathPara>
-        <m:oMathParaPr>
-          <m:jc m:val="center"/>
-        </m:oMathParaPr>
-        <m:oMath>
-          <m:r>
-            <m:rPr>
-              <m:nor/>
-              <m:sty m:val="p"/>
-            </m:rPr>
-            <m:t>USD </m:t>
-          </m:r>
-          <m:r>
-            <m:t>264</m:t>
-          </m:r>
-          <m:r>
-            <m:rPr>
-              <m:sty m:val="p"/>
-            </m:rPr>
-            <m:t>,</m:t>
-          </m:r>
-          <m:r>
-            <m:t>000</m:t>
-          </m:r>
-          <m:r>
-            <m:rPr>
-              <m:sty m:val="p"/>
-            </m:rPr>
-            <m:t>,</m:t>
-          </m:r>
-          <m:r>
-            <m:t>000</m:t>
-          </m:r>
-          <m:r>
-            <m:rPr>
-              <m:sty m:val="p"/>
-            </m:rPr>
-            <m:t>×</m:t>
-          </m:r>
-          <m:r>
-            <m:rPr>
-              <m:nor/>
-              <m:sty m:val="p"/>
-            </m:rPr>
-            <m:t>MXN </m:t>
-          </m:r>
-          <m:r>
-            <m:t>5.50</m:t>
-          </m:r>
-          <m:r>
-            <m:rPr>
-              <m:sty m:val="p"/>
-            </m:rPr>
-            <m:t>=</m:t>
-          </m:r>
-          <m:r>
-            <m:rPr>
-              <m:nor/>
-              <m:sty m:val="p"/>
-            </m:rPr>
-            <m:t>MXN </m:t>
-          </m:r>
-          <m:r>
-            <m:t>1</m:t>
-          </m:r>
-          <m:r>
-            <m:rPr>
-              <m:sty m:val="p"/>
-            </m:rPr>
-            <m:t>,</m:t>
-          </m:r>
-          <m:r>
-            <m:t>452</m:t>
-          </m:r>
-          <m:r>
-            <m:rPr>
-              <m:sty m:val="p"/>
-            </m:rPr>
-            <m:t>,</m:t>
-          </m:r>
-          <m:r>
-            <m:t>000</m:t>
-          </m:r>
-          <m:r>
-            <m:rPr>
-              <m:sty m:val="p"/>
-            </m:rPr>
-            <m:t>,</m:t>
-          </m:r>
-          <m:r>
-            <m:t>000</m:t>
-          </m:r>
-        </m:oMath>
-      </m:oMathPara>
-    </w:p>
-    <w:p>
-      <w:pPr>
-        <w:pStyle w:val="FirstParagraph"/>
-      </w:pPr>
-      <w:r>
-        <w:t xml:space="preserve">So the peso burden of the debt increased by:</w:t>
-      </w:r>
-    </w:p>
-    <w:p>
-      <w:pPr>
-        <w:pStyle w:val="BodyText"/>
-      </w:pPr>
-      <m:oMathPara>
-        <m:oMathParaPr>
-          <m:jc m:val="center"/>
-        </m:oMathParaPr>
-        <m:oMath>
-          <m:r>
-            <m:rPr>
-              <m:nor/>
-              <m:sty m:val="p"/>
-            </m:rPr>
-            <m:t>MXN </m:t>
-          </m:r>
-          <m:r>
-            <m:t>1</m:t>
-          </m:r>
-          <m:r>
-            <m:rPr>
-              <m:sty m:val="p"/>
-            </m:rPr>
-            <m:t>,</m:t>
-          </m:r>
-          <m:r>
-            <m:t>452</m:t>
-          </m:r>
-          <m:r>
-            <m:rPr>
-              <m:sty m:val="p"/>
-            </m:rPr>
-            <m:t>,</m:t>
-          </m:r>
-          <m:r>
-            <m:t>000</m:t>
-          </m:r>
-          <m:r>
-            <m:rPr>
-              <m:sty m:val="p"/>
-            </m:rPr>
-            <m:t>,</m:t>
-          </m:r>
-          <m:r>
-            <m:t>000</m:t>
-          </m:r>
-          <m:r>
-            <m:rPr>
-              <m:sty m:val="p"/>
-            </m:rPr>
-            <m:t>−</m:t>
-          </m:r>
-          <m:r>
-            <m:rPr>
-              <m:nor/>
-              <m:sty m:val="p"/>
-            </m:rPr>
-            <m:t>MXN </m:t>
-          </m:r>
-          <m:r>
-            <m:t>910</m:t>
-          </m:r>
-          <m:r>
-            <m:rPr>
-              <m:sty m:val="p"/>
-            </m:rPr>
-            <m:t>,</m:t>
-          </m:r>
-          <m:r>
-            <m:t>800</m:t>
-          </m:r>
-          <m:r>
-            <m:rPr>
-              <m:sty m:val="p"/>
-            </m:rPr>
-            <m:t>,</m:t>
-          </m:r>
-          <m:r>
-            <m:t>000</m:t>
-          </m:r>
-          <m:r>
-            <m:rPr>
-              <m:sty m:val="p"/>
-            </m:rPr>
-            <m:t>=</m:t>
-          </m:r>
-          <m:r>
-            <m:rPr>
-              <m:nor/>
-              <m:sty m:val="p"/>
-            </m:rPr>
-            <m:t>MXN </m:t>
-          </m:r>
-          <m:r>
-            <m:t>541</m:t>
-          </m:r>
-          <m:r>
-            <m:rPr>
-              <m:sty m:val="p"/>
-            </m:rPr>
-            <m:t>,</m:t>
-          </m:r>
-          <m:r>
-            <m:t>200</m:t>
-          </m:r>
-          <m:r>
-            <m:rPr>
-              <m:sty m:val="p"/>
-            </m:rPr>
-            <m:t>,</m:t>
-          </m:r>
-          <m:r>
-            <m:t>000</m:t>
-          </m:r>
-        </m:oMath>
-      </m:oMathPara>
-    </w:p>
-    <w:p>
-      <w:pPr>
-        <w:pStyle w:val="FirstParagraph"/>
-      </w:pPr>
-      <w:r>
-        <w:t xml:space="preserve">This illustrates a critical point: even when the debt amount in foreign currency is fixed, the</w:t>
-      </w:r>
-      <w:r>
-        <w:t xml:space="preserve"> </w:t>
-      </w:r>
-      <w:r>
-        <w:rPr>
-          <w:b/>
-          <w:bCs/>
-        </w:rPr>
-        <w:t xml:space="preserve">home-currency burden</w:t>
-      </w:r>
-      <w:r>
-        <w:t xml:space="preserve"> </w:t>
-      </w:r>
-      <w:r>
-        <w:t xml:space="preserve">can change dramatically.</w:t>
-      </w:r>
-    </w:p>
-    <w:p>
-      <w:pPr>
-        <w:pStyle w:val="BodyText"/>
-      </w:pPr>
-      <w:r>
-        <w:t xml:space="preserve">For a borrower with domestic-currency cash flows, this can create severe financial stress.</w:t>
-      </w:r>
-    </w:p>
-    <w:bookmarkEnd w:id="33"/>
-    <w:bookmarkStart w:id="34" w:name="other-causes-of-transaction-exposure"/>
-    <w:p>
-      <w:pPr>
-        <w:pStyle w:val="Heading3"/>
-      </w:pPr>
-      <w:r>
-        <w:t xml:space="preserve">10.3.3 Other Causes of Transaction Exposure</w:t>
-      </w:r>
-    </w:p>
-    <w:p>
-      <w:pPr>
-        <w:pStyle w:val="FirstParagraph"/>
-      </w:pPr>
-      <w:r>
-        <w:t xml:space="preserve">Transaction exposure also arises from</w:t>
-      </w:r>
-      <w:r>
-        <w:t xml:space="preserve"> </w:t>
-      </w:r>
-      <w:r>
-        <w:rPr>
-          <w:b/>
-          <w:bCs/>
-        </w:rPr>
-        <w:t xml:space="preserve">forward exchange contracts</w:t>
-      </w:r>
-      <w:r>
-        <w:t xml:space="preserve"> </w:t>
-      </w:r>
-      <w:r>
-        <w:t xml:space="preserve">and other contractual positions entered into to hedge or finance the firm.</w:t>
-      </w:r>
-    </w:p>
-    <w:p>
-      <w:pPr>
-        <w:pStyle w:val="BodyText"/>
-      </w:pPr>
-      <w:r>
-        <w:t xml:space="preserve">For example, suppose a U.S. importer owes</w:t>
-      </w:r>
-      <w:r>
-        <w:t xml:space="preserve"> </w:t>
-      </w:r>
-      <w:r>
-        <w:rPr>
-          <w:b/>
-          <w:bCs/>
-        </w:rPr>
-        <w:t xml:space="preserve">JPY 100 million</w:t>
-      </w:r>
-      <w:r>
-        <w:t xml:space="preserve"> </w:t>
-      </w:r>
-      <w:r>
-        <w:t xml:space="preserve">in 90 days for an import purchase. It may hedge that payable by buying</w:t>
-      </w:r>
-      <w:r>
-        <w:t xml:space="preserve"> </w:t>
-      </w:r>
-      <w:r>
-        <w:rPr>
-          <w:b/>
-          <w:bCs/>
-        </w:rPr>
-        <w:t xml:space="preserve">JPY 100 million forward</w:t>
-      </w:r>
-      <w:r>
-        <w:t xml:space="preserve"> </w:t>
-      </w:r>
-      <w:r>
-        <w:t xml:space="preserve">today for delivery in 90 days. That forward contract itself is now a contractual obligation. Even though it was created as a hedge, it is also a transaction exposure because the firm is committed to settle the contract.</w:t>
-      </w:r>
-    </w:p>
-    <w:p>
-      <w:pPr>
-        <w:pStyle w:val="BodyText"/>
-      </w:pPr>
-      <w:r>
-        <w:t xml:space="preserve">This is conceptually important: a hedge is still a contract. If the underlying commercial exposure disappears, the hedge may remain and become its own problem unless it is offset, reversed, or restructured.</w:t>
-      </w:r>
-    </w:p>
-    <w:bookmarkEnd w:id="34"/>
-    <w:bookmarkEnd w:id="35"/>
-    <w:bookmarkStart w:id="52" w:name="transaction-exposure-management"/>
-    <w:p>
-      <w:pPr>
-        <w:pStyle w:val="Heading2"/>
-      </w:pPr>
-      <w:r>
-        <w:t xml:space="preserve">10.4 Transaction Exposure Management</w:t>
-      </w:r>
-    </w:p>
-    <w:p>
-      <w:pPr>
-        <w:pStyle w:val="FirstParagraph"/>
-      </w:pPr>
-      <w:r>
-        <w:t xml:space="preserve">Once a transaction exposure exists, management must decide how to respond. The broad menu includes:</w:t>
-      </w:r>
-    </w:p>
-    <w:p>
-      <w:pPr>
-        <w:pStyle w:val="Compact"/>
-        <w:numPr>
-          <w:ilvl w:val="0"/>
-          <w:numId w:val="1013"/>
-        </w:numPr>
-      </w:pPr>
-      <w:r>
-        <w:t xml:space="preserve">leaving the exposure</w:t>
-      </w:r>
-      <w:r>
-        <w:t xml:space="preserve"> </w:t>
-      </w:r>
-      <w:r>
-        <w:rPr>
-          <w:b/>
-          <w:bCs/>
-        </w:rPr>
-        <w:t xml:space="preserve">unhedged</w:t>
-      </w:r>
-      <w:r>
-        <w:t xml:space="preserve">,</w:t>
-      </w:r>
-    </w:p>
-    <w:p>
-      <w:pPr>
-        <w:pStyle w:val="Compact"/>
-        <w:numPr>
-          <w:ilvl w:val="0"/>
-          <w:numId w:val="1013"/>
-        </w:numPr>
-      </w:pPr>
-      <w:r>
-        <w:t xml:space="preserve">using a</w:t>
-      </w:r>
-      <w:r>
-        <w:t xml:space="preserve"> </w:t>
-      </w:r>
-      <w:r>
-        <w:rPr>
-          <w:b/>
-          <w:bCs/>
-        </w:rPr>
-        <w:t xml:space="preserve">forward hedge</w:t>
-      </w:r>
-      <w:r>
-        <w:t xml:space="preserve">,</w:t>
-      </w:r>
-    </w:p>
-    <w:p>
-      <w:pPr>
-        <w:pStyle w:val="Compact"/>
-        <w:numPr>
-          <w:ilvl w:val="0"/>
-          <w:numId w:val="1013"/>
-        </w:numPr>
-      </w:pPr>
-      <w:r>
-        <w:t xml:space="preserve">using a</w:t>
-      </w:r>
-      <w:r>
-        <w:t xml:space="preserve"> </w:t>
-      </w:r>
-      <w:r>
-        <w:rPr>
-          <w:b/>
-          <w:bCs/>
-        </w:rPr>
-        <w:t xml:space="preserve">money market hedge</w:t>
-      </w:r>
-      <w:r>
-        <w:t xml:space="preserve"> </w:t>
-      </w:r>
-      <w:r>
-        <w:t xml:space="preserve">(also called a</w:t>
-      </w:r>
-      <w:r>
-        <w:t xml:space="preserve"> </w:t>
-      </w:r>
-      <w:r>
-        <w:rPr>
-          <w:b/>
-          <w:bCs/>
-        </w:rPr>
-        <w:t xml:space="preserve">balance sheet hedge</w:t>
-      </w:r>
-      <w:r>
-        <w:t xml:space="preserve">),</w:t>
-      </w:r>
-    </w:p>
-    <w:p>
-      <w:pPr>
-        <w:pStyle w:val="Compact"/>
-        <w:numPr>
-          <w:ilvl w:val="0"/>
-          <w:numId w:val="1013"/>
-        </w:numPr>
-      </w:pPr>
-      <w:r>
-        <w:t xml:space="preserve">using an</w:t>
-      </w:r>
-      <w:r>
-        <w:t xml:space="preserve"> </w:t>
-      </w:r>
-      <w:r>
-        <w:rPr>
-          <w:b/>
-          <w:bCs/>
-        </w:rPr>
-        <w:t xml:space="preserve">options market hedge</w:t>
-      </w:r>
-      <w:r>
-        <w:t xml:space="preserve">, or</w:t>
-      </w:r>
-    </w:p>
-    <w:p>
-      <w:pPr>
-        <w:pStyle w:val="Compact"/>
-        <w:numPr>
-          <w:ilvl w:val="0"/>
-          <w:numId w:val="1013"/>
-        </w:numPr>
-      </w:pPr>
-      <w:r>
-        <w:t xml:space="preserve">using operating policies such as natural hedges, risk-sharing, or timing adjustments.</w:t>
-      </w:r>
-    </w:p>
-    <w:p>
-      <w:pPr>
-        <w:pStyle w:val="FirstParagraph"/>
-      </w:pPr>
-      <w:r>
         <w:t xml:space="preserve">This chapter emphasizes the</w:t>
       </w:r>
       <w:r>
@@ -4176,7 +3108,7 @@
         <w:t xml:space="preserve">. These are the techniques most frequently used for clearly identifiable short-term exposures.</w:t>
       </w:r>
     </w:p>
-    <w:bookmarkStart w:id="36" w:name="ganados-transaction-exposure"/>
+    <w:bookmarkStart w:id="38" w:name="ganados-transaction-exposure"/>
     <w:p>
       <w:pPr>
         <w:pStyle w:val="Heading3"/>
@@ -4833,11 +3765,11 @@
         <w:pStyle w:val="FirstParagraph"/>
       </w:pPr>
       <w:r>
-        <w:t xml:space="preserve">That budget rate matters because it means management is not merely choosing the mathematically best hedge; it is choosing a hedge consistent with the firm’s minimum acceptable margin.</w:t>
-      </w:r>
-    </w:p>
-    <w:bookmarkEnd w:id="36"/>
-    <w:bookmarkStart w:id="37" w:name="unhedged-position"/>
+        <w:t xml:space="preserve">That budget rate matters because it means management is not merely choosing the mathematically best hedge; it is choosing a hedge consistent with the firm’s minimum acceptable margin (below this rate, Ganado will not make a profit).</w:t>
+      </w:r>
+    </w:p>
+    <w:bookmarkEnd w:id="38"/>
+    <w:bookmarkStart w:id="39" w:name="unhedged-position"/>
     <w:p>
       <w:pPr>
         <w:pStyle w:val="Heading3"/>
@@ -4852,6 +3784,690 @@
       </w:pPr>
       <w:r>
         <w:t xml:space="preserve">The unhedged strategy is the simplest:</w:t>
+      </w:r>
+    </w:p>
+    <w:p>
+      <w:pPr>
+        <w:pStyle w:val="Compact"/>
+        <w:numPr>
+          <w:ilvl w:val="0"/>
+          <w:numId w:val="1013"/>
+        </w:numPr>
+      </w:pPr>
+      <w:r>
+        <w:t xml:space="preserve">do nothing today,</w:t>
+      </w:r>
+    </w:p>
+    <w:p>
+      <w:pPr>
+        <w:pStyle w:val="Compact"/>
+        <w:numPr>
+          <w:ilvl w:val="0"/>
+          <w:numId w:val="1013"/>
+        </w:numPr>
+      </w:pPr>
+      <w:r>
+        <w:t xml:space="preserve">receive pounds in 90 days,</w:t>
+      </w:r>
+    </w:p>
+    <w:p>
+      <w:pPr>
+        <w:pStyle w:val="Compact"/>
+        <w:numPr>
+          <w:ilvl w:val="0"/>
+          <w:numId w:val="1013"/>
+        </w:numPr>
+      </w:pPr>
+      <w:r>
+        <w:t xml:space="preserve">convert them at the then-current spot rate.</w:t>
+      </w:r>
+    </w:p>
+    <w:p>
+      <w:pPr>
+        <w:pStyle w:val="FirstParagraph"/>
+      </w:pPr>
+      <w:r>
+        <w:t xml:space="preserve">If the expected spot rate occurs,</w:t>
+      </w:r>
+    </w:p>
+    <w:p>
+      <w:pPr>
+        <w:pStyle w:val="BodyText"/>
+      </w:pPr>
+      <m:oMathPara>
+        <m:oMathParaPr>
+          <m:jc m:val="center"/>
+        </m:oMathParaPr>
+        <m:oMath>
+          <m:r>
+            <m:rPr>
+              <m:nor/>
+              <m:sty m:val="p"/>
+            </m:rPr>
+            <m:t>GBP </m:t>
+          </m:r>
+          <m:r>
+            <m:t>1</m:t>
+          </m:r>
+          <m:r>
+            <m:rPr>
+              <m:sty m:val="p"/>
+            </m:rPr>
+            <m:t>,</m:t>
+          </m:r>
+          <m:r>
+            <m:t>000</m:t>
+          </m:r>
+          <m:r>
+            <m:rPr>
+              <m:sty m:val="p"/>
+            </m:rPr>
+            <m:t>,</m:t>
+          </m:r>
+          <m:r>
+            <m:t>000</m:t>
+          </m:r>
+          <m:r>
+            <m:rPr>
+              <m:sty m:val="p"/>
+            </m:rPr>
+            <m:t>×</m:t>
+          </m:r>
+          <m:r>
+            <m:rPr>
+              <m:nor/>
+              <m:sty m:val="p"/>
+            </m:rPr>
+            <m:t>USD </m:t>
+          </m:r>
+          <m:r>
+            <m:t>1.7600</m:t>
+          </m:r>
+          <m:r>
+            <m:rPr>
+              <m:sty m:val="p"/>
+            </m:rPr>
+            <m:t>=</m:t>
+          </m:r>
+          <m:r>
+            <m:rPr>
+              <m:nor/>
+              <m:sty m:val="p"/>
+            </m:rPr>
+            <m:t>USD </m:t>
+          </m:r>
+          <m:r>
+            <m:t>1</m:t>
+          </m:r>
+          <m:r>
+            <m:rPr>
+              <m:sty m:val="p"/>
+            </m:rPr>
+            <m:t>,</m:t>
+          </m:r>
+          <m:r>
+            <m:t>760</m:t>
+          </m:r>
+          <m:r>
+            <m:rPr>
+              <m:sty m:val="p"/>
+            </m:rPr>
+            <m:t>,</m:t>
+          </m:r>
+          <m:r>
+            <m:t>000</m:t>
+          </m:r>
+        </m:oMath>
+      </m:oMathPara>
+    </w:p>
+    <w:p>
+      <w:pPr>
+        <w:pStyle w:val="FirstParagraph"/>
+      </w:pPr>
+      <w:r>
+        <w:t xml:space="preserve">But if the pound falls to, say,</w:t>
+      </w:r>
+    </w:p>
+    <w:p>
+      <w:pPr>
+        <w:pStyle w:val="BodyText"/>
+      </w:pPr>
+      <m:oMathPara>
+        <m:oMathParaPr>
+          <m:jc m:val="center"/>
+        </m:oMathParaPr>
+        <m:oMath>
+          <m:r>
+            <m:rPr>
+              <m:nor/>
+              <m:sty m:val="p"/>
+            </m:rPr>
+            <m:t>USD </m:t>
+          </m:r>
+          <m:r>
+            <m:t>1.65</m:t>
+          </m:r>
+          <m:r>
+            <m:rPr>
+              <m:sty m:val="p"/>
+            </m:rPr>
+            <m:t>=</m:t>
+          </m:r>
+          <m:r>
+            <m:rPr>
+              <m:nor/>
+              <m:sty m:val="p"/>
+            </m:rPr>
+            <m:t>GBP </m:t>
+          </m:r>
+          <m:r>
+            <m:t>1.00</m:t>
+          </m:r>
+        </m:oMath>
+      </m:oMathPara>
+    </w:p>
+    <w:p>
+      <w:pPr>
+        <w:pStyle w:val="FirstParagraph"/>
+      </w:pPr>
+      <w:r>
+        <w:t xml:space="preserve">Ganado would receive only:</w:t>
+      </w:r>
+    </w:p>
+    <w:p>
+      <w:pPr>
+        <w:pStyle w:val="BodyText"/>
+      </w:pPr>
+      <m:oMathPara>
+        <m:oMathParaPr>
+          <m:jc m:val="center"/>
+        </m:oMathParaPr>
+        <m:oMath>
+          <m:r>
+            <m:rPr>
+              <m:nor/>
+              <m:sty m:val="p"/>
+            </m:rPr>
+            <m:t>GBP </m:t>
+          </m:r>
+          <m:r>
+            <m:t>1</m:t>
+          </m:r>
+          <m:r>
+            <m:rPr>
+              <m:sty m:val="p"/>
+            </m:rPr>
+            <m:t>,</m:t>
+          </m:r>
+          <m:r>
+            <m:t>000</m:t>
+          </m:r>
+          <m:r>
+            <m:rPr>
+              <m:sty m:val="p"/>
+            </m:rPr>
+            <m:t>,</m:t>
+          </m:r>
+          <m:r>
+            <m:t>000</m:t>
+          </m:r>
+          <m:r>
+            <m:rPr>
+              <m:sty m:val="p"/>
+            </m:rPr>
+            <m:t>×</m:t>
+          </m:r>
+          <m:r>
+            <m:rPr>
+              <m:nor/>
+              <m:sty m:val="p"/>
+            </m:rPr>
+            <m:t>USD </m:t>
+          </m:r>
+          <m:r>
+            <m:t>1.65</m:t>
+          </m:r>
+          <m:r>
+            <m:rPr>
+              <m:sty m:val="p"/>
+            </m:rPr>
+            <m:t>=</m:t>
+          </m:r>
+          <m:r>
+            <m:rPr>
+              <m:nor/>
+              <m:sty m:val="p"/>
+            </m:rPr>
+            <m:t>USD </m:t>
+          </m:r>
+          <m:r>
+            <m:t>1</m:t>
+          </m:r>
+          <m:r>
+            <m:rPr>
+              <m:sty m:val="p"/>
+            </m:rPr>
+            <m:t>,</m:t>
+          </m:r>
+          <m:r>
+            <m:t>650</m:t>
+          </m:r>
+          <m:r>
+            <m:rPr>
+              <m:sty m:val="p"/>
+            </m:rPr>
+            <m:t>,</m:t>
+          </m:r>
+          <m:r>
+            <m:t>000</m:t>
+          </m:r>
+        </m:oMath>
+      </m:oMathPara>
+    </w:p>
+    <w:p>
+      <w:pPr>
+        <w:pStyle w:val="FirstParagraph"/>
+      </w:pPr>
+      <w:r>
+        <w:t xml:space="preserve">That would fall</w:t>
+      </w:r>
+      <w:r>
+        <w:t xml:space="preserve"> </w:t>
+      </w:r>
+      <w:r>
+        <w:rPr>
+          <w:b/>
+          <w:bCs/>
+        </w:rPr>
+        <w:t xml:space="preserve">below</w:t>
+      </w:r>
+      <w:r>
+        <w:t xml:space="preserve"> </w:t>
+      </w:r>
+      <w:r>
+        <w:t xml:space="preserve">the budget rate threshold of USD 1.70 per GBP and could wipe out the deal’s expected profit and create a probable loss of $50,000.</w:t>
+      </w:r>
+    </w:p>
+    <w:p>
+      <w:pPr>
+        <w:pStyle w:val="BodyText"/>
+      </w:pPr>
+      <w:r>
+        <w:t xml:space="preserve">The appeal of remaining unhedged is upside participation. Had the US currency weakened, there would have been a profit for Ganado that would not have been limited by a hedge. The weakness is obvious: full downside exposure remains due to the lack of hedging.</w:t>
+      </w:r>
+    </w:p>
+    <w:bookmarkEnd w:id="39"/>
+    <w:bookmarkStart w:id="40" w:name="forward-hedge"/>
+    <w:p>
+      <w:pPr>
+        <w:pStyle w:val="Heading3"/>
+      </w:pPr>
+      <w:r>
+        <w:t xml:space="preserve">10.4.3 Forward Hedge</w:t>
+      </w:r>
+    </w:p>
+    <w:p>
+      <w:pPr>
+        <w:pStyle w:val="FirstParagraph"/>
+      </w:pPr>
+      <w:r>
+        <w:t xml:space="preserve">A</w:t>
+      </w:r>
+      <w:r>
+        <w:t xml:space="preserve"> </w:t>
+      </w:r>
+      <w:r>
+        <w:rPr>
+          <w:b/>
+          <w:bCs/>
+        </w:rPr>
+        <w:t xml:space="preserve">forward hedge</w:t>
+      </w:r>
+      <w:r>
+        <w:t xml:space="preserve"> </w:t>
+      </w:r>
+      <w:r>
+        <w:t xml:space="preserve">locks in a future exchange rate today.</w:t>
+      </w:r>
+    </w:p>
+    <w:p>
+      <w:pPr>
+        <w:pStyle w:val="BodyText"/>
+      </w:pPr>
+      <w:r>
+        <w:t xml:space="preserve">Since Ganado will receive pounds in the future, it should</w:t>
+      </w:r>
+      <w:r>
+        <w:t xml:space="preserve"> </w:t>
+      </w:r>
+      <w:r>
+        <w:rPr>
+          <w:b/>
+          <w:bCs/>
+        </w:rPr>
+        <w:t xml:space="preserve">sell pounds forward</w:t>
+      </w:r>
+      <w:r>
+        <w:t xml:space="preserve"> </w:t>
+      </w:r>
+      <w:r>
+        <w:t xml:space="preserve">today at the 90-day forward rate:</w:t>
+      </w:r>
+    </w:p>
+    <w:p>
+      <w:pPr>
+        <w:pStyle w:val="BodyText"/>
+      </w:pPr>
+      <m:oMathPara>
+        <m:oMathParaPr>
+          <m:jc m:val="center"/>
+        </m:oMathParaPr>
+        <m:oMath>
+          <m:r>
+            <m:rPr>
+              <m:nor/>
+              <m:sty m:val="p"/>
+            </m:rPr>
+            <m:t>GBP </m:t>
+          </m:r>
+          <m:r>
+            <m:t>1</m:t>
+          </m:r>
+          <m:r>
+            <m:rPr>
+              <m:sty m:val="p"/>
+            </m:rPr>
+            <m:t>,</m:t>
+          </m:r>
+          <m:r>
+            <m:t>000</m:t>
+          </m:r>
+          <m:r>
+            <m:rPr>
+              <m:sty m:val="p"/>
+            </m:rPr>
+            <m:t>,</m:t>
+          </m:r>
+          <m:r>
+            <m:t>000</m:t>
+          </m:r>
+          <m:r>
+            <m:rPr>
+              <m:nor/>
+              <m:sty m:val="p"/>
+            </m:rPr>
+            <m:t> forward at </m:t>
+          </m:r>
+          <m:r>
+            <m:rPr>
+              <m:nor/>
+              <m:sty m:val="p"/>
+            </m:rPr>
+            <m:t>USD </m:t>
+          </m:r>
+          <m:r>
+            <m:t>1.7540</m:t>
+          </m:r>
+          <m:r>
+            <m:rPr>
+              <m:sty m:val="p"/>
+            </m:rPr>
+            <m:t>=</m:t>
+          </m:r>
+          <m:r>
+            <m:rPr>
+              <m:nor/>
+              <m:sty m:val="p"/>
+            </m:rPr>
+            <m:t>GBP </m:t>
+          </m:r>
+          <m:r>
+            <m:t>1.00</m:t>
+          </m:r>
+        </m:oMath>
+      </m:oMathPara>
+    </w:p>
+    <w:p>
+      <w:pPr>
+        <w:pStyle w:val="FirstParagraph"/>
+      </w:pPr>
+      <w:r>
+        <w:t xml:space="preserve">In 90 days Ganado receives the pounds from its customer and delivers them into the forward contract, receiving:</w:t>
+      </w:r>
+    </w:p>
+    <w:p>
+      <w:pPr>
+        <w:pStyle w:val="BodyText"/>
+      </w:pPr>
+      <m:oMathPara>
+        <m:oMathParaPr>
+          <m:jc m:val="center"/>
+        </m:oMathParaPr>
+        <m:oMath>
+          <m:r>
+            <m:rPr>
+              <m:nor/>
+              <m:sty m:val="p"/>
+            </m:rPr>
+            <m:t>GBP </m:t>
+          </m:r>
+          <m:r>
+            <m:t>1</m:t>
+          </m:r>
+          <m:r>
+            <m:rPr>
+              <m:sty m:val="p"/>
+            </m:rPr>
+            <m:t>,</m:t>
+          </m:r>
+          <m:r>
+            <m:t>000</m:t>
+          </m:r>
+          <m:r>
+            <m:rPr>
+              <m:sty m:val="p"/>
+            </m:rPr>
+            <m:t>,</m:t>
+          </m:r>
+          <m:r>
+            <m:t>000</m:t>
+          </m:r>
+          <m:r>
+            <m:rPr>
+              <m:sty m:val="p"/>
+            </m:rPr>
+            <m:t>×</m:t>
+          </m:r>
+          <m:r>
+            <m:rPr>
+              <m:nor/>
+              <m:sty m:val="p"/>
+            </m:rPr>
+            <m:t>USD </m:t>
+          </m:r>
+          <m:r>
+            <m:t>1.7540</m:t>
+          </m:r>
+          <m:r>
+            <m:rPr>
+              <m:sty m:val="p"/>
+            </m:rPr>
+            <m:t>=</m:t>
+          </m:r>
+          <m:r>
+            <m:rPr>
+              <m:nor/>
+              <m:sty m:val="p"/>
+            </m:rPr>
+            <m:t>USD </m:t>
+          </m:r>
+          <m:r>
+            <m:t>1</m:t>
+          </m:r>
+          <m:r>
+            <m:rPr>
+              <m:sty m:val="p"/>
+            </m:rPr>
+            <m:t>,</m:t>
+          </m:r>
+          <m:r>
+            <m:t>754</m:t>
+          </m:r>
+          <m:r>
+            <m:rPr>
+              <m:sty m:val="p"/>
+            </m:rPr>
+            <m:t>,</m:t>
+          </m:r>
+          <m:r>
+            <m:t>000</m:t>
+          </m:r>
+        </m:oMath>
+      </m:oMathPara>
+    </w:p>
+    <w:p>
+      <w:pPr>
+        <w:pStyle w:val="FirstParagraph"/>
+      </w:pPr>
+      <w:r>
+        <w:t xml:space="preserve">Compared with the booked value of USD 1,764,000, the accounting foreign exchange result is:</w:t>
+      </w:r>
+    </w:p>
+    <w:p>
+      <w:pPr>
+        <w:pStyle w:val="BodyText"/>
+      </w:pPr>
+      <m:oMathPara>
+        <m:oMathParaPr>
+          <m:jc m:val="center"/>
+        </m:oMathParaPr>
+        <m:oMath>
+          <m:r>
+            <m:rPr>
+              <m:nor/>
+              <m:sty m:val="p"/>
+            </m:rPr>
+            <m:t>USD </m:t>
+          </m:r>
+          <m:r>
+            <m:t>1</m:t>
+          </m:r>
+          <m:r>
+            <m:rPr>
+              <m:sty m:val="p"/>
+            </m:rPr>
+            <m:t>,</m:t>
+          </m:r>
+          <m:r>
+            <m:t>754</m:t>
+          </m:r>
+          <m:r>
+            <m:rPr>
+              <m:sty m:val="p"/>
+            </m:rPr>
+            <m:t>,</m:t>
+          </m:r>
+          <m:r>
+            <m:t>000</m:t>
+          </m:r>
+          <m:r>
+            <m:rPr>
+              <m:sty m:val="p"/>
+            </m:rPr>
+            <m:t>−</m:t>
+          </m:r>
+          <m:r>
+            <m:rPr>
+              <m:nor/>
+              <m:sty m:val="p"/>
+            </m:rPr>
+            <m:t>USD </m:t>
+          </m:r>
+          <m:r>
+            <m:t>1</m:t>
+          </m:r>
+          <m:r>
+            <m:rPr>
+              <m:sty m:val="p"/>
+            </m:rPr>
+            <m:t>,</m:t>
+          </m:r>
+          <m:r>
+            <m:t>764</m:t>
+          </m:r>
+          <m:r>
+            <m:rPr>
+              <m:sty m:val="p"/>
+            </m:rPr>
+            <m:t>,</m:t>
+          </m:r>
+          <m:r>
+            <m:t>000</m:t>
+          </m:r>
+          <m:r>
+            <m:rPr>
+              <m:sty m:val="p"/>
+            </m:rPr>
+            <m:t>=</m:t>
+          </m:r>
+          <m:r>
+            <m:rPr>
+              <m:sty m:val="p"/>
+            </m:rPr>
+            <m:t>−</m:t>
+          </m:r>
+          <m:r>
+            <m:rPr>
+              <m:nor/>
+              <m:sty m:val="p"/>
+            </m:rPr>
+            <m:t>USD </m:t>
+          </m:r>
+          <m:r>
+            <m:t>10</m:t>
+          </m:r>
+          <m:r>
+            <m:rPr>
+              <m:sty m:val="p"/>
+            </m:rPr>
+            <m:t>,</m:t>
+          </m:r>
+          <m:r>
+            <m:t>000</m:t>
+          </m:r>
+        </m:oMath>
+      </m:oMathPara>
+    </w:p>
+    <w:p>
+      <w:pPr>
+        <w:pStyle w:val="FirstParagraph"/>
+      </w:pPr>
+      <w:r>
+        <w:t xml:space="preserve">So Ganado records a</w:t>
+      </w:r>
+      <w:r>
+        <w:t xml:space="preserve"> </w:t>
+      </w:r>
+      <w:r>
+        <w:rPr>
+          <w:b/>
+          <w:bCs/>
+        </w:rPr>
+        <w:t xml:space="preserve">foreign exchange loss of USD 10,000</w:t>
+      </w:r>
+      <w:r>
+        <w:t xml:space="preserve"> </w:t>
+      </w:r>
+      <w:r>
+        <w:t xml:space="preserve">(about 0.5% loss) relative to the booking date. But notice what it gains is certainty in the exchange.</w:t>
+      </w:r>
+    </w:p>
+    <w:p>
+      <w:pPr>
+        <w:pStyle w:val="BodyText"/>
+      </w:pPr>
+      <w:r>
+        <w:t xml:space="preserve">A fully matched forward hedge is sometimes called:</w:t>
       </w:r>
     </w:p>
     <w:p>
@@ -4863,7 +4479,14 @@
         </w:numPr>
       </w:pPr>
       <w:r>
-        <w:t xml:space="preserve">do nothing today,</w:t>
+        <w:rPr>
+          <w:b/>
+          <w:bCs/>
+        </w:rPr>
+        <w:t xml:space="preserve">covered</w:t>
+      </w:r>
+      <w:r>
+        <w:t xml:space="preserve">,</w:t>
       </w:r>
     </w:p>
     <w:p>
@@ -4875,7 +4498,14 @@
         </w:numPr>
       </w:pPr>
       <w:r>
-        <w:t xml:space="preserve">receive pounds in 90 days,</w:t>
+        <w:rPr>
+          <w:b/>
+          <w:bCs/>
+        </w:rPr>
+        <w:t xml:space="preserve">perfect</w:t>
+      </w:r>
+      <w:r>
+        <w:t xml:space="preserve">, or</w:t>
       </w:r>
     </w:p>
     <w:p>
@@ -4887,7 +4517,14 @@
         </w:numPr>
       </w:pPr>
       <w:r>
-        <w:t xml:space="preserve">convert them at the then-current spot rate.</w:t>
+        <w:rPr>
+          <w:b/>
+          <w:bCs/>
+        </w:rPr>
+        <w:t xml:space="preserve">square</w:t>
+      </w:r>
+      <w:r>
+        <w:t xml:space="preserve">.</w:t>
       </w:r>
     </w:p>
     <w:p>
@@ -4895,290 +4532,24 @@
         <w:pStyle w:val="FirstParagraph"/>
       </w:pPr>
       <w:r>
-        <w:t xml:space="preserve">If the expected spot rate occurs,</w:t>
-      </w:r>
-    </w:p>
-    <w:p>
-      <w:pPr>
-        <w:pStyle w:val="BodyText"/>
-      </w:pPr>
-      <m:oMathPara>
-        <m:oMathParaPr>
-          <m:jc m:val="center"/>
-        </m:oMathParaPr>
-        <m:oMath>
-          <m:r>
-            <m:rPr>
-              <m:nor/>
-              <m:sty m:val="p"/>
-            </m:rPr>
-            <m:t>GBP </m:t>
-          </m:r>
-          <m:r>
-            <m:t>1</m:t>
-          </m:r>
-          <m:r>
-            <m:rPr>
-              <m:sty m:val="p"/>
-            </m:rPr>
-            <m:t>,</m:t>
-          </m:r>
-          <m:r>
-            <m:t>000</m:t>
-          </m:r>
-          <m:r>
-            <m:rPr>
-              <m:sty m:val="p"/>
-            </m:rPr>
-            <m:t>,</m:t>
-          </m:r>
-          <m:r>
-            <m:t>000</m:t>
-          </m:r>
-          <m:r>
-            <m:rPr>
-              <m:sty m:val="p"/>
-            </m:rPr>
-            <m:t>×</m:t>
-          </m:r>
-          <m:r>
-            <m:rPr>
-              <m:nor/>
-              <m:sty m:val="p"/>
-            </m:rPr>
-            <m:t>USD </m:t>
-          </m:r>
-          <m:r>
-            <m:t>1.7600</m:t>
-          </m:r>
-          <m:r>
-            <m:rPr>
-              <m:sty m:val="p"/>
-            </m:rPr>
-            <m:t>=</m:t>
-          </m:r>
-          <m:r>
-            <m:rPr>
-              <m:nor/>
-              <m:sty m:val="p"/>
-            </m:rPr>
-            <m:t>USD </m:t>
-          </m:r>
-          <m:r>
-            <m:t>1</m:t>
-          </m:r>
-          <m:r>
-            <m:rPr>
-              <m:sty m:val="p"/>
-            </m:rPr>
-            <m:t>,</m:t>
-          </m:r>
-          <m:r>
-            <m:t>760</m:t>
-          </m:r>
-          <m:r>
-            <m:rPr>
-              <m:sty m:val="p"/>
-            </m:rPr>
-            <m:t>,</m:t>
-          </m:r>
-          <m:r>
-            <m:t>000</m:t>
-          </m:r>
-        </m:oMath>
-      </m:oMathPara>
+        <w:t xml:space="preserve">That means the firm already has, or will receive, the exact foreign currency needed to fulfill the forward contract. No residual currency risk remains.</w:t>
+      </w:r>
+    </w:p>
+    <w:bookmarkEnd w:id="40"/>
+    <w:bookmarkStart w:id="41" w:name="money-market-hedge-balance-sheet-hedge"/>
+    <w:p>
+      <w:pPr>
+        <w:pStyle w:val="Heading3"/>
+      </w:pPr>
+      <w:r>
+        <w:t xml:space="preserve">10.4.4 Money Market Hedge (Balance Sheet Hedge)</w:t>
+      </w:r>
     </w:p>
     <w:p>
       <w:pPr>
         <w:pStyle w:val="FirstParagraph"/>
       </w:pPr>
       <w:r>
-        <w:t xml:space="preserve">But if the pound falls to, say,</w:t>
-      </w:r>
-    </w:p>
-    <w:p>
-      <w:pPr>
-        <w:pStyle w:val="BodyText"/>
-      </w:pPr>
-      <m:oMathPara>
-        <m:oMathParaPr>
-          <m:jc m:val="center"/>
-        </m:oMathParaPr>
-        <m:oMath>
-          <m:r>
-            <m:rPr>
-              <m:nor/>
-              <m:sty m:val="p"/>
-            </m:rPr>
-            <m:t>USD </m:t>
-          </m:r>
-          <m:r>
-            <m:t>1.65</m:t>
-          </m:r>
-          <m:r>
-            <m:rPr>
-              <m:sty m:val="p"/>
-            </m:rPr>
-            <m:t>=</m:t>
-          </m:r>
-          <m:r>
-            <m:rPr>
-              <m:nor/>
-              <m:sty m:val="p"/>
-            </m:rPr>
-            <m:t>GBP </m:t>
-          </m:r>
-          <m:r>
-            <m:t>1.00</m:t>
-          </m:r>
-        </m:oMath>
-      </m:oMathPara>
-    </w:p>
-    <w:p>
-      <w:pPr>
-        <w:pStyle w:val="FirstParagraph"/>
-      </w:pPr>
-      <w:r>
-        <w:t xml:space="preserve">Ganado would receive only:</w:t>
-      </w:r>
-    </w:p>
-    <w:p>
-      <w:pPr>
-        <w:pStyle w:val="BodyText"/>
-      </w:pPr>
-      <m:oMathPara>
-        <m:oMathParaPr>
-          <m:jc m:val="center"/>
-        </m:oMathParaPr>
-        <m:oMath>
-          <m:r>
-            <m:rPr>
-              <m:nor/>
-              <m:sty m:val="p"/>
-            </m:rPr>
-            <m:t>GBP </m:t>
-          </m:r>
-          <m:r>
-            <m:t>1</m:t>
-          </m:r>
-          <m:r>
-            <m:rPr>
-              <m:sty m:val="p"/>
-            </m:rPr>
-            <m:t>,</m:t>
-          </m:r>
-          <m:r>
-            <m:t>000</m:t>
-          </m:r>
-          <m:r>
-            <m:rPr>
-              <m:sty m:val="p"/>
-            </m:rPr>
-            <m:t>,</m:t>
-          </m:r>
-          <m:r>
-            <m:t>000</m:t>
-          </m:r>
-          <m:r>
-            <m:rPr>
-              <m:sty m:val="p"/>
-            </m:rPr>
-            <m:t>×</m:t>
-          </m:r>
-          <m:r>
-            <m:rPr>
-              <m:nor/>
-              <m:sty m:val="p"/>
-            </m:rPr>
-            <m:t>USD </m:t>
-          </m:r>
-          <m:r>
-            <m:t>1.65</m:t>
-          </m:r>
-          <m:r>
-            <m:rPr>
-              <m:sty m:val="p"/>
-            </m:rPr>
-            <m:t>=</m:t>
-          </m:r>
-          <m:r>
-            <m:rPr>
-              <m:nor/>
-              <m:sty m:val="p"/>
-            </m:rPr>
-            <m:t>USD </m:t>
-          </m:r>
-          <m:r>
-            <m:t>1</m:t>
-          </m:r>
-          <m:r>
-            <m:rPr>
-              <m:sty m:val="p"/>
-            </m:rPr>
-            <m:t>,</m:t>
-          </m:r>
-          <m:r>
-            <m:t>650</m:t>
-          </m:r>
-          <m:r>
-            <m:rPr>
-              <m:sty m:val="p"/>
-            </m:rPr>
-            <m:t>,</m:t>
-          </m:r>
-          <m:r>
-            <m:t>000</m:t>
-          </m:r>
-        </m:oMath>
-      </m:oMathPara>
-    </w:p>
-    <w:p>
-      <w:pPr>
-        <w:pStyle w:val="FirstParagraph"/>
-      </w:pPr>
-      <w:r>
-        <w:t xml:space="preserve">That would fall</w:t>
-      </w:r>
-      <w:r>
-        <w:t xml:space="preserve"> </w:t>
-      </w:r>
-      <w:r>
-        <w:rPr>
-          <w:b/>
-          <w:bCs/>
-        </w:rPr>
-        <w:t xml:space="preserve">below</w:t>
-      </w:r>
-      <w:r>
-        <w:t xml:space="preserve"> </w:t>
-      </w:r>
-      <w:r>
-        <w:t xml:space="preserve">the budget rate threshold of USD 1.70 per GBP and could wipe out the deal’s expected profit.</w:t>
-      </w:r>
-    </w:p>
-    <w:p>
-      <w:pPr>
-        <w:pStyle w:val="BodyText"/>
-      </w:pPr>
-      <w:r>
-        <w:t xml:space="preserve">The appeal of remaining unhedged is upside participation. The weakness is obvious: full downside exposure remains.</w:t>
-      </w:r>
-    </w:p>
-    <w:bookmarkEnd w:id="37"/>
-    <w:bookmarkStart w:id="38" w:name="forward-hedge"/>
-    <w:p>
-      <w:pPr>
-        <w:pStyle w:val="Heading3"/>
-      </w:pPr>
-      <w:r>
-        <w:t xml:space="preserve">10.4.3 Forward Hedge</w:t>
-      </w:r>
-    </w:p>
-    <w:p>
-      <w:pPr>
-        <w:pStyle w:val="FirstParagraph"/>
-      </w:pPr>
-      <w:r>
         <w:t xml:space="preserve">A</w:t>
       </w:r>
       <w:r>
@@ -5189,353 +4560,13 @@
           <w:b/>
           <w:bCs/>
         </w:rPr>
-        <w:t xml:space="preserve">forward hedge</w:t>
-      </w:r>
-      <w:r>
-        <w:t xml:space="preserve"> </w:t>
-      </w:r>
-      <w:r>
-        <w:t xml:space="preserve">locks in a future exchange rate today.</w:t>
-      </w:r>
-    </w:p>
-    <w:p>
-      <w:pPr>
-        <w:pStyle w:val="BodyText"/>
-      </w:pPr>
-      <w:r>
-        <w:t xml:space="preserve">Since Ganado will receive pounds in the future, it should</w:t>
-      </w:r>
-      <w:r>
-        <w:t xml:space="preserve"> </w:t>
-      </w:r>
-      <w:r>
-        <w:rPr>
-          <w:b/>
-          <w:bCs/>
-        </w:rPr>
-        <w:t xml:space="preserve">sell pounds forward</w:t>
-      </w:r>
-      <w:r>
-        <w:t xml:space="preserve"> </w:t>
-      </w:r>
-      <w:r>
-        <w:t xml:space="preserve">today:</w:t>
-      </w:r>
-    </w:p>
-    <w:p>
-      <w:pPr>
-        <w:pStyle w:val="BodyText"/>
-      </w:pPr>
-      <m:oMathPara>
-        <m:oMathParaPr>
-          <m:jc m:val="center"/>
-        </m:oMathParaPr>
-        <m:oMath>
-          <m:r>
-            <m:rPr>
-              <m:nor/>
-              <m:sty m:val="p"/>
-            </m:rPr>
-            <m:t>GBP </m:t>
-          </m:r>
-          <m:r>
-            <m:t>1</m:t>
-          </m:r>
-          <m:r>
-            <m:rPr>
-              <m:sty m:val="p"/>
-            </m:rPr>
-            <m:t>,</m:t>
-          </m:r>
-          <m:r>
-            <m:t>000</m:t>
-          </m:r>
-          <m:r>
-            <m:rPr>
-              <m:sty m:val="p"/>
-            </m:rPr>
-            <m:t>,</m:t>
-          </m:r>
-          <m:r>
-            <m:t>000</m:t>
-          </m:r>
-          <m:r>
-            <m:rPr>
-              <m:nor/>
-              <m:sty m:val="p"/>
-            </m:rPr>
-            <m:t> forward at </m:t>
-          </m:r>
-          <m:r>
-            <m:rPr>
-              <m:nor/>
-              <m:sty m:val="p"/>
-            </m:rPr>
-            <m:t>USD </m:t>
-          </m:r>
-          <m:r>
-            <m:t>1.7540</m:t>
-          </m:r>
-          <m:r>
-            <m:rPr>
-              <m:sty m:val="p"/>
-            </m:rPr>
-            <m:t>=</m:t>
-          </m:r>
-          <m:r>
-            <m:rPr>
-              <m:nor/>
-              <m:sty m:val="p"/>
-            </m:rPr>
-            <m:t>GBP </m:t>
-          </m:r>
-          <m:r>
-            <m:t>1.00</m:t>
-          </m:r>
-        </m:oMath>
-      </m:oMathPara>
-    </w:p>
-    <w:p>
-      <w:pPr>
-        <w:pStyle w:val="FirstParagraph"/>
-      </w:pPr>
-      <w:r>
-        <w:t xml:space="preserve">In 90 days Ganado receives the pounds from its customer and delivers them into the forward contract, receiving:</w:t>
-      </w:r>
-    </w:p>
-    <w:p>
-      <w:pPr>
-        <w:pStyle w:val="BodyText"/>
-      </w:pPr>
-      <m:oMathPara>
-        <m:oMathParaPr>
-          <m:jc m:val="center"/>
-        </m:oMathParaPr>
-        <m:oMath>
-          <m:r>
-            <m:rPr>
-              <m:nor/>
-              <m:sty m:val="p"/>
-            </m:rPr>
-            <m:t>GBP </m:t>
-          </m:r>
-          <m:r>
-            <m:t>1</m:t>
-          </m:r>
-          <m:r>
-            <m:rPr>
-              <m:sty m:val="p"/>
-            </m:rPr>
-            <m:t>,</m:t>
-          </m:r>
-          <m:r>
-            <m:t>000</m:t>
-          </m:r>
-          <m:r>
-            <m:rPr>
-              <m:sty m:val="p"/>
-            </m:rPr>
-            <m:t>,</m:t>
-          </m:r>
-          <m:r>
-            <m:t>000</m:t>
-          </m:r>
-          <m:r>
-            <m:rPr>
-              <m:sty m:val="p"/>
-            </m:rPr>
-            <m:t>×</m:t>
-          </m:r>
-          <m:r>
-            <m:rPr>
-              <m:nor/>
-              <m:sty m:val="p"/>
-            </m:rPr>
-            <m:t>USD </m:t>
-          </m:r>
-          <m:r>
-            <m:t>1.7540</m:t>
-          </m:r>
-          <m:r>
-            <m:rPr>
-              <m:sty m:val="p"/>
-            </m:rPr>
-            <m:t>=</m:t>
-          </m:r>
-          <m:r>
-            <m:rPr>
-              <m:nor/>
-              <m:sty m:val="p"/>
-            </m:rPr>
-            <m:t>USD </m:t>
-          </m:r>
-          <m:r>
-            <m:t>1</m:t>
-          </m:r>
-          <m:r>
-            <m:rPr>
-              <m:sty m:val="p"/>
-            </m:rPr>
-            <m:t>,</m:t>
-          </m:r>
-          <m:r>
-            <m:t>754</m:t>
-          </m:r>
-          <m:r>
-            <m:rPr>
-              <m:sty m:val="p"/>
-            </m:rPr>
-            <m:t>,</m:t>
-          </m:r>
-          <m:r>
-            <m:t>000</m:t>
-          </m:r>
-        </m:oMath>
-      </m:oMathPara>
-    </w:p>
-    <w:p>
-      <w:pPr>
-        <w:pStyle w:val="FirstParagraph"/>
-      </w:pPr>
-      <w:r>
-        <w:t xml:space="preserve">Compared with the booked value of USD 1,764,000, the accounting foreign exchange result is:</w:t>
-      </w:r>
-    </w:p>
-    <w:p>
-      <w:pPr>
-        <w:pStyle w:val="BodyText"/>
-      </w:pPr>
-      <m:oMathPara>
-        <m:oMathParaPr>
-          <m:jc m:val="center"/>
-        </m:oMathParaPr>
-        <m:oMath>
-          <m:r>
-            <m:rPr>
-              <m:nor/>
-              <m:sty m:val="p"/>
-            </m:rPr>
-            <m:t>USD </m:t>
-          </m:r>
-          <m:r>
-            <m:t>1</m:t>
-          </m:r>
-          <m:r>
-            <m:rPr>
-              <m:sty m:val="p"/>
-            </m:rPr>
-            <m:t>,</m:t>
-          </m:r>
-          <m:r>
-            <m:t>754</m:t>
-          </m:r>
-          <m:r>
-            <m:rPr>
-              <m:sty m:val="p"/>
-            </m:rPr>
-            <m:t>,</m:t>
-          </m:r>
-          <m:r>
-            <m:t>000</m:t>
-          </m:r>
-          <m:r>
-            <m:rPr>
-              <m:sty m:val="p"/>
-            </m:rPr>
-            <m:t>−</m:t>
-          </m:r>
-          <m:r>
-            <m:rPr>
-              <m:nor/>
-              <m:sty m:val="p"/>
-            </m:rPr>
-            <m:t>USD </m:t>
-          </m:r>
-          <m:r>
-            <m:t>1</m:t>
-          </m:r>
-          <m:r>
-            <m:rPr>
-              <m:sty m:val="p"/>
-            </m:rPr>
-            <m:t>,</m:t>
-          </m:r>
-          <m:r>
-            <m:t>764</m:t>
-          </m:r>
-          <m:r>
-            <m:rPr>
-              <m:sty m:val="p"/>
-            </m:rPr>
-            <m:t>,</m:t>
-          </m:r>
-          <m:r>
-            <m:t>000</m:t>
-          </m:r>
-          <m:r>
-            <m:rPr>
-              <m:sty m:val="p"/>
-            </m:rPr>
-            <m:t>=</m:t>
-          </m:r>
-          <m:r>
-            <m:rPr>
-              <m:sty m:val="p"/>
-            </m:rPr>
-            <m:t>−</m:t>
-          </m:r>
-          <m:r>
-            <m:rPr>
-              <m:nor/>
-              <m:sty m:val="p"/>
-            </m:rPr>
-            <m:t>USD </m:t>
-          </m:r>
-          <m:r>
-            <m:t>10</m:t>
-          </m:r>
-          <m:r>
-            <m:rPr>
-              <m:sty m:val="p"/>
-            </m:rPr>
-            <m:t>,</m:t>
-          </m:r>
-          <m:r>
-            <m:t>000</m:t>
-          </m:r>
-        </m:oMath>
-      </m:oMathPara>
-    </w:p>
-    <w:p>
-      <w:pPr>
-        <w:pStyle w:val="FirstParagraph"/>
-      </w:pPr>
-      <w:r>
-        <w:t xml:space="preserve">So Ganado records a</w:t>
-      </w:r>
-      <w:r>
-        <w:t xml:space="preserve"> </w:t>
-      </w:r>
-      <w:r>
-        <w:rPr>
-          <w:b/>
-          <w:bCs/>
-        </w:rPr>
-        <w:t xml:space="preserve">foreign exchange loss of USD 10,000</w:t>
-      </w:r>
-      <w:r>
-        <w:t xml:space="preserve"> </w:t>
-      </w:r>
-      <w:r>
-        <w:t xml:space="preserve">relative to the booking date. But notice what it gains in exchange: certainty.</w:t>
-      </w:r>
-    </w:p>
-    <w:p>
-      <w:pPr>
-        <w:pStyle w:val="BodyText"/>
-      </w:pPr>
-      <w:r>
-        <w:t xml:space="preserve">A fully matched forward hedge is sometimes called:</w:t>
+        <w:t xml:space="preserve">money market hedge</w:t>
+      </w:r>
+      <w:r>
+        <w:t xml:space="preserve"> </w:t>
+      </w:r>
+      <w:r>
+        <w:t xml:space="preserve">uses borrowing and spot exchange rather than a forward contract. For a receivable, the firm:</w:t>
       </w:r>
     </w:p>
     <w:p>
@@ -5551,7 +4582,7 @@
           <w:b/>
           <w:bCs/>
         </w:rPr>
-        <w:t xml:space="preserve">covered</w:t>
+        <w:t xml:space="preserve">borrows the foreign currency today</w:t>
       </w:r>
       <w:r>
         <w:t xml:space="preserve">,</w:t>
@@ -5570,10 +4601,10 @@
           <w:b/>
           <w:bCs/>
         </w:rPr>
-        <w:t xml:space="preserve">perfect</w:t>
-      </w:r>
-      <w:r>
-        <w:t xml:space="preserve">, or</w:t>
+        <w:t xml:space="preserve">converts it into home currency at the spot rate</w:t>
+      </w:r>
+      <w:r>
+        <w:t xml:space="preserve">, and</w:t>
       </w:r>
     </w:p>
     <w:p>
@@ -5582,105 +4613,6 @@
         <w:numPr>
           <w:ilvl w:val="0"/>
           <w:numId w:val="1015"/>
-        </w:numPr>
-      </w:pPr>
-      <w:r>
-        <w:rPr>
-          <w:b/>
-          <w:bCs/>
-        </w:rPr>
-        <w:t xml:space="preserve">square</w:t>
-      </w:r>
-      <w:r>
-        <w:t xml:space="preserve">.</w:t>
-      </w:r>
-    </w:p>
-    <w:p>
-      <w:pPr>
-        <w:pStyle w:val="FirstParagraph"/>
-      </w:pPr>
-      <w:r>
-        <w:t xml:space="preserve">That means the firm already has, or will receive, the exact foreign currency needed to fulfill the forward contract. No residual currency risk remains.</w:t>
-      </w:r>
-    </w:p>
-    <w:bookmarkEnd w:id="38"/>
-    <w:bookmarkStart w:id="39" w:name="money-market-hedge-balance-sheet-hedge"/>
-    <w:p>
-      <w:pPr>
-        <w:pStyle w:val="Heading3"/>
-      </w:pPr>
-      <w:r>
-        <w:t xml:space="preserve">10.4.4 Money Market Hedge (Balance Sheet Hedge)</w:t>
-      </w:r>
-    </w:p>
-    <w:p>
-      <w:pPr>
-        <w:pStyle w:val="FirstParagraph"/>
-      </w:pPr>
-      <w:r>
-        <w:t xml:space="preserve">A</w:t>
-      </w:r>
-      <w:r>
-        <w:t xml:space="preserve"> </w:t>
-      </w:r>
-      <w:r>
-        <w:rPr>
-          <w:b/>
-          <w:bCs/>
-        </w:rPr>
-        <w:t xml:space="preserve">money market hedge</w:t>
-      </w:r>
-      <w:r>
-        <w:t xml:space="preserve"> </w:t>
-      </w:r>
-      <w:r>
-        <w:t xml:space="preserve">uses borrowing and spot exchange rather than a forward contract. For a receivable, the firm:</w:t>
-      </w:r>
-    </w:p>
-    <w:p>
-      <w:pPr>
-        <w:pStyle w:val="Compact"/>
-        <w:numPr>
-          <w:ilvl w:val="0"/>
-          <w:numId w:val="1016"/>
-        </w:numPr>
-      </w:pPr>
-      <w:r>
-        <w:rPr>
-          <w:b/>
-          <w:bCs/>
-        </w:rPr>
-        <w:t xml:space="preserve">borrows the foreign currency today</w:t>
-      </w:r>
-      <w:r>
-        <w:t xml:space="preserve">,</w:t>
-      </w:r>
-    </w:p>
-    <w:p>
-      <w:pPr>
-        <w:pStyle w:val="Compact"/>
-        <w:numPr>
-          <w:ilvl w:val="0"/>
-          <w:numId w:val="1016"/>
-        </w:numPr>
-      </w:pPr>
-      <w:r>
-        <w:rPr>
-          <w:b/>
-          <w:bCs/>
-        </w:rPr>
-        <w:t xml:space="preserve">converts it into home currency at the spot rate</w:t>
-      </w:r>
-      <w:r>
-        <w:t xml:space="preserve">, and</w:t>
-      </w:r>
-    </w:p>
-    <w:p>
-      <w:pPr>
-        <w:pStyle w:val="Compact"/>
-        <w:numPr>
-          <w:ilvl w:val="0"/>
-          <w:numId w:val="1016"/>
         </w:numPr>
       </w:pPr>
       <w:r>
@@ -6308,8 +5240,8 @@
         </w:tc>
       </w:tr>
     </w:tbl>
-    <w:bookmarkEnd w:id="39"/>
-    <w:bookmarkStart w:id="41" w:name="forward-and-money-market-hedges-compared"/>
+    <w:bookmarkEnd w:id="41"/>
+    <w:bookmarkStart w:id="43" w:name="forward-and-money-market-hedges-compared"/>
     <w:p>
       <w:pPr>
         <w:pStyle w:val="Heading3"/>
@@ -6607,7 +5539,7 @@
         <w:t xml:space="preserve">Under the assumptions in the chapter, the money market hedge is superior.</w:t>
       </w:r>
     </w:p>
-    <w:bookmarkStart w:id="40" w:name="break-even-reinvestment-rate"/>
+    <w:bookmarkStart w:id="42" w:name="break-even-reinvestment-rate"/>
     <w:p>
       <w:pPr>
         <w:pStyle w:val="Heading4"/>
@@ -6915,7 +5847,7 @@
         <w:pStyle w:val="Compact"/>
         <w:numPr>
           <w:ilvl w:val="0"/>
-          <w:numId w:val="1017"/>
+          <w:numId w:val="1016"/>
         </w:numPr>
       </w:pPr>
       <w:r>
@@ -6943,7 +5875,7 @@
         <w:pStyle w:val="Compact"/>
         <w:numPr>
           <w:ilvl w:val="0"/>
-          <w:numId w:val="1017"/>
+          <w:numId w:val="1016"/>
         </w:numPr>
       </w:pPr>
       <w:r>
@@ -6971,9 +5903,9 @@
         <w:t xml:space="preserve">This is an excellent finance insight because it shows that the relative attractiveness of the money market hedge depends on what the firm can do with the dollars received today.</w:t>
       </w:r>
     </w:p>
-    <w:bookmarkEnd w:id="40"/>
-    <w:bookmarkEnd w:id="41"/>
-    <w:bookmarkStart w:id="44" w:name="options-market-hedge"/>
+    <w:bookmarkEnd w:id="42"/>
+    <w:bookmarkEnd w:id="43"/>
+    <w:bookmarkStart w:id="46" w:name="options-market-hedge"/>
     <w:p>
       <w:pPr>
         <w:pStyle w:val="Heading3"/>
@@ -7281,7 +6213,7 @@
         <w:t xml:space="preserve">So the future value cost of the option is USD 27,254.</w:t>
       </w:r>
     </w:p>
-    <w:bookmarkStart w:id="42" w:name="Xacaf3b0e60724636ad4b99ec4b8eb1c83e3c183"/>
+    <w:bookmarkStart w:id="44" w:name="Xacaf3b0e60724636ad4b99ec4b8eb1c83e3c183"/>
     <w:p>
       <w:pPr>
         <w:pStyle w:val="Heading4"/>
@@ -7541,8 +6473,8 @@
         </m:oMath>
       </m:oMathPara>
     </w:p>
-    <w:bookmarkEnd w:id="42"/>
-    <w:bookmarkStart w:id="43" w:name="if-the-pound-falls-below-the-strike"/>
+    <w:bookmarkEnd w:id="44"/>
+    <w:bookmarkStart w:id="45" w:name="if-the-pound-falls-below-the-strike"/>
     <w:p>
       <w:pPr>
         <w:pStyle w:val="Heading4"/>
@@ -7828,9 +6760,9 @@
         <w:t xml:space="preserve">That floor is lower than the certainty offered by the forward or money market hedge in this example, but the option preserves upside beyond the strike.</w:t>
       </w:r>
     </w:p>
-    <w:bookmarkEnd w:id="43"/>
-    <w:bookmarkEnd w:id="44"/>
-    <w:bookmarkStart w:id="45" w:name="hedging-alternatives-compared"/>
+    <w:bookmarkEnd w:id="45"/>
+    <w:bookmarkEnd w:id="46"/>
+    <w:bookmarkStart w:id="47" w:name="hedging-alternatives-compared"/>
     <w:p>
       <w:pPr>
         <w:pStyle w:val="Heading3"/>
@@ -8147,7 +7079,7 @@
         <w:pStyle w:val="Compact"/>
         <w:numPr>
           <w:ilvl w:val="0"/>
-          <w:numId w:val="1018"/>
+          <w:numId w:val="1017"/>
         </w:numPr>
       </w:pPr>
       <w:r>
@@ -8168,6 +7100,42 @@
       </w:r>
       <w:r>
         <w:t xml:space="preserve">the firm, the money market hedge is strongest in this example.</w:t>
+      </w:r>
+    </w:p>
+    <w:p>
+      <w:pPr>
+        <w:pStyle w:val="Compact"/>
+        <w:numPr>
+          <w:ilvl w:val="0"/>
+          <w:numId w:val="1017"/>
+        </w:numPr>
+      </w:pPr>
+      <w:r>
+        <w:t xml:space="preserve">If management expects the exchange rate to move</w:t>
+      </w:r>
+      <w:r>
+        <w:t xml:space="preserve"> </w:t>
+      </w:r>
+      <w:r>
+        <w:rPr>
+          <w:b/>
+          <w:bCs/>
+        </w:rPr>
+        <w:t xml:space="preserve">in favor</w:t>
+      </w:r>
+      <w:r>
+        <w:t xml:space="preserve"> </w:t>
+      </w:r>
+      <w:r>
+        <w:t xml:space="preserve">of the firm, the option may be attractive because it protects the downside while preserving upside.</w:t>
+      </w:r>
+    </w:p>
+    <w:p>
+      <w:pPr>
+        <w:pStyle w:val="FirstParagraph"/>
+      </w:pPr>
+      <w:r>
+        <w:t xml:space="preserve">The choice is therefore not mechanical. It depends on two decision criteria that appear repeatedly in this chapter and in the test bank:</w:t>
       </w:r>
     </w:p>
     <w:p>
@@ -8179,23 +7147,40 @@
         </w:numPr>
       </w:pPr>
       <w:r>
-        <w:t xml:space="preserve">If management expects the exchange rate to move</w:t>
-      </w:r>
-      <w:r>
-        <w:t xml:space="preserve"> </w:t>
-      </w:r>
-      <w:r>
-        <w:rPr>
-          <w:b/>
-          <w:bCs/>
-        </w:rPr>
-        <w:t xml:space="preserve">in favor</w:t>
-      </w:r>
-      <w:r>
-        <w:t xml:space="preserve"> </w:t>
-      </w:r>
-      <w:r>
-        <w:t xml:space="preserve">of the firm, the option may be attractive because it protects the downside while preserving upside.</w:t>
+        <w:rPr>
+          <w:b/>
+          <w:bCs/>
+        </w:rPr>
+        <w:t xml:space="preserve">The firm’s risk tolerance</w:t>
+      </w:r>
+      <w:r>
+        <w:t xml:space="preserve">, and</w:t>
+      </w:r>
+    </w:p>
+    <w:p>
+      <w:pPr>
+        <w:pStyle w:val="Compact"/>
+        <w:numPr>
+          <w:ilvl w:val="0"/>
+          <w:numId w:val="1018"/>
+        </w:numPr>
+      </w:pPr>
+      <w:r>
+        <w:rPr>
+          <w:b/>
+          <w:bCs/>
+        </w:rPr>
+        <w:t xml:space="preserve">Management’s exchange-rate expectation and confidence in that view.</w:t>
+      </w:r>
+    </w:p>
+    <w:bookmarkEnd w:id="47"/>
+    <w:bookmarkStart w:id="53" w:name="hedging-an-account-payable"/>
+    <w:p>
+      <w:pPr>
+        <w:pStyle w:val="Heading3"/>
+      </w:pPr>
+      <w:r>
+        <w:t xml:space="preserve">10.4.8 Hedging an Account Payable</w:t>
       </w:r>
     </w:p>
     <w:p>
@@ -8203,7 +7188,39 @@
         <w:pStyle w:val="FirstParagraph"/>
       </w:pPr>
       <w:r>
-        <w:t xml:space="preserve">The choice is therefore not mechanical. It depends on two decision criteria that appear repeatedly in this chapter and in the test bank:</w:t>
+        <w:t xml:space="preserve">The logic for a payable is similar, but the mechanics reverse.</w:t>
+      </w:r>
+    </w:p>
+    <w:p>
+      <w:pPr>
+        <w:pStyle w:val="BodyText"/>
+      </w:pPr>
+      <w:r>
+        <w:t xml:space="preserve">If Ganado had to</w:t>
+      </w:r>
+      <w:r>
+        <w:t xml:space="preserve"> </w:t>
+      </w:r>
+      <w:r>
+        <w:rPr>
+          <w:b/>
+          <w:bCs/>
+        </w:rPr>
+        <w:t xml:space="preserve">pay</w:t>
+      </w:r>
+      <w:r>
+        <w:t xml:space="preserve"> </w:t>
+      </w:r>
+      <w:r>
+        <w:t xml:space="preserve">GBP 1,000,000 in 90 days instead of receiving it, then a stronger pound would be bad news because it would raise the dollar cost of the payment.</w:t>
+      </w:r>
+    </w:p>
+    <w:p>
+      <w:pPr>
+        <w:pStyle w:val="BodyText"/>
+      </w:pPr>
+      <w:r>
+        <w:t xml:space="preserve">The major alternatives are again:</w:t>
       </w:r>
     </w:p>
     <w:p>
@@ -8215,14 +7232,7 @@
         </w:numPr>
       </w:pPr>
       <w:r>
-        <w:rPr>
-          <w:b/>
-          <w:bCs/>
-        </w:rPr>
-        <w:t xml:space="preserve">The firm’s risk tolerance</w:t>
-      </w:r>
-      <w:r>
-        <w:t xml:space="preserve">, and</w:t>
+        <w:t xml:space="preserve">remain unhedged,</w:t>
       </w:r>
     </w:p>
     <w:p>
@@ -8234,21 +7244,40 @@
         </w:numPr>
       </w:pPr>
       <w:r>
-        <w:rPr>
-          <w:b/>
-          <w:bCs/>
-        </w:rPr>
-        <w:t xml:space="preserve">Management’s exchange-rate expectation and confidence in that view.</w:t>
-      </w:r>
-    </w:p>
-    <w:bookmarkEnd w:id="45"/>
-    <w:bookmarkStart w:id="51" w:name="hedging-an-account-payable"/>
-    <w:p>
-      <w:pPr>
-        <w:pStyle w:val="Heading3"/>
-      </w:pPr>
-      <w:r>
-        <w:t xml:space="preserve">10.4.8 Hedging an Account Payable</w:t>
+        <w:t xml:space="preserve">buy GBP forward,</w:t>
+      </w:r>
+    </w:p>
+    <w:p>
+      <w:pPr>
+        <w:pStyle w:val="Compact"/>
+        <w:numPr>
+          <w:ilvl w:val="0"/>
+          <w:numId w:val="1019"/>
+        </w:numPr>
+      </w:pPr>
+      <w:r>
+        <w:t xml:space="preserve">use a money market hedge, or</w:t>
+      </w:r>
+    </w:p>
+    <w:p>
+      <w:pPr>
+        <w:pStyle w:val="Compact"/>
+        <w:numPr>
+          <w:ilvl w:val="0"/>
+          <w:numId w:val="1019"/>
+        </w:numPr>
+      </w:pPr>
+      <w:r>
+        <w:t xml:space="preserve">buy a call option on GBP.</w:t>
+      </w:r>
+    </w:p>
+    <w:bookmarkStart w:id="48" w:name="remain-unhedged"/>
+    <w:p>
+      <w:pPr>
+        <w:pStyle w:val="Heading4"/>
+      </w:pPr>
+      <w:r>
+        <w:t xml:space="preserve">10.4.8.1 Remain Unhedged</w:t>
       </w:r>
     </w:p>
     <w:p>
@@ -8256,7 +7285,7 @@
         <w:pStyle w:val="FirstParagraph"/>
       </w:pPr>
       <w:r>
-        <w:t xml:space="preserve">The logic for a payable is similar, but the mechanics reverse.</w:t>
+        <w:t xml:space="preserve">If Ganado remains unhedged, it waits 90 days and buys pounds in the spot market when the payment is due.</w:t>
       </w:r>
     </w:p>
     <w:p>
@@ -8264,31 +7293,352 @@
         <w:pStyle w:val="BodyText"/>
       </w:pPr>
       <w:r>
-        <w:t xml:space="preserve">If Ganado had to</w:t>
-      </w:r>
-      <w:r>
-        <w:t xml:space="preserve"> </w:t>
-      </w:r>
-      <w:r>
-        <w:rPr>
-          <w:b/>
-          <w:bCs/>
-        </w:rPr>
-        <w:t xml:space="preserve">pay</w:t>
-      </w:r>
-      <w:r>
-        <w:t xml:space="preserve"> </w:t>
-      </w:r>
-      <w:r>
-        <w:t xml:space="preserve">GBP 1,000,000 in 90 days instead of receiving it, then a stronger pound would be bad news because it would raise the dollar cost of the payment.</w:t>
+        <w:t xml:space="preserve">If the expected spot is:</w:t>
       </w:r>
     </w:p>
     <w:p>
       <w:pPr>
         <w:pStyle w:val="BodyText"/>
       </w:pPr>
-      <w:r>
-        <w:t xml:space="preserve">The major alternatives are again:</w:t>
+      <m:oMathPara>
+        <m:oMathParaPr>
+          <m:jc m:val="center"/>
+        </m:oMathParaPr>
+        <m:oMath>
+          <m:r>
+            <m:rPr>
+              <m:nor/>
+              <m:sty m:val="p"/>
+            </m:rPr>
+            <m:t>USD </m:t>
+          </m:r>
+          <m:r>
+            <m:t>1.7600</m:t>
+          </m:r>
+          <m:r>
+            <m:rPr>
+              <m:sty m:val="p"/>
+            </m:rPr>
+            <m:t>=</m:t>
+          </m:r>
+          <m:r>
+            <m:rPr>
+              <m:nor/>
+              <m:sty m:val="p"/>
+            </m:rPr>
+            <m:t>GBP </m:t>
+          </m:r>
+          <m:r>
+            <m:t>1.00</m:t>
+          </m:r>
+        </m:oMath>
+      </m:oMathPara>
+    </w:p>
+    <w:p>
+      <w:pPr>
+        <w:pStyle w:val="FirstParagraph"/>
+      </w:pPr>
+      <w:r>
+        <w:t xml:space="preserve">then the expected dollar cost is:</w:t>
+      </w:r>
+    </w:p>
+    <w:p>
+      <w:pPr>
+        <w:pStyle w:val="BodyText"/>
+      </w:pPr>
+      <m:oMathPara>
+        <m:oMathParaPr>
+          <m:jc m:val="center"/>
+        </m:oMathParaPr>
+        <m:oMath>
+          <m:r>
+            <m:rPr>
+              <m:nor/>
+              <m:sty m:val="p"/>
+            </m:rPr>
+            <m:t>GBP </m:t>
+          </m:r>
+          <m:r>
+            <m:t>1</m:t>
+          </m:r>
+          <m:r>
+            <m:rPr>
+              <m:sty m:val="p"/>
+            </m:rPr>
+            <m:t>,</m:t>
+          </m:r>
+          <m:r>
+            <m:t>000</m:t>
+          </m:r>
+          <m:r>
+            <m:rPr>
+              <m:sty m:val="p"/>
+            </m:rPr>
+            <m:t>,</m:t>
+          </m:r>
+          <m:r>
+            <m:t>000</m:t>
+          </m:r>
+          <m:r>
+            <m:rPr>
+              <m:sty m:val="p"/>
+            </m:rPr>
+            <m:t>×</m:t>
+          </m:r>
+          <m:r>
+            <m:rPr>
+              <m:nor/>
+              <m:sty m:val="p"/>
+            </m:rPr>
+            <m:t>USD </m:t>
+          </m:r>
+          <m:r>
+            <m:t>1.7600</m:t>
+          </m:r>
+          <m:r>
+            <m:rPr>
+              <m:sty m:val="p"/>
+            </m:rPr>
+            <m:t>=</m:t>
+          </m:r>
+          <m:r>
+            <m:rPr>
+              <m:nor/>
+              <m:sty m:val="p"/>
+            </m:rPr>
+            <m:t>USD </m:t>
+          </m:r>
+          <m:r>
+            <m:t>1</m:t>
+          </m:r>
+          <m:r>
+            <m:rPr>
+              <m:sty m:val="p"/>
+            </m:rPr>
+            <m:t>,</m:t>
+          </m:r>
+          <m:r>
+            <m:t>760</m:t>
+          </m:r>
+          <m:r>
+            <m:rPr>
+              <m:sty m:val="p"/>
+            </m:rPr>
+            <m:t>,</m:t>
+          </m:r>
+          <m:r>
+            <m:t>000</m:t>
+          </m:r>
+        </m:oMath>
+      </m:oMathPara>
+    </w:p>
+    <w:p>
+      <w:pPr>
+        <w:pStyle w:val="FirstParagraph"/>
+      </w:pPr>
+      <w:r>
+        <w:t xml:space="preserve">But that cost is uncertain. If the pound rises further, the cost rises. If the pound falls, the cost falls.</w:t>
+      </w:r>
+    </w:p>
+    <w:bookmarkEnd w:id="48"/>
+    <w:bookmarkStart w:id="49" w:name="forward-market-hedge"/>
+    <w:p>
+      <w:pPr>
+        <w:pStyle w:val="Heading4"/>
+      </w:pPr>
+      <w:r>
+        <w:t xml:space="preserve">10.4.8.2 Forward Market Hedge</w:t>
+      </w:r>
+    </w:p>
+    <w:p>
+      <w:pPr>
+        <w:pStyle w:val="FirstParagraph"/>
+      </w:pPr>
+      <w:r>
+        <w:t xml:space="preserve">To hedge a GBP payable, Ganado must</w:t>
+      </w:r>
+      <w:r>
+        <w:t xml:space="preserve"> </w:t>
+      </w:r>
+      <w:r>
+        <w:rPr>
+          <w:b/>
+          <w:bCs/>
+        </w:rPr>
+        <w:t xml:space="preserve">buy GBP forward</w:t>
+      </w:r>
+      <w:r>
+        <w:t xml:space="preserve">.</w:t>
+      </w:r>
+    </w:p>
+    <w:p>
+      <w:pPr>
+        <w:pStyle w:val="BodyText"/>
+      </w:pPr>
+      <w:r>
+        <w:t xml:space="preserve">At the 90-day forward rate:</w:t>
+      </w:r>
+    </w:p>
+    <w:p>
+      <w:pPr>
+        <w:pStyle w:val="BodyText"/>
+      </w:pPr>
+      <m:oMathPara>
+        <m:oMathParaPr>
+          <m:jc m:val="center"/>
+        </m:oMathParaPr>
+        <m:oMath>
+          <m:r>
+            <m:rPr>
+              <m:nor/>
+              <m:sty m:val="p"/>
+            </m:rPr>
+            <m:t>USD </m:t>
+          </m:r>
+          <m:r>
+            <m:t>1.7540</m:t>
+          </m:r>
+          <m:r>
+            <m:rPr>
+              <m:sty m:val="p"/>
+            </m:rPr>
+            <m:t>=</m:t>
+          </m:r>
+          <m:r>
+            <m:rPr>
+              <m:nor/>
+              <m:sty m:val="p"/>
+            </m:rPr>
+            <m:t>GBP </m:t>
+          </m:r>
+          <m:r>
+            <m:t>1.00</m:t>
+          </m:r>
+        </m:oMath>
+      </m:oMathPara>
+    </w:p>
+    <w:p>
+      <w:pPr>
+        <w:pStyle w:val="FirstParagraph"/>
+      </w:pPr>
+      <w:r>
+        <w:t xml:space="preserve">the certain dollar cost becomes:</w:t>
+      </w:r>
+    </w:p>
+    <w:p>
+      <w:pPr>
+        <w:pStyle w:val="BodyText"/>
+      </w:pPr>
+      <m:oMathPara>
+        <m:oMathParaPr>
+          <m:jc m:val="center"/>
+        </m:oMathParaPr>
+        <m:oMath>
+          <m:r>
+            <m:rPr>
+              <m:nor/>
+              <m:sty m:val="p"/>
+            </m:rPr>
+            <m:t>GBP </m:t>
+          </m:r>
+          <m:r>
+            <m:t>1</m:t>
+          </m:r>
+          <m:r>
+            <m:rPr>
+              <m:sty m:val="p"/>
+            </m:rPr>
+            <m:t>,</m:t>
+          </m:r>
+          <m:r>
+            <m:t>000</m:t>
+          </m:r>
+          <m:r>
+            <m:rPr>
+              <m:sty m:val="p"/>
+            </m:rPr>
+            <m:t>,</m:t>
+          </m:r>
+          <m:r>
+            <m:t>000</m:t>
+          </m:r>
+          <m:r>
+            <m:rPr>
+              <m:sty m:val="p"/>
+            </m:rPr>
+            <m:t>×</m:t>
+          </m:r>
+          <m:r>
+            <m:rPr>
+              <m:nor/>
+              <m:sty m:val="p"/>
+            </m:rPr>
+            <m:t>USD </m:t>
+          </m:r>
+          <m:r>
+            <m:t>1.7540</m:t>
+          </m:r>
+          <m:r>
+            <m:rPr>
+              <m:sty m:val="p"/>
+            </m:rPr>
+            <m:t>=</m:t>
+          </m:r>
+          <m:r>
+            <m:rPr>
+              <m:nor/>
+              <m:sty m:val="p"/>
+            </m:rPr>
+            <m:t>USD </m:t>
+          </m:r>
+          <m:r>
+            <m:t>1</m:t>
+          </m:r>
+          <m:r>
+            <m:rPr>
+              <m:sty m:val="p"/>
+            </m:rPr>
+            <m:t>,</m:t>
+          </m:r>
+          <m:r>
+            <m:t>754</m:t>
+          </m:r>
+          <m:r>
+            <m:rPr>
+              <m:sty m:val="p"/>
+            </m:rPr>
+            <m:t>,</m:t>
+          </m:r>
+          <m:r>
+            <m:t>000</m:t>
+          </m:r>
+        </m:oMath>
+      </m:oMathPara>
+    </w:p>
+    <w:p>
+      <w:pPr>
+        <w:pStyle w:val="FirstParagraph"/>
+      </w:pPr>
+      <w:r>
+        <w:t xml:space="preserve">This is certain and, in the chapter’s example, lower than the expected unhedged cost based on the forecast spot rate.</w:t>
+      </w:r>
+    </w:p>
+    <w:bookmarkEnd w:id="49"/>
+    <w:bookmarkStart w:id="50" w:name="money-market-hedge"/>
+    <w:p>
+      <w:pPr>
+        <w:pStyle w:val="Heading4"/>
+      </w:pPr>
+      <w:r>
+        <w:t xml:space="preserve">10.4.8.3 Money Market Hedge</w:t>
+      </w:r>
+    </w:p>
+    <w:p>
+      <w:pPr>
+        <w:pStyle w:val="FirstParagraph"/>
+      </w:pPr>
+      <w:r>
+        <w:t xml:space="preserve">For a payable, the money market hedge reverses direction from the receivable case. Ganado must:</w:t>
       </w:r>
     </w:p>
     <w:p>
@@ -8300,7 +7650,7 @@
         </w:numPr>
       </w:pPr>
       <w:r>
-        <w:t xml:space="preserve">remain unhedged,</w:t>
+        <w:t xml:space="preserve">buy pounds spot today,</w:t>
       </w:r>
     </w:p>
     <w:p>
@@ -8312,7 +7662,7 @@
         </w:numPr>
       </w:pPr>
       <w:r>
-        <w:t xml:space="preserve">buy GBP forward,</w:t>
+        <w:t xml:space="preserve">invest them for 90 days in a GBP account, and</w:t>
       </w:r>
     </w:p>
     <w:p>
@@ -8321,424 +7671,6 @@
         <w:numPr>
           <w:ilvl w:val="0"/>
           <w:numId w:val="1020"/>
-        </w:numPr>
-      </w:pPr>
-      <w:r>
-        <w:t xml:space="preserve">use a money market hedge, or</w:t>
-      </w:r>
-    </w:p>
-    <w:p>
-      <w:pPr>
-        <w:pStyle w:val="Compact"/>
-        <w:numPr>
-          <w:ilvl w:val="0"/>
-          <w:numId w:val="1020"/>
-        </w:numPr>
-      </w:pPr>
-      <w:r>
-        <w:t xml:space="preserve">buy a call option on GBP.</w:t>
-      </w:r>
-    </w:p>
-    <w:bookmarkStart w:id="46" w:name="remain-unhedged"/>
-    <w:p>
-      <w:pPr>
-        <w:pStyle w:val="Heading4"/>
-      </w:pPr>
-      <w:r>
-        <w:t xml:space="preserve">10.4.8.1 Remain Unhedged</w:t>
-      </w:r>
-    </w:p>
-    <w:p>
-      <w:pPr>
-        <w:pStyle w:val="FirstParagraph"/>
-      </w:pPr>
-      <w:r>
-        <w:t xml:space="preserve">If Ganado remains unhedged, it waits 90 days and buys pounds in the spot market when the payment is due.</w:t>
-      </w:r>
-    </w:p>
-    <w:p>
-      <w:pPr>
-        <w:pStyle w:val="BodyText"/>
-      </w:pPr>
-      <w:r>
-        <w:t xml:space="preserve">If the expected spot is:</w:t>
-      </w:r>
-    </w:p>
-    <w:p>
-      <w:pPr>
-        <w:pStyle w:val="BodyText"/>
-      </w:pPr>
-      <m:oMathPara>
-        <m:oMathParaPr>
-          <m:jc m:val="center"/>
-        </m:oMathParaPr>
-        <m:oMath>
-          <m:r>
-            <m:rPr>
-              <m:nor/>
-              <m:sty m:val="p"/>
-            </m:rPr>
-            <m:t>USD </m:t>
-          </m:r>
-          <m:r>
-            <m:t>1.7600</m:t>
-          </m:r>
-          <m:r>
-            <m:rPr>
-              <m:sty m:val="p"/>
-            </m:rPr>
-            <m:t>=</m:t>
-          </m:r>
-          <m:r>
-            <m:rPr>
-              <m:nor/>
-              <m:sty m:val="p"/>
-            </m:rPr>
-            <m:t>GBP </m:t>
-          </m:r>
-          <m:r>
-            <m:t>1.00</m:t>
-          </m:r>
-        </m:oMath>
-      </m:oMathPara>
-    </w:p>
-    <w:p>
-      <w:pPr>
-        <w:pStyle w:val="FirstParagraph"/>
-      </w:pPr>
-      <w:r>
-        <w:t xml:space="preserve">then the expected dollar cost is:</w:t>
-      </w:r>
-    </w:p>
-    <w:p>
-      <w:pPr>
-        <w:pStyle w:val="BodyText"/>
-      </w:pPr>
-      <m:oMathPara>
-        <m:oMathParaPr>
-          <m:jc m:val="center"/>
-        </m:oMathParaPr>
-        <m:oMath>
-          <m:r>
-            <m:rPr>
-              <m:nor/>
-              <m:sty m:val="p"/>
-            </m:rPr>
-            <m:t>GBP </m:t>
-          </m:r>
-          <m:r>
-            <m:t>1</m:t>
-          </m:r>
-          <m:r>
-            <m:rPr>
-              <m:sty m:val="p"/>
-            </m:rPr>
-            <m:t>,</m:t>
-          </m:r>
-          <m:r>
-            <m:t>000</m:t>
-          </m:r>
-          <m:r>
-            <m:rPr>
-              <m:sty m:val="p"/>
-            </m:rPr>
-            <m:t>,</m:t>
-          </m:r>
-          <m:r>
-            <m:t>000</m:t>
-          </m:r>
-          <m:r>
-            <m:rPr>
-              <m:sty m:val="p"/>
-            </m:rPr>
-            <m:t>×</m:t>
-          </m:r>
-          <m:r>
-            <m:rPr>
-              <m:nor/>
-              <m:sty m:val="p"/>
-            </m:rPr>
-            <m:t>USD </m:t>
-          </m:r>
-          <m:r>
-            <m:t>1.7600</m:t>
-          </m:r>
-          <m:r>
-            <m:rPr>
-              <m:sty m:val="p"/>
-            </m:rPr>
-            <m:t>=</m:t>
-          </m:r>
-          <m:r>
-            <m:rPr>
-              <m:nor/>
-              <m:sty m:val="p"/>
-            </m:rPr>
-            <m:t>USD </m:t>
-          </m:r>
-          <m:r>
-            <m:t>1</m:t>
-          </m:r>
-          <m:r>
-            <m:rPr>
-              <m:sty m:val="p"/>
-            </m:rPr>
-            <m:t>,</m:t>
-          </m:r>
-          <m:r>
-            <m:t>760</m:t>
-          </m:r>
-          <m:r>
-            <m:rPr>
-              <m:sty m:val="p"/>
-            </m:rPr>
-            <m:t>,</m:t>
-          </m:r>
-          <m:r>
-            <m:t>000</m:t>
-          </m:r>
-        </m:oMath>
-      </m:oMathPara>
-    </w:p>
-    <w:p>
-      <w:pPr>
-        <w:pStyle w:val="FirstParagraph"/>
-      </w:pPr>
-      <w:r>
-        <w:t xml:space="preserve">But that cost is uncertain. If the pound rises further, the cost rises. If the pound falls, the cost falls.</w:t>
-      </w:r>
-    </w:p>
-    <w:bookmarkEnd w:id="46"/>
-    <w:bookmarkStart w:id="47" w:name="forward-market-hedge"/>
-    <w:p>
-      <w:pPr>
-        <w:pStyle w:val="Heading4"/>
-      </w:pPr>
-      <w:r>
-        <w:t xml:space="preserve">10.4.8.2 Forward Market Hedge</w:t>
-      </w:r>
-    </w:p>
-    <w:p>
-      <w:pPr>
-        <w:pStyle w:val="FirstParagraph"/>
-      </w:pPr>
-      <w:r>
-        <w:t xml:space="preserve">To hedge a GBP payable, Ganado must</w:t>
-      </w:r>
-      <w:r>
-        <w:t xml:space="preserve"> </w:t>
-      </w:r>
-      <w:r>
-        <w:rPr>
-          <w:b/>
-          <w:bCs/>
-        </w:rPr>
-        <w:t xml:space="preserve">buy GBP forward</w:t>
-      </w:r>
-      <w:r>
-        <w:t xml:space="preserve">.</w:t>
-      </w:r>
-    </w:p>
-    <w:p>
-      <w:pPr>
-        <w:pStyle w:val="BodyText"/>
-      </w:pPr>
-      <w:r>
-        <w:t xml:space="preserve">At the 90-day forward rate:</w:t>
-      </w:r>
-    </w:p>
-    <w:p>
-      <w:pPr>
-        <w:pStyle w:val="BodyText"/>
-      </w:pPr>
-      <m:oMathPara>
-        <m:oMathParaPr>
-          <m:jc m:val="center"/>
-        </m:oMathParaPr>
-        <m:oMath>
-          <m:r>
-            <m:rPr>
-              <m:nor/>
-              <m:sty m:val="p"/>
-            </m:rPr>
-            <m:t>USD </m:t>
-          </m:r>
-          <m:r>
-            <m:t>1.7540</m:t>
-          </m:r>
-          <m:r>
-            <m:rPr>
-              <m:sty m:val="p"/>
-            </m:rPr>
-            <m:t>=</m:t>
-          </m:r>
-          <m:r>
-            <m:rPr>
-              <m:nor/>
-              <m:sty m:val="p"/>
-            </m:rPr>
-            <m:t>GBP </m:t>
-          </m:r>
-          <m:r>
-            <m:t>1.00</m:t>
-          </m:r>
-        </m:oMath>
-      </m:oMathPara>
-    </w:p>
-    <w:p>
-      <w:pPr>
-        <w:pStyle w:val="FirstParagraph"/>
-      </w:pPr>
-      <w:r>
-        <w:t xml:space="preserve">the certain dollar cost becomes:</w:t>
-      </w:r>
-    </w:p>
-    <w:p>
-      <w:pPr>
-        <w:pStyle w:val="BodyText"/>
-      </w:pPr>
-      <m:oMathPara>
-        <m:oMathParaPr>
-          <m:jc m:val="center"/>
-        </m:oMathParaPr>
-        <m:oMath>
-          <m:r>
-            <m:rPr>
-              <m:nor/>
-              <m:sty m:val="p"/>
-            </m:rPr>
-            <m:t>GBP </m:t>
-          </m:r>
-          <m:r>
-            <m:t>1</m:t>
-          </m:r>
-          <m:r>
-            <m:rPr>
-              <m:sty m:val="p"/>
-            </m:rPr>
-            <m:t>,</m:t>
-          </m:r>
-          <m:r>
-            <m:t>000</m:t>
-          </m:r>
-          <m:r>
-            <m:rPr>
-              <m:sty m:val="p"/>
-            </m:rPr>
-            <m:t>,</m:t>
-          </m:r>
-          <m:r>
-            <m:t>000</m:t>
-          </m:r>
-          <m:r>
-            <m:rPr>
-              <m:sty m:val="p"/>
-            </m:rPr>
-            <m:t>×</m:t>
-          </m:r>
-          <m:r>
-            <m:rPr>
-              <m:nor/>
-              <m:sty m:val="p"/>
-            </m:rPr>
-            <m:t>USD </m:t>
-          </m:r>
-          <m:r>
-            <m:t>1.7540</m:t>
-          </m:r>
-          <m:r>
-            <m:rPr>
-              <m:sty m:val="p"/>
-            </m:rPr>
-            <m:t>=</m:t>
-          </m:r>
-          <m:r>
-            <m:rPr>
-              <m:nor/>
-              <m:sty m:val="p"/>
-            </m:rPr>
-            <m:t>USD </m:t>
-          </m:r>
-          <m:r>
-            <m:t>1</m:t>
-          </m:r>
-          <m:r>
-            <m:rPr>
-              <m:sty m:val="p"/>
-            </m:rPr>
-            <m:t>,</m:t>
-          </m:r>
-          <m:r>
-            <m:t>754</m:t>
-          </m:r>
-          <m:r>
-            <m:rPr>
-              <m:sty m:val="p"/>
-            </m:rPr>
-            <m:t>,</m:t>
-          </m:r>
-          <m:r>
-            <m:t>000</m:t>
-          </m:r>
-        </m:oMath>
-      </m:oMathPara>
-    </w:p>
-    <w:p>
-      <w:pPr>
-        <w:pStyle w:val="FirstParagraph"/>
-      </w:pPr>
-      <w:r>
-        <w:t xml:space="preserve">This is certain and, in the chapter’s example, lower than the expected unhedged cost based on the forecast spot rate.</w:t>
-      </w:r>
-    </w:p>
-    <w:bookmarkEnd w:id="47"/>
-    <w:bookmarkStart w:id="48" w:name="money-market-hedge"/>
-    <w:p>
-      <w:pPr>
-        <w:pStyle w:val="Heading4"/>
-      </w:pPr>
-      <w:r>
-        <w:t xml:space="preserve">10.4.8.3 Money Market Hedge</w:t>
-      </w:r>
-    </w:p>
-    <w:p>
-      <w:pPr>
-        <w:pStyle w:val="FirstParagraph"/>
-      </w:pPr>
-      <w:r>
-        <w:t xml:space="preserve">For a payable, the money market hedge reverses direction from the receivable case. Ganado must:</w:t>
-      </w:r>
-    </w:p>
-    <w:p>
-      <w:pPr>
-        <w:pStyle w:val="Compact"/>
-        <w:numPr>
-          <w:ilvl w:val="0"/>
-          <w:numId w:val="1021"/>
-        </w:numPr>
-      </w:pPr>
-      <w:r>
-        <w:t xml:space="preserve">buy pounds spot today,</w:t>
-      </w:r>
-    </w:p>
-    <w:p>
-      <w:pPr>
-        <w:pStyle w:val="Compact"/>
-        <w:numPr>
-          <w:ilvl w:val="0"/>
-          <w:numId w:val="1021"/>
-        </w:numPr>
-      </w:pPr>
-      <w:r>
-        <w:t xml:space="preserve">invest them for 90 days in a GBP account, and</w:t>
-      </w:r>
-    </w:p>
-    <w:p>
-      <w:pPr>
-        <w:pStyle w:val="Compact"/>
-        <w:numPr>
-          <w:ilvl w:val="0"/>
-          <w:numId w:val="1021"/>
         </w:numPr>
       </w:pPr>
       <w:r>
@@ -9018,8 +7950,8 @@
         <w:t xml:space="preserve">So in this specific example, the money market hedge is more expensive than the forward hedge.</w:t>
       </w:r>
     </w:p>
-    <w:bookmarkEnd w:id="48"/>
-    <w:bookmarkStart w:id="49" w:name="option-hedge"/>
+    <w:bookmarkEnd w:id="50"/>
+    <w:bookmarkStart w:id="51" w:name="option-hedge"/>
     <w:p>
       <w:pPr>
         <w:pStyle w:val="Heading4"/>
@@ -9461,8 +8393,8 @@
         <w:t xml:space="preserve">If the pound is below the strike at maturity, Ganado lets the call expire and buys GBP in the cheaper spot market, still having paid the premium.</w:t>
       </w:r>
     </w:p>
-    <w:bookmarkEnd w:id="49"/>
-    <w:bookmarkStart w:id="50" w:name="strategy-choice"/>
+    <w:bookmarkEnd w:id="51"/>
+    <w:bookmarkStart w:id="52" w:name="strategy-choice"/>
     <w:p>
       <w:pPr>
         <w:pStyle w:val="Heading4"/>
@@ -9760,7 +8692,7 @@
         <w:pStyle w:val="Compact"/>
         <w:numPr>
           <w:ilvl w:val="0"/>
-          <w:numId w:val="1022"/>
+          <w:numId w:val="1021"/>
         </w:numPr>
       </w:pPr>
       <w:r>
@@ -9807,6 +8739,152 @@
       </w:r>
       <w:r>
         <w:t xml:space="preserve">.</w:t>
+      </w:r>
+    </w:p>
+    <w:p>
+      <w:pPr>
+        <w:pStyle w:val="Compact"/>
+        <w:numPr>
+          <w:ilvl w:val="0"/>
+          <w:numId w:val="1021"/>
+        </w:numPr>
+      </w:pPr>
+      <w:r>
+        <w:t xml:space="preserve">For a</w:t>
+      </w:r>
+      <w:r>
+        <w:t xml:space="preserve"> </w:t>
+      </w:r>
+      <w:r>
+        <w:rPr>
+          <w:b/>
+          <w:bCs/>
+        </w:rPr>
+        <w:t xml:space="preserve">payable</w:t>
+      </w:r>
+      <w:r>
+        <w:t xml:space="preserve">, a firm fears appreciation of the foreign currency and may use a</w:t>
+      </w:r>
+      <w:r>
+        <w:t xml:space="preserve"> </w:t>
+      </w:r>
+      <w:r>
+        <w:rPr>
+          <w:b/>
+          <w:bCs/>
+        </w:rPr>
+        <w:t xml:space="preserve">call</w:t>
+      </w:r>
+      <w:r>
+        <w:t xml:space="preserve"> </w:t>
+      </w:r>
+      <w:r>
+        <w:t xml:space="preserve">or</w:t>
+      </w:r>
+      <w:r>
+        <w:t xml:space="preserve"> </w:t>
+      </w:r>
+      <w:r>
+        <w:rPr>
+          <w:b/>
+          <w:bCs/>
+        </w:rPr>
+        <w:t xml:space="preserve">buy forward</w:t>
+      </w:r>
+      <w:r>
+        <w:t xml:space="preserve">.</w:t>
+      </w:r>
+    </w:p>
+    <w:bookmarkEnd w:id="52"/>
+    <w:bookmarkEnd w:id="53"/>
+    <w:bookmarkEnd w:id="54"/>
+    <w:bookmarkStart w:id="61" w:name="X20b1c6596c5e000c15db5007deba8dcaaf34c07"/>
+    <w:p>
+      <w:pPr>
+        <w:pStyle w:val="Heading2"/>
+      </w:pPr>
+      <w:r>
+        <w:t xml:space="preserve">10.5 Transaction Exposure Management in Practice</w:t>
+      </w:r>
+    </w:p>
+    <w:p>
+      <w:pPr>
+        <w:pStyle w:val="FirstParagraph"/>
+      </w:pPr>
+      <w:r>
+        <w:t xml:space="preserve">The theory of hedging is tidy. Practice is not. Firms differ widely in what they hedge, how far out they hedge, how much they hedge, and which instruments they are willing to use.</w:t>
+      </w:r>
+    </w:p>
+    <w:p>
+      <w:pPr>
+        <w:pStyle w:val="BodyText"/>
+      </w:pPr>
+      <w:r>
+        <w:t xml:space="preserve">A key line from the chapter is worth emphasizing:</w:t>
+      </w:r>
+      <w:r>
+        <w:t xml:space="preserve"> </w:t>
+      </w:r>
+      <w:r>
+        <w:rPr>
+          <w:b/>
+          <w:bCs/>
+        </w:rPr>
+        <w:t xml:space="preserve">there are as many different approaches to transaction exposure management as there are firms.</w:t>
+      </w:r>
+    </w:p>
+    <w:bookmarkStart w:id="55" w:name="which-goals"/>
+    <w:p>
+      <w:pPr>
+        <w:pStyle w:val="Heading3"/>
+      </w:pPr>
+      <w:r>
+        <w:t xml:space="preserve">10.5.1 Which Goals</w:t>
+      </w:r>
+    </w:p>
+    <w:p>
+      <w:pPr>
+        <w:pStyle w:val="FirstParagraph"/>
+      </w:pPr>
+      <w:r>
+        <w:t xml:space="preserve">Most treasury departments are not structured as profit centers. They are normally viewed as</w:t>
+      </w:r>
+      <w:r>
+        <w:t xml:space="preserve"> </w:t>
+      </w:r>
+      <w:r>
+        <w:rPr>
+          <w:b/>
+          <w:bCs/>
+        </w:rPr>
+        <w:t xml:space="preserve">cost centers</w:t>
+      </w:r>
+      <w:r>
+        <w:t xml:space="preserve"> </w:t>
+      </w:r>
+      <w:r>
+        <w:t xml:space="preserve">or</w:t>
+      </w:r>
+      <w:r>
+        <w:t xml:space="preserve"> </w:t>
+      </w:r>
+      <w:r>
+        <w:rPr>
+          <w:b/>
+          <w:bCs/>
+        </w:rPr>
+        <w:t xml:space="preserve">service centers</w:t>
+      </w:r>
+      <w:r>
+        <w:t xml:space="preserve">. That means the treasury’s job is not usually to make money by betting on exchange rates. Its job is to protect the firm’s cash flows and support operations.</w:t>
+      </w:r>
+    </w:p>
+    <w:p>
+      <w:pPr>
+        <w:pStyle w:val="BodyText"/>
+      </w:pPr>
+      <w:r>
+        <w:t xml:space="preserve">Common practical goals include:</w:t>
       </w:r>
     </w:p>
     <w:p>
@@ -9818,141 +8896,154 @@
         </w:numPr>
       </w:pPr>
       <w:r>
-        <w:t xml:space="preserve">For a</w:t>
-      </w:r>
-      <w:r>
-        <w:t xml:space="preserve"> </w:t>
-      </w:r>
-      <w:r>
-        <w:rPr>
-          <w:b/>
-          <w:bCs/>
-        </w:rPr>
-        <w:t xml:space="preserve">payable</w:t>
-      </w:r>
-      <w:r>
-        <w:t xml:space="preserve">, a firm fears appreciation of the foreign currency and may use a</w:t>
-      </w:r>
-      <w:r>
-        <w:t xml:space="preserve"> </w:t>
-      </w:r>
-      <w:r>
-        <w:rPr>
-          <w:b/>
-          <w:bCs/>
-        </w:rPr>
-        <w:t xml:space="preserve">call</w:t>
-      </w:r>
-      <w:r>
-        <w:t xml:space="preserve"> </w:t>
-      </w:r>
-      <w:r>
-        <w:t xml:space="preserve">or</w:t>
-      </w:r>
-      <w:r>
-        <w:t xml:space="preserve"> </w:t>
-      </w:r>
-      <w:r>
-        <w:rPr>
-          <w:b/>
-          <w:bCs/>
-        </w:rPr>
-        <w:t xml:space="preserve">buy forward</w:t>
+        <w:t xml:space="preserve">reducing exchange-rate-induced volatility in earnings,</w:t>
+      </w:r>
+    </w:p>
+    <w:p>
+      <w:pPr>
+        <w:pStyle w:val="Compact"/>
+        <w:numPr>
+          <w:ilvl w:val="0"/>
+          <w:numId w:val="1022"/>
+        </w:numPr>
+      </w:pPr>
+      <w:r>
+        <w:t xml:space="preserve">protecting budget rates and operating margins,</w:t>
+      </w:r>
+    </w:p>
+    <w:p>
+      <w:pPr>
+        <w:pStyle w:val="Compact"/>
+        <w:numPr>
+          <w:ilvl w:val="0"/>
+          <w:numId w:val="1022"/>
+        </w:numPr>
+      </w:pPr>
+      <w:r>
+        <w:t xml:space="preserve">increasing predictability of future cash flows,</w:t>
+      </w:r>
+    </w:p>
+    <w:p>
+      <w:pPr>
+        <w:pStyle w:val="Compact"/>
+        <w:numPr>
+          <w:ilvl w:val="0"/>
+          <w:numId w:val="1022"/>
+        </w:numPr>
+      </w:pPr>
+      <w:r>
+        <w:t xml:space="preserve">reducing the chance of financial distress,</w:t>
+      </w:r>
+    </w:p>
+    <w:p>
+      <w:pPr>
+        <w:pStyle w:val="Compact"/>
+        <w:numPr>
+          <w:ilvl w:val="0"/>
+          <w:numId w:val="1022"/>
+        </w:numPr>
+      </w:pPr>
+      <w:r>
+        <w:t xml:space="preserve">supporting debt servicing capacity, and</w:t>
+      </w:r>
+    </w:p>
+    <w:p>
+      <w:pPr>
+        <w:pStyle w:val="Compact"/>
+        <w:numPr>
+          <w:ilvl w:val="0"/>
+          <w:numId w:val="1022"/>
+        </w:numPr>
+      </w:pPr>
+      <w:r>
+        <w:t xml:space="preserve">smoothing reported results.</w:t>
+      </w:r>
+    </w:p>
+    <w:p>
+      <w:pPr>
+        <w:pStyle w:val="FirstParagraph"/>
+      </w:pPr>
+      <w:r>
+        <w:t xml:space="preserve">In public companies especially,</w:t>
+      </w:r>
+      <w:r>
+        <w:t xml:space="preserve"> </w:t>
+      </w:r>
+      <w:r>
+        <w:rPr>
+          <w:b/>
+          <w:bCs/>
+        </w:rPr>
+        <w:t xml:space="preserve">earnings smoothing</w:t>
+      </w:r>
+      <w:r>
+        <w:t xml:space="preserve"> </w:t>
+      </w:r>
+      <w:r>
+        <w:t xml:space="preserve">is often a major objective. Investors prefer more stable and predictable earnings, and firms often believe a sensible hedging program can reduce earnings volatility.</w:t>
+      </w:r>
+    </w:p>
+    <w:p>
+      <w:pPr>
+        <w:pStyle w:val="BodyText"/>
+      </w:pPr>
+      <w:r>
+        <w:t xml:space="preserve">This point also explains why many firms hedge over a horizon linked to budgeting. If the budgeting process is quarterly or annual, treasury often thinks in those same windows.</w:t>
+      </w:r>
+    </w:p>
+    <w:bookmarkEnd w:id="55"/>
+    <w:bookmarkStart w:id="56" w:name="which-transaction-exposures"/>
+    <w:p>
+      <w:pPr>
+        <w:pStyle w:val="Heading3"/>
+      </w:pPr>
+      <w:r>
+        <w:t xml:space="preserve">10.5.2 Which Transaction Exposures</w:t>
+      </w:r>
+    </w:p>
+    <w:p>
+      <w:pPr>
+        <w:pStyle w:val="FirstParagraph"/>
+      </w:pPr>
+      <w:r>
+        <w:t xml:space="preserve">In practice, firms increasingly hedge not only</w:t>
+      </w:r>
+      <w:r>
+        <w:t xml:space="preserve"> </w:t>
+      </w:r>
+      <w:r>
+        <w:rPr>
+          <w:b/>
+          <w:bCs/>
+        </w:rPr>
+        <w:t xml:space="preserve">existing on-balance-sheet exposures</w:t>
+      </w:r>
+      <w:r>
+        <w:t xml:space="preserve"> </w:t>
+      </w:r>
+      <w:r>
+        <w:t xml:space="preserve">but also some</w:t>
+      </w:r>
+      <w:r>
+        <w:t xml:space="preserve"> </w:t>
+      </w:r>
+      <w:r>
+        <w:rPr>
+          <w:b/>
+          <w:bCs/>
+        </w:rPr>
+        <w:t xml:space="preserve">anticipated exposures</w:t>
       </w:r>
       <w:r>
         <w:t xml:space="preserve">.</w:t>
       </w:r>
     </w:p>
-    <w:bookmarkEnd w:id="50"/>
-    <w:bookmarkEnd w:id="51"/>
-    <w:bookmarkEnd w:id="52"/>
-    <w:bookmarkStart w:id="59" w:name="X20b1c6596c5e000c15db5007deba8dcaaf34c07"/>
-    <w:p>
-      <w:pPr>
-        <w:pStyle w:val="Heading2"/>
-      </w:pPr>
-      <w:r>
-        <w:t xml:space="preserve">10.5 Transaction Exposure Management in Practice</w:t>
-      </w:r>
-    </w:p>
-    <w:p>
-      <w:pPr>
-        <w:pStyle w:val="FirstParagraph"/>
-      </w:pPr>
-      <w:r>
-        <w:t xml:space="preserve">The theory of hedging is tidy. Practice is not. Firms differ widely in what they hedge, how far out they hedge, how much they hedge, and which instruments they are willing to use.</w:t>
-      </w:r>
-    </w:p>
     <w:p>
       <w:pPr>
         <w:pStyle w:val="BodyText"/>
       </w:pPr>
       <w:r>
-        <w:t xml:space="preserve">A key line from the chapter is worth emphasizing:</w:t>
-      </w:r>
-      <w:r>
-        <w:t xml:space="preserve"> </w:t>
-      </w:r>
-      <w:r>
-        <w:rPr>
-          <w:b/>
-          <w:bCs/>
-        </w:rPr>
-        <w:t xml:space="preserve">there are as many different approaches to transaction exposure management as there are firms.</w:t>
-      </w:r>
-    </w:p>
-    <w:bookmarkStart w:id="53" w:name="which-goals"/>
-    <w:p>
-      <w:pPr>
-        <w:pStyle w:val="Heading3"/>
-      </w:pPr>
-      <w:r>
-        <w:t xml:space="preserve">10.5.1 Which Goals</w:t>
-      </w:r>
-    </w:p>
-    <w:p>
-      <w:pPr>
-        <w:pStyle w:val="FirstParagraph"/>
-      </w:pPr>
-      <w:r>
-        <w:t xml:space="preserve">Most treasury departments are not structured as profit centers. They are normally viewed as</w:t>
-      </w:r>
-      <w:r>
-        <w:t xml:space="preserve"> </w:t>
-      </w:r>
-      <w:r>
-        <w:rPr>
-          <w:b/>
-          <w:bCs/>
-        </w:rPr>
-        <w:t xml:space="preserve">cost centers</w:t>
-      </w:r>
-      <w:r>
-        <w:t xml:space="preserve"> </w:t>
-      </w:r>
-      <w:r>
-        <w:t xml:space="preserve">or</w:t>
-      </w:r>
-      <w:r>
-        <w:t xml:space="preserve"> </w:t>
-      </w:r>
-      <w:r>
-        <w:rPr>
-          <w:b/>
-          <w:bCs/>
-        </w:rPr>
-        <w:t xml:space="preserve">service centers</w:t>
-      </w:r>
-      <w:r>
-        <w:t xml:space="preserve">. That means the treasury’s job is not usually to make money by betting on exchange rates. Its job is to protect the firm’s cash flows and support operations.</w:t>
-      </w:r>
-    </w:p>
-    <w:p>
-      <w:pPr>
-        <w:pStyle w:val="BodyText"/>
-      </w:pPr>
-      <w:r>
-        <w:t xml:space="preserve">Common practical goals include:</w:t>
+        <w:t xml:space="preserve">Historically, many firms prohibited hedging anything not yet booked. The logic was conservative:</w:t>
       </w:r>
     </w:p>
     <w:p>
@@ -9964,7 +9055,7 @@
         </w:numPr>
       </w:pPr>
       <w:r>
-        <w:t xml:space="preserve">reducing exchange-rate-induced volatility in earnings,</w:t>
+        <w:t xml:space="preserve">an unbooked transaction may never occur,</w:t>
       </w:r>
     </w:p>
     <w:p>
@@ -9976,7 +9067,7 @@
         </w:numPr>
       </w:pPr>
       <w:r>
-        <w:t xml:space="preserve">protecting budget rates and operating margins,</w:t>
+        <w:t xml:space="preserve">but a derivative contract certainly will exist once entered,</w:t>
       </w:r>
     </w:p>
     <w:p>
@@ -9988,43 +9079,7 @@
         </w:numPr>
       </w:pPr>
       <w:r>
-        <w:t xml:space="preserve">increasing predictability of future cash flows,</w:t>
-      </w:r>
-    </w:p>
-    <w:p>
-      <w:pPr>
-        <w:pStyle w:val="Compact"/>
-        <w:numPr>
-          <w:ilvl w:val="0"/>
-          <w:numId w:val="1023"/>
-        </w:numPr>
-      </w:pPr>
-      <w:r>
-        <w:t xml:space="preserve">reducing the chance of financial distress,</w:t>
-      </w:r>
-    </w:p>
-    <w:p>
-      <w:pPr>
-        <w:pStyle w:val="Compact"/>
-        <w:numPr>
-          <w:ilvl w:val="0"/>
-          <w:numId w:val="1023"/>
-        </w:numPr>
-      </w:pPr>
-      <w:r>
-        <w:t xml:space="preserve">supporting debt servicing capacity, and</w:t>
-      </w:r>
-    </w:p>
-    <w:p>
-      <w:pPr>
-        <w:pStyle w:val="Compact"/>
-        <w:numPr>
-          <w:ilvl w:val="0"/>
-          <w:numId w:val="1023"/>
-        </w:numPr>
-      </w:pPr>
-      <w:r>
-        <w:t xml:space="preserve">smoothing reported results.</w:t>
+        <w:t xml:space="preserve">so the hedge itself may become an unwanted speculative position if the forecasted transaction disappears.</w:t>
       </w:r>
     </w:p>
     <w:p>
@@ -10032,86 +9087,7 @@
         <w:pStyle w:val="FirstParagraph"/>
       </w:pPr>
       <w:r>
-        <w:t xml:space="preserve">In public companies especially,</w:t>
-      </w:r>
-      <w:r>
-        <w:t xml:space="preserve"> </w:t>
-      </w:r>
-      <w:r>
-        <w:rPr>
-          <w:b/>
-          <w:bCs/>
-        </w:rPr>
-        <w:t xml:space="preserve">earnings smoothing</w:t>
-      </w:r>
-      <w:r>
-        <w:t xml:space="preserve"> </w:t>
-      </w:r>
-      <w:r>
-        <w:t xml:space="preserve">is often a major objective. Investors prefer more stable and predictable earnings, and firms often believe a sensible hedging program can reduce earnings volatility.</w:t>
-      </w:r>
-    </w:p>
-    <w:p>
-      <w:pPr>
-        <w:pStyle w:val="BodyText"/>
-      </w:pPr>
-      <w:r>
-        <w:t xml:space="preserve">This point also explains why many firms hedge over a horizon linked to budgeting. If the budgeting process is quarterly or annual, treasury often thinks in those same windows.</w:t>
-      </w:r>
-    </w:p>
-    <w:bookmarkEnd w:id="53"/>
-    <w:bookmarkStart w:id="54" w:name="which-transaction-exposures"/>
-    <w:p>
-      <w:pPr>
-        <w:pStyle w:val="Heading3"/>
-      </w:pPr>
-      <w:r>
-        <w:t xml:space="preserve">10.5.2 Which Transaction Exposures</w:t>
-      </w:r>
-    </w:p>
-    <w:p>
-      <w:pPr>
-        <w:pStyle w:val="FirstParagraph"/>
-      </w:pPr>
-      <w:r>
-        <w:t xml:space="preserve">In practice, firms increasingly hedge not only</w:t>
-      </w:r>
-      <w:r>
-        <w:t xml:space="preserve"> </w:t>
-      </w:r>
-      <w:r>
-        <w:rPr>
-          <w:b/>
-          <w:bCs/>
-        </w:rPr>
-        <w:t xml:space="preserve">existing on-balance-sheet exposures</w:t>
-      </w:r>
-      <w:r>
-        <w:t xml:space="preserve"> </w:t>
-      </w:r>
-      <w:r>
-        <w:t xml:space="preserve">but also some</w:t>
-      </w:r>
-      <w:r>
-        <w:t xml:space="preserve"> </w:t>
-      </w:r>
-      <w:r>
-        <w:rPr>
-          <w:b/>
-          <w:bCs/>
-        </w:rPr>
-        <w:t xml:space="preserve">anticipated exposures</w:t>
-      </w:r>
-      <w:r>
-        <w:t xml:space="preserve">.</w:t>
-      </w:r>
-    </w:p>
-    <w:p>
-      <w:pPr>
-        <w:pStyle w:val="BodyText"/>
-      </w:pPr>
-      <w:r>
-        <w:t xml:space="preserve">Historically, many firms prohibited hedging anything not yet booked. The logic was conservative:</w:t>
+        <w:t xml:space="preserve">Even so, many firms now hedge highly probable anticipated transactions, especially when they arise from:</w:t>
       </w:r>
     </w:p>
     <w:p>
@@ -10123,7 +9099,17 @@
         </w:numPr>
       </w:pPr>
       <w:r>
-        <w:t xml:space="preserve">an unbooked transaction may never occur,</w:t>
+        <w:rPr>
+          <w:b/>
+          <w:bCs/>
+        </w:rPr>
+        <w:t xml:space="preserve">Contractual exposures</w:t>
+      </w:r>
+      <w:r>
+        <w:t xml:space="preserve"> </w:t>
+      </w:r>
+      <w:r>
+        <w:t xml:space="preserve">under ongoing commercial agreements, and</w:t>
       </w:r>
     </w:p>
     <w:p>
@@ -10135,19 +9121,17 @@
         </w:numPr>
       </w:pPr>
       <w:r>
-        <w:t xml:space="preserve">but a derivative contract certainly will exist once entered,</w:t>
-      </w:r>
-    </w:p>
-    <w:p>
-      <w:pPr>
-        <w:pStyle w:val="Compact"/>
-        <w:numPr>
-          <w:ilvl w:val="0"/>
-          <w:numId w:val="1024"/>
-        </w:numPr>
-      </w:pPr>
-      <w:r>
-        <w:t xml:space="preserve">so the hedge itself may become an unwanted speculative position if the forecasted transaction disappears.</w:t>
+        <w:rPr>
+          <w:b/>
+          <w:bCs/>
+        </w:rPr>
+        <w:t xml:space="preserve">Intra-firm transactions</w:t>
+      </w:r>
+      <w:r>
+        <w:t xml:space="preserve"> </w:t>
+      </w:r>
+      <w:r>
+        <w:t xml:space="preserve">between parent and subsidiary or between subsidiaries.</w:t>
       </w:r>
     </w:p>
     <w:p>
@@ -10155,58 +9139,6 @@
         <w:pStyle w:val="FirstParagraph"/>
       </w:pPr>
       <w:r>
-        <w:t xml:space="preserve">Even so, many firms now hedge highly probable anticipated transactions, especially when they arise from:</w:t>
-      </w:r>
-    </w:p>
-    <w:p>
-      <w:pPr>
-        <w:pStyle w:val="Compact"/>
-        <w:numPr>
-          <w:ilvl w:val="0"/>
-          <w:numId w:val="1025"/>
-        </w:numPr>
-      </w:pPr>
-      <w:r>
-        <w:rPr>
-          <w:b/>
-          <w:bCs/>
-        </w:rPr>
-        <w:t xml:space="preserve">Contractual exposures</w:t>
-      </w:r>
-      <w:r>
-        <w:t xml:space="preserve"> </w:t>
-      </w:r>
-      <w:r>
-        <w:t xml:space="preserve">under ongoing commercial agreements, and</w:t>
-      </w:r>
-    </w:p>
-    <w:p>
-      <w:pPr>
-        <w:pStyle w:val="Compact"/>
-        <w:numPr>
-          <w:ilvl w:val="0"/>
-          <w:numId w:val="1025"/>
-        </w:numPr>
-      </w:pPr>
-      <w:r>
-        <w:rPr>
-          <w:b/>
-          <w:bCs/>
-        </w:rPr>
-        <w:t xml:space="preserve">Intra-firm transactions</w:t>
-      </w:r>
-      <w:r>
-        <w:t xml:space="preserve"> </w:t>
-      </w:r>
-      <w:r>
-        <w:t xml:space="preserve">between parent and subsidiary or between subsidiaries.</w:t>
-      </w:r>
-    </w:p>
-    <w:p>
-      <w:pPr>
-        <w:pStyle w:val="FirstParagraph"/>
-      </w:pPr>
-      <w:r>
         <w:t xml:space="preserve">For example, if a company ships to a foreign customer every 90 days under a multi-year supply contract, future receivables are not yet booked, but their likelihood is high. Many firms treat those as hedgeable anticipated exposures.</w:t>
       </w:r>
     </w:p>
@@ -10218,8 +9150,8 @@
         <w:t xml:space="preserve">The same is true for global supply chains. Intra-company shipments and transfer-pricing arrangements often generate regular, predictable cross-border flows. Those too may be hedged.</w:t>
       </w:r>
     </w:p>
-    <w:bookmarkEnd w:id="54"/>
-    <w:bookmarkStart w:id="55" w:name="what-levels-of-exposure-cover"/>
+    <w:bookmarkEnd w:id="56"/>
+    <w:bookmarkStart w:id="57" w:name="what-levels-of-exposure-cover"/>
     <w:p>
       <w:pPr>
         <w:pStyle w:val="Heading3"/>
@@ -10380,7 +9312,7 @@
         <w:pStyle w:val="Compact"/>
         <w:numPr>
           <w:ilvl w:val="0"/>
-          <w:numId w:val="1026"/>
+          <w:numId w:val="1025"/>
         </w:numPr>
       </w:pPr>
       <w:r>
@@ -10392,7 +9324,7 @@
         <w:pStyle w:val="Compact"/>
         <w:numPr>
           <w:ilvl w:val="0"/>
-          <w:numId w:val="1026"/>
+          <w:numId w:val="1025"/>
         </w:numPr>
       </w:pPr>
       <w:r>
@@ -10428,8 +9360,8 @@
         <w:t xml:space="preserve">A further implication is worth stating clearly: once firms hedge only part of an exposure and then decide selectively what to hedge beyond that, they are implicitly expressing a market view. That is one reason proportional hedging can shade into selective hedging and, at times, into speculation.</w:t>
       </w:r>
     </w:p>
-    <w:bookmarkEnd w:id="55"/>
-    <w:bookmarkStart w:id="58" w:name="which-hedging-instruments-and-structures"/>
+    <w:bookmarkEnd w:id="57"/>
+    <w:bookmarkStart w:id="60" w:name="which-hedging-instruments-and-structures"/>
     <w:p>
       <w:pPr>
         <w:pStyle w:val="Heading3"/>
@@ -10467,7 +9399,7 @@
         <w:t xml:space="preserve">A simplified representation of the survey results is:</w:t>
       </w:r>
     </w:p>
-    <w:bookmarkStart w:id="56" w:name="hedging-practices"/>
+    <w:bookmarkStart w:id="58" w:name="hedging-practices"/>
     <w:p>
       <w:pPr>
         <w:pStyle w:val="Heading4"/>
@@ -10640,8 +9572,8 @@
         </w:tc>
       </w:tr>
     </w:tbl>
-    <w:bookmarkEnd w:id="56"/>
-    <w:bookmarkStart w:id="57" w:name="hedging-instruments"/>
+    <w:bookmarkEnd w:id="58"/>
+    <w:bookmarkStart w:id="59" w:name="hedging-instruments"/>
     <w:p>
       <w:pPr>
         <w:pStyle w:val="Heading4"/>
@@ -10820,11 +9752,77 @@
         <w:pStyle w:val="Compact"/>
         <w:numPr>
           <w:ilvl w:val="0"/>
-          <w:numId w:val="1027"/>
+          <w:numId w:val="1026"/>
         </w:numPr>
       </w:pPr>
       <w:r>
         <w:t xml:space="preserve">They are simple.</w:t>
+      </w:r>
+    </w:p>
+    <w:p>
+      <w:pPr>
+        <w:pStyle w:val="Compact"/>
+        <w:numPr>
+          <w:ilvl w:val="0"/>
+          <w:numId w:val="1026"/>
+        </w:numPr>
+      </w:pPr>
+      <w:r>
+        <w:t xml:space="preserve">They are familiar.</w:t>
+      </w:r>
+    </w:p>
+    <w:p>
+      <w:pPr>
+        <w:pStyle w:val="Compact"/>
+        <w:numPr>
+          <w:ilvl w:val="0"/>
+          <w:numId w:val="1026"/>
+        </w:numPr>
+      </w:pPr>
+      <w:r>
+        <w:t xml:space="preserve">They require no up-front premium.</w:t>
+      </w:r>
+    </w:p>
+    <w:p>
+      <w:pPr>
+        <w:pStyle w:val="Compact"/>
+        <w:numPr>
+          <w:ilvl w:val="0"/>
+          <w:numId w:val="1026"/>
+        </w:numPr>
+      </w:pPr>
+      <w:r>
+        <w:t xml:space="preserve">They provide certainty.</w:t>
+      </w:r>
+    </w:p>
+    <w:p>
+      <w:pPr>
+        <w:pStyle w:val="Compact"/>
+        <w:numPr>
+          <w:ilvl w:val="0"/>
+          <w:numId w:val="1026"/>
+        </w:numPr>
+      </w:pPr>
+      <w:r>
+        <w:t xml:space="preserve">They fit well with clearly identified receivables and payables.</w:t>
+      </w:r>
+    </w:p>
+    <w:p>
+      <w:pPr>
+        <w:pStyle w:val="FirstParagraph"/>
+      </w:pPr>
+      <w:r>
+        <w:rPr>
+          <w:b/>
+          <w:bCs/>
+        </w:rPr>
+        <w:t xml:space="preserve">Options are used much less frequently.</w:t>
+      </w:r>
+      <w:r>
+        <w:t xml:space="preserve"> </w:t>
+      </w:r>
+      <w:r>
+        <w:t xml:space="preserve">The chapter gives three standard reasons:</w:t>
       </w:r>
     </w:p>
     <w:p>
@@ -10836,7 +9834,17 @@
         </w:numPr>
       </w:pPr>
       <w:r>
-        <w:t xml:space="preserve">They are familiar.</w:t>
+        <w:rPr>
+          <w:b/>
+          <w:bCs/>
+        </w:rPr>
+        <w:t xml:space="preserve">Cost</w:t>
+      </w:r>
+      <w:r>
+        <w:t xml:space="preserve"> </w:t>
+      </w:r>
+      <w:r>
+        <w:t xml:space="preserve">- premiums can be significant.</w:t>
       </w:r>
     </w:p>
     <w:p>
@@ -10848,7 +9856,17 @@
         </w:numPr>
       </w:pPr>
       <w:r>
-        <w:t xml:space="preserve">They require no up-front premium.</w:t>
+        <w:rPr>
+          <w:b/>
+          <w:bCs/>
+        </w:rPr>
+        <w:t xml:space="preserve">Complexity</w:t>
+      </w:r>
+      <w:r>
+        <w:t xml:space="preserve"> </w:t>
+      </w:r>
+      <w:r>
+        <w:t xml:space="preserve">- many managers prefer simpler instruments.</w:t>
       </w:r>
     </w:p>
     <w:p>
@@ -10860,19 +9878,17 @@
         </w:numPr>
       </w:pPr>
       <w:r>
-        <w:t xml:space="preserve">They provide certainty.</w:t>
-      </w:r>
-    </w:p>
-    <w:p>
-      <w:pPr>
-        <w:pStyle w:val="Compact"/>
-        <w:numPr>
-          <w:ilvl w:val="0"/>
-          <w:numId w:val="1027"/>
-        </w:numPr>
-      </w:pPr>
-      <w:r>
-        <w:t xml:space="preserve">They fit well with clearly identified receivables and payables.</w:t>
+        <w:rPr>
+          <w:b/>
+          <w:bCs/>
+        </w:rPr>
+        <w:t xml:space="preserve">Bounded protection only</w:t>
+      </w:r>
+      <w:r>
+        <w:t xml:space="preserve"> </w:t>
+      </w:r>
+      <w:r>
+        <w:t xml:space="preserve">- options protect against one side of the distribution, but not always at the cheapest total cost.</w:t>
       </w:r>
     </w:p>
     <w:p>
@@ -10880,17 +9896,15 @@
         <w:pStyle w:val="FirstParagraph"/>
       </w:pPr>
       <w:r>
-        <w:rPr>
-          <w:b/>
-          <w:bCs/>
-        </w:rPr>
-        <w:t xml:space="preserve">Options are used much less frequently.</w:t>
-      </w:r>
-      <w:r>
-        <w:t xml:space="preserve"> </w:t>
-      </w:r>
-      <w:r>
-        <w:t xml:space="preserve">The chapter gives three standard reasons:</w:t>
+        <w:t xml:space="preserve">This is especially important in classroom discussion. Students often assume options are always superior because they preserve upside. In reality, many firms view the premium as too expensive relative to the margin on the underlying sale.</w:t>
+      </w:r>
+    </w:p>
+    <w:p>
+      <w:pPr>
+        <w:pStyle w:val="BodyText"/>
+      </w:pPr>
+      <w:r>
+        <w:t xml:space="preserve">The chapter also notes two practical forward-contract rules seen in many firms:</w:t>
       </w:r>
     </w:p>
     <w:p>
@@ -10902,17 +9916,23 @@
         </w:numPr>
       </w:pPr>
       <w:r>
-        <w:rPr>
-          <w:b/>
-          <w:bCs/>
-        </w:rPr>
-        <w:t xml:space="preserve">Cost</w:t>
-      </w:r>
-      <w:r>
-        <w:t xml:space="preserve"> </w:t>
-      </w:r>
-      <w:r>
-        <w:t xml:space="preserve">- premiums can be significant.</w:t>
+        <w:t xml:space="preserve">If a forward locks in a favorable accounting or settlement outcome,</w:t>
+      </w:r>
+      <w:r>
+        <w:t xml:space="preserve"> </w:t>
+      </w:r>
+      <w:r>
+        <w:rPr>
+          <w:b/>
+          <w:bCs/>
+        </w:rPr>
+        <w:t xml:space="preserve">100% cover</w:t>
+      </w:r>
+      <w:r>
+        <w:t xml:space="preserve"> </w:t>
+      </w:r>
+      <w:r>
+        <w:t xml:space="preserve">is often required.</w:t>
       </w:r>
     </w:p>
     <w:p>
@@ -10924,39 +9944,20 @@
         </w:numPr>
       </w:pPr>
       <w:r>
-        <w:rPr>
-          <w:b/>
-          <w:bCs/>
-        </w:rPr>
-        <w:t xml:space="preserve">Complexity</w:t>
-      </w:r>
-      <w:r>
-        <w:t xml:space="preserve"> </w:t>
-      </w:r>
-      <w:r>
-        <w:t xml:space="preserve">- many managers prefer simpler instruments.</w:t>
-      </w:r>
-    </w:p>
-    <w:p>
-      <w:pPr>
-        <w:pStyle w:val="Compact"/>
-        <w:numPr>
-          <w:ilvl w:val="0"/>
-          <w:numId w:val="1028"/>
-        </w:numPr>
-      </w:pPr>
-      <w:r>
-        <w:rPr>
-          <w:b/>
-          <w:bCs/>
-        </w:rPr>
-        <w:t xml:space="preserve">Bounded protection only</w:t>
-      </w:r>
-      <w:r>
-        <w:t xml:space="preserve"> </w:t>
-      </w:r>
-      <w:r>
-        <w:t xml:space="preserve">- options protect against one side of the distribution, but not always at the cheapest total cost.</w:t>
+        <w:t xml:space="preserve">If the forward premium or discount is small, firms are often willing to use a</w:t>
+      </w:r>
+      <w:r>
+        <w:t xml:space="preserve"> </w:t>
+      </w:r>
+      <w:r>
+        <w:rPr>
+          <w:b/>
+          <w:bCs/>
+        </w:rPr>
+        <w:t xml:space="preserve">high level of forward cover</w:t>
+      </w:r>
+      <w:r>
+        <w:t xml:space="preserve">.</w:t>
       </w:r>
     </w:p>
     <w:p>
@@ -10964,15 +9965,45 @@
         <w:pStyle w:val="FirstParagraph"/>
       </w:pPr>
       <w:r>
-        <w:t xml:space="preserve">This is especially important in classroom discussion. Students often assume options are always superior because they preserve upside. In reality, many firms view the premium as too expensive relative to the margin on the underlying sale.</w:t>
+        <w:t xml:space="preserve">So the practical conclusion is quite strong:</w:t>
       </w:r>
     </w:p>
     <w:p>
       <w:pPr>
         <w:pStyle w:val="BodyText"/>
       </w:pPr>
-      <w:r>
-        <w:t xml:space="preserve">The chapter also notes two practical forward-contract rules seen in many firms:</w:t>
+      <m:oMathPara>
+        <m:oMathParaPr>
+          <m:jc m:val="center"/>
+        </m:oMathParaPr>
+        <m:oMath>
+          <m:r>
+            <m:rPr>
+              <m:nor/>
+              <m:sty m:val="p"/>
+            </m:rPr>
+            <m:t>In real-world treasury practice, forwards remain the primary instrument for transaction exposure management.</m:t>
+          </m:r>
+        </m:oMath>
+      </m:oMathPara>
+    </w:p>
+    <w:p>
+      <w:r>
+        <w:pict>
+          <v:rect style="width:0;height:1.5pt" o:hralign="center" o:hrstd="t" o:hr="t"/>
+        </w:pict>
+      </w:r>
+    </w:p>
+    <w:p>
+      <w:pPr>
+        <w:pStyle w:val="FirstParagraph"/>
+      </w:pPr>
+      <w:r>
+        <w:rPr>
+          <w:b/>
+          <w:bCs/>
+        </w:rPr>
+        <w:t xml:space="preserve">Key Takeaways for Chapter 10</w:t>
       </w:r>
     </w:p>
     <w:p>
@@ -10984,23 +10015,49 @@
         </w:numPr>
       </w:pPr>
       <w:r>
-        <w:t xml:space="preserve">If a forward locks in a favorable accounting or settlement outcome,</w:t>
-      </w:r>
-      <w:r>
-        <w:t xml:space="preserve"> </w:t>
-      </w:r>
-      <w:r>
-        <w:rPr>
-          <w:b/>
-          <w:bCs/>
-        </w:rPr>
-        <w:t xml:space="preserve">100% cover</w:t>
-      </w:r>
-      <w:r>
-        <w:t xml:space="preserve"> </w:t>
-      </w:r>
-      <w:r>
-        <w:t xml:space="preserve">is often required.</w:t>
+        <w:t xml:space="preserve">A firm faces</w:t>
+      </w:r>
+      <w:r>
+        <w:t xml:space="preserve"> </w:t>
+      </w:r>
+      <w:r>
+        <w:rPr>
+          <w:b/>
+          <w:bCs/>
+        </w:rPr>
+        <w:t xml:space="preserve">transaction</w:t>
+      </w:r>
+      <w:r>
+        <w:t xml:space="preserve">,</w:t>
+      </w:r>
+      <w:r>
+        <w:t xml:space="preserve"> </w:t>
+      </w:r>
+      <w:r>
+        <w:rPr>
+          <w:b/>
+          <w:bCs/>
+        </w:rPr>
+        <w:t xml:space="preserve">translation</w:t>
+      </w:r>
+      <w:r>
+        <w:t xml:space="preserve">, and</w:t>
+      </w:r>
+      <w:r>
+        <w:t xml:space="preserve"> </w:t>
+      </w:r>
+      <w:r>
+        <w:rPr>
+          <w:b/>
+          <w:bCs/>
+        </w:rPr>
+        <w:t xml:space="preserve">operating</w:t>
+      </w:r>
+      <w:r>
+        <w:t xml:space="preserve"> </w:t>
+      </w:r>
+      <w:r>
+        <w:t xml:space="preserve">exposure, but transaction exposure is the one most directly tied to already-contracted foreign-currency cash flows.</w:t>
       </w:r>
     </w:p>
     <w:p>
@@ -11012,66 +10069,20 @@
         </w:numPr>
       </w:pPr>
       <w:r>
-        <w:t xml:space="preserve">If the forward premium or discount is small, firms are often willing to use a</w:t>
-      </w:r>
-      <w:r>
-        <w:t xml:space="preserve"> </w:t>
-      </w:r>
-      <w:r>
-        <w:rPr>
-          <w:b/>
-          <w:bCs/>
-        </w:rPr>
-        <w:t xml:space="preserve">high level of forward cover</w:t>
-      </w:r>
-      <w:r>
-        <w:t xml:space="preserve">.</w:t>
-      </w:r>
-    </w:p>
-    <w:p>
-      <w:pPr>
-        <w:pStyle w:val="FirstParagraph"/>
-      </w:pPr>
-      <w:r>
-        <w:t xml:space="preserve">So the practical conclusion is quite strong:</w:t>
-      </w:r>
-    </w:p>
-    <w:p>
-      <w:pPr>
-        <w:pStyle w:val="BodyText"/>
-      </w:pPr>
-      <m:oMathPara>
-        <m:oMathParaPr>
-          <m:jc m:val="center"/>
-        </m:oMathParaPr>
-        <m:oMath>
-          <m:r>
-            <m:rPr>
-              <m:nor/>
-              <m:sty m:val="p"/>
-            </m:rPr>
-            <m:t>In real-world treasury practice, forwards remain the primary instrument for transaction exposure management.</m:t>
-          </m:r>
-        </m:oMath>
-      </m:oMathPara>
-    </w:p>
-    <w:p>
-      <w:r>
-        <w:pict>
-          <v:rect style="width:0;height:1.5pt" o:hralign="center" o:hrstd="t" o:hr="t"/>
-        </w:pict>
-      </w:r>
-    </w:p>
-    <w:p>
-      <w:pPr>
-        <w:pStyle w:val="FirstParagraph"/>
-      </w:pPr>
-      <w:r>
-        <w:rPr>
-          <w:b/>
-          <w:bCs/>
-        </w:rPr>
-        <w:t xml:space="preserve">Key Takeaways for Chapter 10</w:t>
+        <w:t xml:space="preserve">Hedging generally</w:t>
+      </w:r>
+      <w:r>
+        <w:t xml:space="preserve"> </w:t>
+      </w:r>
+      <w:r>
+        <w:rPr>
+          <w:b/>
+          <w:bCs/>
+        </w:rPr>
+        <w:t xml:space="preserve">reduces risk</w:t>
+      </w:r>
+      <w:r>
+        <w:t xml:space="preserve">, not expected value.</w:t>
       </w:r>
     </w:p>
     <w:p>
@@ -11079,53 +10090,24 @@
         <w:pStyle w:val="Compact"/>
         <w:numPr>
           <w:ilvl w:val="0"/>
-          <w:numId w:val="1030"/>
+          <w:numId w:val="1029"/>
         </w:numPr>
       </w:pPr>
       <w:r>
-        <w:t xml:space="preserve">A firm faces</w:t>
-      </w:r>
-      <w:r>
-        <w:t xml:space="preserve"> </w:t>
-      </w:r>
-      <w:r>
-        <w:rPr>
-          <w:b/>
-          <w:bCs/>
-        </w:rPr>
-        <w:t xml:space="preserve">transaction</w:t>
-      </w:r>
-      <w:r>
-        <w:t xml:space="preserve">,</w:t>
-      </w:r>
-      <w:r>
-        <w:t xml:space="preserve"> </w:t>
-      </w:r>
-      <w:r>
-        <w:rPr>
-          <w:b/>
-          <w:bCs/>
-        </w:rPr>
-        <w:t xml:space="preserve">translation</w:t>
-      </w:r>
-      <w:r>
-        <w:t xml:space="preserve">, and</w:t>
-      </w:r>
-      <w:r>
-        <w:t xml:space="preserve"> </w:t>
-      </w:r>
-      <w:r>
-        <w:rPr>
-          <w:b/>
-          <w:bCs/>
-        </w:rPr>
-        <w:t xml:space="preserve">operating</w:t>
-      </w:r>
-      <w:r>
-        <w:t xml:space="preserve"> </w:t>
-      </w:r>
-      <w:r>
-        <w:t xml:space="preserve">exposure, but transaction exposure is the one most directly tied to already-contracted foreign-currency cash flows.</w:t>
+        <w:t xml:space="preserve">Transaction exposure commonly arises from</w:t>
+      </w:r>
+      <w:r>
+        <w:t xml:space="preserve"> </w:t>
+      </w:r>
+      <w:r>
+        <w:rPr>
+          <w:b/>
+          <w:bCs/>
+        </w:rPr>
+        <w:t xml:space="preserve">foreign-currency receivables, payables, loans, and derivative contracts</w:t>
+      </w:r>
+      <w:r>
+        <w:t xml:space="preserve">.</w:t>
       </w:r>
     </w:p>
     <w:p>
@@ -11133,24 +10115,24 @@
         <w:pStyle w:val="Compact"/>
         <w:numPr>
           <w:ilvl w:val="0"/>
-          <w:numId w:val="1030"/>
+          <w:numId w:val="1029"/>
         </w:numPr>
       </w:pPr>
       <w:r>
-        <w:t xml:space="preserve">Hedging generally</w:t>
-      </w:r>
-      <w:r>
-        <w:t xml:space="preserve"> </w:t>
-      </w:r>
-      <w:r>
-        <w:rPr>
-          <w:b/>
-          <w:bCs/>
-        </w:rPr>
-        <w:t xml:space="preserve">reduces risk</w:t>
-      </w:r>
-      <w:r>
-        <w:t xml:space="preserve">, not expected value.</w:t>
+        <w:t xml:space="preserve">The major contractual hedges are</w:t>
+      </w:r>
+      <w:r>
+        <w:t xml:space="preserve"> </w:t>
+      </w:r>
+      <w:r>
+        <w:rPr>
+          <w:b/>
+          <w:bCs/>
+        </w:rPr>
+        <w:t xml:space="preserve">forwards, money market hedges, and options</w:t>
+      </w:r>
+      <w:r>
+        <w:t xml:space="preserve">.</w:t>
       </w:r>
     </w:p>
     <w:p>
@@ -11158,21 +10140,34 @@
         <w:pStyle w:val="Compact"/>
         <w:numPr>
           <w:ilvl w:val="0"/>
-          <w:numId w:val="1030"/>
+          <w:numId w:val="1029"/>
         </w:numPr>
       </w:pPr>
       <w:r>
-        <w:t xml:space="preserve">Transaction exposure commonly arises from</w:t>
-      </w:r>
-      <w:r>
-        <w:t xml:space="preserve"> </w:t>
-      </w:r>
-      <w:r>
-        <w:rPr>
-          <w:b/>
-          <w:bCs/>
-        </w:rPr>
-        <w:t xml:space="preserve">foreign-currency receivables, payables, loans, and derivative contracts</w:t>
+        <w:t xml:space="preserve">For a</w:t>
+      </w:r>
+      <w:r>
+        <w:t xml:space="preserve"> </w:t>
+      </w:r>
+      <w:r>
+        <w:rPr>
+          <w:b/>
+          <w:bCs/>
+        </w:rPr>
+        <w:t xml:space="preserve">receivable</w:t>
+      </w:r>
+      <w:r>
+        <w:t xml:space="preserve">, the firm often sells the foreign currency forward or buys a</w:t>
+      </w:r>
+      <w:r>
+        <w:t xml:space="preserve"> </w:t>
+      </w:r>
+      <w:r>
+        <w:rPr>
+          <w:b/>
+          <w:bCs/>
+        </w:rPr>
+        <w:t xml:space="preserve">put</w:t>
       </w:r>
       <w:r>
         <w:t xml:space="preserve">.</w:t>
@@ -11183,21 +10178,34 @@
         <w:pStyle w:val="Compact"/>
         <w:numPr>
           <w:ilvl w:val="0"/>
-          <w:numId w:val="1030"/>
+          <w:numId w:val="1029"/>
         </w:numPr>
       </w:pPr>
       <w:r>
-        <w:t xml:space="preserve">The major contractual hedges are</w:t>
-      </w:r>
-      <w:r>
-        <w:t xml:space="preserve"> </w:t>
-      </w:r>
-      <w:r>
-        <w:rPr>
-          <w:b/>
-          <w:bCs/>
-        </w:rPr>
-        <w:t xml:space="preserve">forwards, money market hedges, and options</w:t>
+        <w:t xml:space="preserve">For a</w:t>
+      </w:r>
+      <w:r>
+        <w:t xml:space="preserve"> </w:t>
+      </w:r>
+      <w:r>
+        <w:rPr>
+          <w:b/>
+          <w:bCs/>
+        </w:rPr>
+        <w:t xml:space="preserve">payable</w:t>
+      </w:r>
+      <w:r>
+        <w:t xml:space="preserve">, the firm often buys the foreign currency forward or buys a</w:t>
+      </w:r>
+      <w:r>
+        <w:t xml:space="preserve"> </w:t>
+      </w:r>
+      <w:r>
+        <w:rPr>
+          <w:b/>
+          <w:bCs/>
+        </w:rPr>
+        <w:t xml:space="preserve">call</w:t>
       </w:r>
       <w:r>
         <w:t xml:space="preserve">.</w:t>
@@ -11208,34 +10216,21 @@
         <w:pStyle w:val="Compact"/>
         <w:numPr>
           <w:ilvl w:val="0"/>
-          <w:numId w:val="1030"/>
+          <w:numId w:val="1029"/>
         </w:numPr>
       </w:pPr>
       <w:r>
-        <w:t xml:space="preserve">For a</w:t>
-      </w:r>
-      <w:r>
-        <w:t xml:space="preserve"> </w:t>
-      </w:r>
-      <w:r>
-        <w:rPr>
-          <w:b/>
-          <w:bCs/>
-        </w:rPr>
-        <w:t xml:space="preserve">receivable</w:t>
-      </w:r>
-      <w:r>
-        <w:t xml:space="preserve">, the firm often sells the foreign currency forward or buys a</w:t>
-      </w:r>
-      <w:r>
-        <w:t xml:space="preserve"> </w:t>
-      </w:r>
-      <w:r>
-        <w:rPr>
-          <w:b/>
-          <w:bCs/>
-        </w:rPr>
-        <w:t xml:space="preserve">put</w:t>
+        <w:t xml:space="preserve">In practice, treasury decisions depend on</w:t>
+      </w:r>
+      <w:r>
+        <w:t xml:space="preserve"> </w:t>
+      </w:r>
+      <w:r>
+        <w:rPr>
+          <w:b/>
+          <w:bCs/>
+        </w:rPr>
+        <w:t xml:space="preserve">risk tolerance, expected exchange-rate movement, hedging cost, and corporate policy</w:t>
       </w:r>
       <w:r>
         <w:t xml:space="preserve">.</w:t>
@@ -11246,73 +10241,10 @@
         <w:pStyle w:val="Compact"/>
         <w:numPr>
           <w:ilvl w:val="0"/>
-          <w:numId w:val="1030"/>
+          <w:numId w:val="1029"/>
         </w:numPr>
       </w:pPr>
       <w:r>
-        <w:t xml:space="preserve">For a</w:t>
-      </w:r>
-      <w:r>
-        <w:t xml:space="preserve"> </w:t>
-      </w:r>
-      <w:r>
-        <w:rPr>
-          <w:b/>
-          <w:bCs/>
-        </w:rPr>
-        <w:t xml:space="preserve">payable</w:t>
-      </w:r>
-      <w:r>
-        <w:t xml:space="preserve">, the firm often buys the foreign currency forward or buys a</w:t>
-      </w:r>
-      <w:r>
-        <w:t xml:space="preserve"> </w:t>
-      </w:r>
-      <w:r>
-        <w:rPr>
-          <w:b/>
-          <w:bCs/>
-        </w:rPr>
-        <w:t xml:space="preserve">call</w:t>
-      </w:r>
-      <w:r>
-        <w:t xml:space="preserve">.</w:t>
-      </w:r>
-    </w:p>
-    <w:p>
-      <w:pPr>
-        <w:pStyle w:val="Compact"/>
-        <w:numPr>
-          <w:ilvl w:val="0"/>
-          <w:numId w:val="1030"/>
-        </w:numPr>
-      </w:pPr>
-      <w:r>
-        <w:t xml:space="preserve">In practice, treasury decisions depend on</w:t>
-      </w:r>
-      <w:r>
-        <w:t xml:space="preserve"> </w:t>
-      </w:r>
-      <w:r>
-        <w:rPr>
-          <w:b/>
-          <w:bCs/>
-        </w:rPr>
-        <w:t xml:space="preserve">risk tolerance, expected exchange-rate movement, hedging cost, and corporate policy</w:t>
-      </w:r>
-      <w:r>
-        <w:t xml:space="preserve">.</w:t>
-      </w:r>
-    </w:p>
-    <w:p>
-      <w:pPr>
-        <w:pStyle w:val="Compact"/>
-        <w:numPr>
-          <w:ilvl w:val="0"/>
-          <w:numId w:val="1030"/>
-        </w:numPr>
-      </w:pPr>
-      <w:r>
         <w:t xml:space="preserve">Real firms hedge unevenly, but</w:t>
       </w:r>
       <w:r>
@@ -11332,10 +10264,10 @@
         <w:t xml:space="preserve">practice.</w:t>
       </w:r>
     </w:p>
-    <w:bookmarkEnd w:id="57"/>
-    <w:bookmarkEnd w:id="58"/>
     <w:bookmarkEnd w:id="59"/>
     <w:bookmarkEnd w:id="60"/>
+    <w:bookmarkEnd w:id="61"/>
+    <w:bookmarkEnd w:id="62"/>
     <w:sectPr>
       <w:footnotePr>
         <w:numRestart w:val="eachSect"/>
@@ -11734,9 +10666,6 @@
     <w:abstractNumId w:val="991"/>
   </w:num>
   <w:num w:numId="1015">
-    <w:abstractNumId w:val="991"/>
-  </w:num>
-  <w:num w:numId="1016">
     <w:abstractNumId w:val="99411"/>
     <w:lvlOverride w:ilvl="0">
       <w:startOverride w:val="1"/>
@@ -11766,8 +10695,38 @@
       <w:startOverride w:val="1"/>
     </w:lvlOverride>
   </w:num>
+  <w:num w:numId="1016">
+    <w:abstractNumId w:val="991"/>
+  </w:num>
   <w:num w:numId="1017">
-    <w:abstractNumId w:val="991"/>
+    <w:abstractNumId w:val="99411"/>
+    <w:lvlOverride w:ilvl="0">
+      <w:startOverride w:val="1"/>
+    </w:lvlOverride>
+    <w:lvlOverride w:ilvl="1">
+      <w:startOverride w:val="1"/>
+    </w:lvlOverride>
+    <w:lvlOverride w:ilvl="2">
+      <w:startOverride w:val="1"/>
+    </w:lvlOverride>
+    <w:lvlOverride w:ilvl="3">
+      <w:startOverride w:val="1"/>
+    </w:lvlOverride>
+    <w:lvlOverride w:ilvl="4">
+      <w:startOverride w:val="1"/>
+    </w:lvlOverride>
+    <w:lvlOverride w:ilvl="5">
+      <w:startOverride w:val="1"/>
+    </w:lvlOverride>
+    <w:lvlOverride w:ilvl="6">
+      <w:startOverride w:val="1"/>
+    </w:lvlOverride>
+    <w:lvlOverride w:ilvl="7">
+      <w:startOverride w:val="1"/>
+    </w:lvlOverride>
+    <w:lvlOverride w:ilvl="8">
+      <w:startOverride w:val="1"/>
+    </w:lvlOverride>
   </w:num>
   <w:num w:numId="1018">
     <w:abstractNumId w:val="99411"/>
@@ -11800,6 +10759,9 @@
     </w:lvlOverride>
   </w:num>
   <w:num w:numId="1019">
+    <w:abstractNumId w:val="991"/>
+  </w:num>
+  <w:num w:numId="1020">
     <w:abstractNumId w:val="99411"/>
     <w:lvlOverride w:ilvl="0">
       <w:startOverride w:val="1"/>
@@ -11829,10 +10791,16 @@
       <w:startOverride w:val="1"/>
     </w:lvlOverride>
   </w:num>
-  <w:num w:numId="1020">
+  <w:num w:numId="1021">
     <w:abstractNumId w:val="991"/>
   </w:num>
-  <w:num w:numId="1021">
+  <w:num w:numId="1022">
+    <w:abstractNumId w:val="991"/>
+  </w:num>
+  <w:num w:numId="1023">
+    <w:abstractNumId w:val="991"/>
+  </w:num>
+  <w:num w:numId="1024">
     <w:abstractNumId w:val="99411"/>
     <w:lvlOverride w:ilvl="0">
       <w:startOverride w:val="1"/>
@@ -11862,16 +10830,13 @@
       <w:startOverride w:val="1"/>
     </w:lvlOverride>
   </w:num>
-  <w:num w:numId="1022">
+  <w:num w:numId="1025">
     <w:abstractNumId w:val="991"/>
   </w:num>
-  <w:num w:numId="1023">
+  <w:num w:numId="1026">
     <w:abstractNumId w:val="991"/>
   </w:num>
-  <w:num w:numId="1024">
-    <w:abstractNumId w:val="991"/>
-  </w:num>
-  <w:num w:numId="1025">
+  <w:num w:numId="1027">
     <w:abstractNumId w:val="99411"/>
     <w:lvlOverride w:ilvl="0">
       <w:startOverride w:val="1"/>
@@ -11900,12 +10865,6 @@
     <w:lvlOverride w:ilvl="8">
       <w:startOverride w:val="1"/>
     </w:lvlOverride>
-  </w:num>
-  <w:num w:numId="1026">
-    <w:abstractNumId w:val="991"/>
-  </w:num>
-  <w:num w:numId="1027">
-    <w:abstractNumId w:val="991"/>
   </w:num>
   <w:num w:numId="1028">
     <w:abstractNumId w:val="99411"/>
@@ -11938,36 +10897,6 @@
     </w:lvlOverride>
   </w:num>
   <w:num w:numId="1029">
-    <w:abstractNumId w:val="99411"/>
-    <w:lvlOverride w:ilvl="0">
-      <w:startOverride w:val="1"/>
-    </w:lvlOverride>
-    <w:lvlOverride w:ilvl="1">
-      <w:startOverride w:val="1"/>
-    </w:lvlOverride>
-    <w:lvlOverride w:ilvl="2">
-      <w:startOverride w:val="1"/>
-    </w:lvlOverride>
-    <w:lvlOverride w:ilvl="3">
-      <w:startOverride w:val="1"/>
-    </w:lvlOverride>
-    <w:lvlOverride w:ilvl="4">
-      <w:startOverride w:val="1"/>
-    </w:lvlOverride>
-    <w:lvlOverride w:ilvl="5">
-      <w:startOverride w:val="1"/>
-    </w:lvlOverride>
-    <w:lvlOverride w:ilvl="6">
-      <w:startOverride w:val="1"/>
-    </w:lvlOverride>
-    <w:lvlOverride w:ilvl="7">
-      <w:startOverride w:val="1"/>
-    </w:lvlOverride>
-    <w:lvlOverride w:ilvl="8">
-      <w:startOverride w:val="1"/>
-    </w:lvlOverride>
-  </w:num>
-  <w:num w:numId="1030">
     <w:abstractNumId w:val="991"/>
   </w:num>
 </w:numbering>

--- a/docs/lectures/Chapter10_Lecture_Math_Compliant.docx
+++ b/docs/lectures/Chapter10_Lecture_Math_Compliant.docx
@@ -23,7 +23,7 @@
         <w:pStyle w:val="Date"/>
       </w:pPr>
       <w:r>
-        <w:t xml:space="preserve">2026-03-29</w:t>
+        <w:t xml:space="preserve">2026-03-31</w:t>
       </w:r>
     </w:p>
     <w:sdt>
@@ -5553,7 +5553,7 @@
         <w:pStyle w:val="FirstParagraph"/>
       </w:pPr>
       <w:r>
-        <w:t xml:space="preserve">The text also calculates the break-even investment rate that would make the two methods equivalent.</w:t>
+        <w:t xml:space="preserve">We can also calculate the break-even investment rate that would make the two methods equivalent.</w:t>
       </w:r>
     </w:p>
     <w:p>
@@ -5956,7 +5956,23 @@
         <w:t xml:space="preserve">put option on GBP</w:t>
       </w:r>
       <w:r>
-        <w:t xml:space="preserve">. It can buy a 90-day put on</w:t>
+        <w:t xml:space="preserve">. Remember, a</w:t>
+      </w:r>
+      <w:r>
+        <w:t xml:space="preserve"> </w:t>
+      </w:r>
+      <w:r>
+        <w:rPr>
+          <w:b/>
+          <w:bCs/>
+        </w:rPr>
+        <w:t xml:space="preserve">put</w:t>
+      </w:r>
+      <w:r>
+        <w:t xml:space="preserve"> </w:t>
+      </w:r>
+      <w:r>
+        <w:t xml:space="preserve">is the right (but not the obligation) to sell an asset at a particular price at some point in the future. It can buy a 90-day put on</w:t>
       </w:r>
       <w:r>
         <w:t xml:space="preserve"> </w:t>
@@ -6473,6 +6489,26 @@
         </m:oMath>
       </m:oMathPara>
     </w:p>
+    <w:p>
+      <w:pPr>
+        <w:pStyle w:val="FirstParagraph"/>
+      </w:pPr>
+      <w:r>
+        <w:rPr>
+          <w:b/>
+          <w:bCs/>
+        </w:rPr>
+        <w:t xml:space="preserve">Why do we let the put expire if the price is above the strike price at maturity?</w:t>
+      </w:r>
+    </w:p>
+    <w:p>
+      <w:pPr>
+        <w:pStyle w:val="BodyText"/>
+      </w:pPr>
+      <w:r>
+        <w:t xml:space="preserve">Remember that if the USD goes higher relative to the pound, that means that the dollar is weakening and it takes more dollars to buy 1 GB pound. That is profit for US firms, or at least more USD per GBP.</w:t>
+      </w:r>
+    </w:p>
     <w:bookmarkEnd w:id="44"/>
     <w:bookmarkStart w:id="45" w:name="if-the-pound-falls-below-the-strike"/>
     <w:p>
@@ -6757,6 +6793,10 @@
         <w:pStyle w:val="FirstParagraph"/>
       </w:pPr>
       <w:r>
+        <w:rPr>
+          <w:b/>
+          <w:bCs/>
+        </w:rPr>
         <w:t xml:space="preserve">That floor is lower than the certainty offered by the forward or money market hedge in this example, but the option preserves upside beyond the strike.</w:t>
       </w:r>
     </w:p>
@@ -7135,7 +7175,7 @@
         <w:pStyle w:val="FirstParagraph"/>
       </w:pPr>
       <w:r>
-        <w:t xml:space="preserve">The choice is therefore not mechanical. It depends on two decision criteria that appear repeatedly in this chapter and in the test bank:</w:t>
+        <w:t xml:space="preserve">The choice is therefore not mechanical. It depends on two decision criteria that the firm has to make:</w:t>
       </w:r>
     </w:p>
     <w:p>
@@ -7620,7 +7660,7 @@
         <w:pStyle w:val="FirstParagraph"/>
       </w:pPr>
       <w:r>
-        <w:t xml:space="preserve">This is certain and, in the chapter’s example, lower than the expected unhedged cost based on the forecast spot rate.</w:t>
+        <w:t xml:space="preserve">This is certain and, in this example, lower than the expected unhedged cost based on the forecast spot rate.</w:t>
       </w:r>
     </w:p>
     <w:bookmarkEnd w:id="49"/>
@@ -7978,7 +8018,7 @@
         <w:t xml:space="preserve">call option on GBP</w:t>
       </w:r>
       <w:r>
-        <w:t xml:space="preserve">.</w:t>
+        <w:t xml:space="preserve">. As a reminder, a **call* is the right, but not the obligation, to buy and asset, at a set price, sometime in the future.</w:t>
       </w:r>
     </w:p>
     <w:p>
@@ -8709,7 +8749,7 @@
         <w:t xml:space="preserve">receivable</w:t>
       </w:r>
       <w:r>
-        <w:t xml:space="preserve">, a firm fears depreciation of the foreign currency and may use a</w:t>
+        <w:t xml:space="preserve">, a firm fears depreciation of the foreign currency/appreciation of the home currency and may use a</w:t>
       </w:r>
       <w:r>
         <w:t xml:space="preserve"> </w:t>
@@ -8763,7 +8803,7 @@
         <w:t xml:space="preserve">payable</w:t>
       </w:r>
       <w:r>
-        <w:t xml:space="preserve">, a firm fears appreciation of the foreign currency and may use a</w:t>
+        <w:t xml:space="preserve">, a firm fears appreciation of the foreign currency/depreciation of the home currency and may use a</w:t>
       </w:r>
       <w:r>
         <w:t xml:space="preserve"> </w:t>
@@ -8812,7 +8852,7 @@
         <w:pStyle w:val="FirstParagraph"/>
       </w:pPr>
       <w:r>
-        <w:t xml:space="preserve">The theory of hedging is tidy. Practice is not. Firms differ widely in what they hedge, how far out they hedge, how much they hedge, and which instruments they are willing to use.</w:t>
+        <w:t xml:space="preserve">The theory of hedging is clean. Practice is not. Firms differ widely in what they hedge, how far out they hedge, how much they hedge, and which instruments they are willing to use.</w:t>
       </w:r>
     </w:p>
     <w:p>
@@ -9349,7 +9389,7 @@
         <w:t xml:space="preserve">decreases</w:t>
       </w:r>
       <w:r>
-        <w:t xml:space="preserve">, not increases. This is a practical test-bank point.</w:t>
+        <w:t xml:space="preserve">, not increases.</w:t>
       </w:r>
     </w:p>
     <w:p>
@@ -9822,7 +9862,7 @@
         <w:t xml:space="preserve"> </w:t>
       </w:r>
       <w:r>
-        <w:t xml:space="preserve">The chapter gives three standard reasons:</w:t>
+        <w:t xml:space="preserve">Here are three standard reasons:</w:t>
       </w:r>
     </w:p>
     <w:p>
@@ -9896,7 +9936,7 @@
         <w:pStyle w:val="FirstParagraph"/>
       </w:pPr>
       <w:r>
-        <w:t xml:space="preserve">This is especially important in classroom discussion. Students often assume options are always superior because they preserve upside. In reality, many firms view the premium as too expensive relative to the margin on the underlying sale.</w:t>
+        <w:t xml:space="preserve">On face value, we may assume options are always superior because they preserve upside. In reality, many firms view the premium as too expensive relative to the margin on the underlying sale.</w:t>
       </w:r>
     </w:p>
     <w:p>

--- a/docs/lectures/Chapter10_Lecture_Math_Compliant.docx
+++ b/docs/lectures/Chapter10_Lecture_Math_Compliant.docx
@@ -23,7 +23,7 @@
         <w:pStyle w:val="Date"/>
       </w:pPr>
       <w:r>
-        <w:t xml:space="preserve">2026-03-31</w:t>
+        <w:t xml:space="preserve">2026-04-01</w:t>
       </w:r>
     </w:p>
     <w:sdt>
@@ -8018,7 +8018,23 @@
         <w:t xml:space="preserve">call option on GBP</w:t>
       </w:r>
       <w:r>
-        <w:t xml:space="preserve">. As a reminder, a **call* is the right, but not the obligation, to buy and asset, at a set price, sometime in the future.</w:t>
+        <w:t xml:space="preserve">. As a reminder, a</w:t>
+      </w:r>
+      <w:r>
+        <w:t xml:space="preserve"> </w:t>
+      </w:r>
+      <w:r>
+        <w:rPr>
+          <w:b/>
+          <w:bCs/>
+        </w:rPr>
+        <w:t xml:space="preserve">call</w:t>
+      </w:r>
+      <w:r>
+        <w:t xml:space="preserve"> </w:t>
+      </w:r>
+      <w:r>
+        <w:t xml:space="preserve">is the right, but not the obligation, to buy and asset, at a set price, sometime in the future.</w:t>
       </w:r>
     </w:p>
     <w:p>

--- a/docs/lectures/Chapter10_Lecture_Math_Compliant.docx
+++ b/docs/lectures/Chapter10_Lecture_Math_Compliant.docx
@@ -23,7 +23,7 @@
         <w:pStyle w:val="Date"/>
       </w:pPr>
       <w:r>
-        <w:t xml:space="preserve">2026-04-01</w:t>
+        <w:t xml:space="preserve">2026-04-05</w:t>
       </w:r>
     </w:p>
     <w:sdt>

--- a/docs/lectures/Chapter10_Lecture_Math_Compliant.docx
+++ b/docs/lectures/Chapter10_Lecture_Math_Compliant.docx
@@ -23,7 +23,7 @@
         <w:pStyle w:val="Date"/>
       </w:pPr>
       <w:r>
-        <w:t xml:space="preserve">2026-04-05</w:t>
+        <w:t xml:space="preserve">2026-04-07</w:t>
       </w:r>
     </w:p>
     <w:sdt>

--- a/docs/lectures/Chapter10_Lecture_Math_Compliant.docx
+++ b/docs/lectures/Chapter10_Lecture_Math_Compliant.docx
@@ -23,7 +23,7 @@
         <w:pStyle w:val="Date"/>
       </w:pPr>
       <w:r>
-        <w:t xml:space="preserve">2026-04-07</w:t>
+        <w:t xml:space="preserve">2026-04-13</w:t>
       </w:r>
     </w:p>
     <w:sdt>

--- a/docs/lectures/Chapter10_Lecture_Math_Compliant.docx
+++ b/docs/lectures/Chapter10_Lecture_Math_Compliant.docx
@@ -23,7 +23,7 @@
         <w:pStyle w:val="Date"/>
       </w:pPr>
       <w:r>
-        <w:t xml:space="preserve">2026-04-13</w:t>
+        <w:t xml:space="preserve">2026-04-14</w:t>
       </w:r>
     </w:p>
     <w:sdt>

--- a/docs/lectures/Chapter10_Lecture_Math_Compliant.docx
+++ b/docs/lectures/Chapter10_Lecture_Math_Compliant.docx
@@ -23,7 +23,7 @@
         <w:pStyle w:val="Date"/>
       </w:pPr>
       <w:r>
-        <w:t xml:space="preserve">2026-04-14</w:t>
+        <w:t xml:space="preserve">2026-04-16</w:t>
       </w:r>
     </w:p>
     <w:sdt>

--- a/docs/lectures/Chapter10_Lecture_Math_Compliant.docx
+++ b/docs/lectures/Chapter10_Lecture_Math_Compliant.docx
@@ -23,7 +23,7 @@
         <w:pStyle w:val="Date"/>
       </w:pPr>
       <w:r>
-        <w:t xml:space="preserve">2026-04-16</w:t>
+        <w:t xml:space="preserve">2026-04-19</w:t>
       </w:r>
     </w:p>
     <w:sdt>

--- a/docs/lectures/Chapter10_Lecture_Math_Compliant.docx
+++ b/docs/lectures/Chapter10_Lecture_Math_Compliant.docx
@@ -23,7 +23,7 @@
         <w:pStyle w:val="Date"/>
       </w:pPr>
       <w:r>
-        <w:t xml:space="preserve">2026-04-19</w:t>
+        <w:t xml:space="preserve">2026-04-20</w:t>
       </w:r>
     </w:p>
     <w:sdt>

--- a/docs/lectures/Chapter10_Lecture_Math_Compliant.docx
+++ b/docs/lectures/Chapter10_Lecture_Math_Compliant.docx
@@ -23,7 +23,7 @@
         <w:pStyle w:val="Date"/>
       </w:pPr>
       <w:r>
-        <w:t xml:space="preserve">2026-04-20</w:t>
+        <w:t xml:space="preserve">2026-04-22</w:t>
       </w:r>
     </w:p>
     <w:sdt>

--- a/docs/lectures/Chapter10_Lecture_Math_Compliant.docx
+++ b/docs/lectures/Chapter10_Lecture_Math_Compliant.docx
@@ -23,7 +23,7 @@
         <w:pStyle w:val="Date"/>
       </w:pPr>
       <w:r>
-        <w:t xml:space="preserve">2026-04-22</w:t>
+        <w:t xml:space="preserve">2026-04-23</w:t>
       </w:r>
     </w:p>
     <w:sdt>
